--- a/downloads/student/ai-7-week-30.docx
+++ b/downloads/student/ai-7-week-30.docx
@@ -777,6 +777,16 @@
     <w:p>
       <w:r>
         <w:t>Repeating this deterministic toy rule does not validate a learned model or establish ecological categories.</w:t>
+      </w:r>
+    </w:p>
+    <w:p>
+      <w:r>
+        <w:t>Read the labelled picture: Apply the inclusive four-character rule to oak, pine and willow. Which label changes under greater-than-four, and what method detail allows another team to reproduce the distinction?</w:t>
+      </w:r>
+    </w:p>
+    <w:p>
+      <w:r>
+        <w:t>Change one thing: Change the rule to length greater than 4. Predict the result before checking the explanation. What remains the same?</w:t>
       </w:r>
     </w:p>
     <w:p>
@@ -1875,6 +1885,187 @@
         <w:t>Attempt the independent case before hints. Record whether you worked alone, used a hint or followed a model. After feedback, fix the first unsupported step and explain why it changed. A later check uses a changed case, not a copied answer.</w:t>
       </w:r>
     </w:p>
+    <w:p>
+      <w:pPr>
+        <w:pStyle w:val="Heading1"/>
+      </w:pPr>
+      <w:r>
+        <w:t>15. Your lesson route</w:t>
+      </w:r>
+    </w:p>
+    <w:p>
+      <w:r>
+        <w:t>Start with this question: Methods that another team can repeat. A paper describes a toy string-classification experiment using a stated length rule.</w:t>
+      </w:r>
+    </w:p>
+    <w:tbl>
+      <w:tblPr>
+        <w:tblStyle w:val="LightShading-Accent1"/>
+        <w:tblW w:type="auto" w:w="0"/>
+        <w:tblLook w:firstColumn="1" w:firstRow="1" w:lastColumn="0" w:lastRow="0" w:noHBand="0" w:noVBand="1" w:val="04A0"/>
+      </w:tblPr>
+      <w:tblGrid>
+        <w:gridCol w:w="5112"/>
+        <w:gridCol w:w="5112"/>
+      </w:tblGrid>
+      <w:tr>
+        <w:trPr>
+          <w:tblHeader/>
+        </w:trPr>
+        <w:tc>
+          <w:tcPr>
+            <w:tcW w:type="dxa" w:w="5112"/>
+          </w:tcPr>
+          <w:p>
+            <w:r>
+              <w:t>By the end, I can</w:t>
+            </w:r>
+          </w:p>
+        </w:tc>
+        <w:tc>
+          <w:tcPr>
+            <w:tcW w:type="dxa" w:w="5112"/>
+          </w:tcPr>
+          <w:p>
+            <w:r>
+              <w:t>How I will show it</w:t>
+            </w:r>
+          </w:p>
+        </w:tc>
+      </w:tr>
+      <w:tr>
+        <w:tc>
+          <w:tcPr>
+            <w:tcW w:type="dxa" w:w="5112"/>
+          </w:tcPr>
+          <w:p>
+            <w:r>
+              <w:t>Explain the mechanism and terminology of writing the methods section</w:t>
+            </w:r>
+          </w:p>
+        </w:tc>
+        <w:tc>
+          <w:tcPr>
+            <w:tcW w:type="dxa" w:w="5112"/>
+          </w:tcPr>
+          <w:p>
+            <w:r>
+              <w:t>Explain the deciding step, show a trace or test, and state one limit.</w:t>
+            </w:r>
+          </w:p>
+        </w:tc>
+      </w:tr>
+      <w:tr>
+        <w:tc>
+          <w:tcPr>
+            <w:tcW w:type="dxa" w:w="5112"/>
+          </w:tcPr>
+          <w:p>
+            <w:r>
+              <w:t>Apply the stated procedure to a new case with a traceable result</w:t>
+            </w:r>
+          </w:p>
+        </w:tc>
+        <w:tc>
+          <w:tcPr>
+            <w:tcW w:type="dxa" w:w="5112"/>
+          </w:tcPr>
+          <w:p>
+            <w:r>
+              <w:t>Explain the deciding step, show a trace or test, and state one limit.</w:t>
+            </w:r>
+          </w:p>
+        </w:tc>
+      </w:tr>
+      <w:tr>
+        <w:tc>
+          <w:tcPr>
+            <w:tcW w:type="dxa" w:w="5112"/>
+          </w:tcPr>
+          <w:p>
+            <w:r>
+              <w:t>Identify an assumption or limitation and design a revealing follow-up</w:t>
+            </w:r>
+          </w:p>
+        </w:tc>
+        <w:tc>
+          <w:tcPr>
+            <w:tcW w:type="dxa" w:w="5112"/>
+          </w:tcPr>
+          <w:p>
+            <w:r>
+              <w:t>Explain the deciding step, show a trace or test, and state one limit.</w:t>
+            </w:r>
+          </w:p>
+        </w:tc>
+      </w:tr>
+    </w:tbl>
+    <w:p>
+      <w:r>
+        <w:t>Remember → watch and explain → try with help → investigate → try independently → keep project evidence. Your teacher may spread this lesson across several classes.</w:t>
+      </w:r>
+    </w:p>
+    <w:p>
+      <w:r>
+        <w:t>Keep your first prediction. Compare it with what the evidence shows and explain any change.</w:t>
+      </w:r>
+    </w:p>
+    <w:p>
+      <w:pPr>
+        <w:pStyle w:val="Heading1"/>
+      </w:pPr>
+      <w:r>
+        <w:t>16. Finish and return</w:t>
+      </w:r>
+    </w:p>
+    <w:p>
+      <w:r>
+        <w:t>Close your notes. Explain this goal in your own words: Explain the mechanism and terminology of writing the methods section</w:t>
+      </w:r>
+    </w:p>
+    <w:p>
+      <w:pPr>
+        <w:pStyle w:val="Heading3"/>
+      </w:pPr>
+      <w:r>
+        <w:t>My deciding step, evidence and one remaining question</w:t>
+      </w:r>
+    </w:p>
+    <w:p>
+      <w:r>
+        <w:t>________________________________________________________________</w:t>
+      </w:r>
+    </w:p>
+    <w:p>
+      <w:r>
+        <w:t>________________________________________________________________</w:t>
+      </w:r>
+    </w:p>
+    <w:p>
+      <w:r>
+        <w:t>________________________________________________________________</w:t>
+      </w:r>
+    </w:p>
+    <w:p>
+      <w:r>
+        <w:t>________________________________________________________________</w:t>
+      </w:r>
+    </w:p>
+    <w:p>
+      <w:r>
+        <w:t>________________________________________________________________</w:t>
+      </w:r>
+    </w:p>
+    <w:p>
+      <w:r>
+        <w:t>If you are unsure, return to the worked picture and explain one arrow. If you are ready, change an input or assumption and justify your prediction.</w:t>
+      </w:r>
+    </w:p>
+    <w:p>
+      <w:r>
+        <w:t>Save your workbook evidence. At the next review, try a different case before opening your old answer.</w:t>
+      </w:r>
+    </w:p>
     <w:sectPr>
       <w:pgSz w:w="12240" w:h="15840"/>
       <w:pgMar w:top="936" w:right="1008" w:bottom="936" w:left="1008" w:header="720" w:footer="720" w:gutter="0"/>

--- a/downloads/student/ai-7-week-30.docx
+++ b/downloads/student/ai-7-week-30.docx
@@ -2066,6 +2066,202 @@
         <w:t>Save your workbook evidence. At the next review, try a different case before opening your old answer.</w:t>
       </w:r>
     </w:p>
+    <w:p>
+      <w:pPr>
+        <w:pStyle w:val="Heading1"/>
+      </w:pPr>
+      <w:r>
+        <w:t>17. Supported practice, repair and portfolio</w:t>
+      </w:r>
+    </w:p>
+    <w:p>
+      <w:r>
+        <w:t>Use this supported practice once, in the browser or on paper. Keep the reserved independent assessment for a separate first attempt before teacher feedback.</w:t>
+      </w:r>
+    </w:p>
+    <w:p>
+      <w:r>
+        <w:t>Methods that another team can repeat. A paper describes a toy string-classification experiment using a stated length rule.</w:t>
+      </w:r>
+    </w:p>
+    <w:p>
+      <w:pPr>
+        <w:pStyle w:val="Heading3"/>
+      </w:pPr>
+      <w:r>
+        <w:t>Practice 1: explain the deciding evidence</w:t>
+      </w:r>
+    </w:p>
+    <w:p>
+      <w:r>
+        <w:t>Which labelled step matches this detail? Oak is short; pine and willow are long.</w:t>
+      </w:r>
+    </w:p>
+    <w:p>
+      <w:r>
+        <w:t>1. State procedure</w:t>
+      </w:r>
+    </w:p>
+    <w:p>
+      <w:r>
+        <w:t>2. Record exact inputs</w:t>
+      </w:r>
+    </w:p>
+    <w:p>
+      <w:r>
+        <w:t>3. Show resulting labels</w:t>
+      </w:r>
+    </w:p>
+    <w:p>
+      <w:pPr>
+        <w:pStyle w:val="Heading3"/>
+      </w:pPr>
+      <w:r>
+        <w:t>My selected conclusion, deciding fact and explanation</w:t>
+      </w:r>
+    </w:p>
+    <w:p>
+      <w:r>
+        <w:t>________________________________________________________________</w:t>
+      </w:r>
+    </w:p>
+    <w:p>
+      <w:r>
+        <w:t>________________________________________________________________</w:t>
+      </w:r>
+    </w:p>
+    <w:p>
+      <w:r>
+        <w:t>________________________________________________________________</w:t>
+      </w:r>
+    </w:p>
+    <w:p>
+      <w:r>
+        <w:t>________________________________________________________________</w:t>
+      </w:r>
+    </w:p>
+    <w:p>
+      <w:r>
+        <w:t>________________________________________________________________</w:t>
+      </w:r>
+    </w:p>
+    <w:p>
+      <w:r>
+        <w:t>Hint if needed: Read the steps in the pictorial case. Match the supplied detail to the stage that performs or records it.</w:t>
+      </w:r>
+    </w:p>
+    <w:p>
+      <w:r>
+        <w:t>After your attempt, compare with the supported explanation: Show resulting labels Oak is short; pine and willow are long. A methods section specifies inputs, processing, boundaries, versions and scoring. Precise procedures allow a reader to repeat the computation instead of inferring it from the final labels.</w:t>
+      </w:r>
+    </w:p>
+    <w:p>
+      <w:pPr>
+        <w:pStyle w:val="Heading3"/>
+      </w:pPr>
+      <w:r>
+        <w:t>Practice 2: explain the deciding evidence</w:t>
+      </w:r>
+    </w:p>
+    <w:p>
+      <w:r>
+        <w:t>Changed-case practice: Change the rule to length greater than 4. Which conclusion is supported by the supplied facts?</w:t>
+      </w:r>
+    </w:p>
+    <w:p>
+      <w:r>
+        <w:t>1. We can decide the result without examining the changed input or the procedure.</w:t>
+      </w:r>
+    </w:p>
+    <w:p>
+      <w:r>
+        <w:t>2. Pine becomes short; willow stays long and oak stays short.</w:t>
+      </w:r>
+    </w:p>
+    <w:p>
+      <w:r>
+        <w:t>3. This one example guarantees correct results for every future input.</w:t>
+      </w:r>
+    </w:p>
+    <w:p>
+      <w:pPr>
+        <w:pStyle w:val="Heading3"/>
+      </w:pPr>
+      <w:r>
+        <w:t>My selected conclusion, deciding fact and explanation</w:t>
+      </w:r>
+    </w:p>
+    <w:p>
+      <w:r>
+        <w:t>________________________________________________________________</w:t>
+      </w:r>
+    </w:p>
+    <w:p>
+      <w:r>
+        <w:t>________________________________________________________________</w:t>
+      </w:r>
+    </w:p>
+    <w:p>
+      <w:r>
+        <w:t>________________________________________________________________</w:t>
+      </w:r>
+    </w:p>
+    <w:p>
+      <w:r>
+        <w:t>________________________________________________________________</w:t>
+      </w:r>
+    </w:p>
+    <w:p>
+      <w:r>
+        <w:t>________________________________________________________________</w:t>
+      </w:r>
+    </w:p>
+    <w:p>
+      <w:r>
+        <w:t>Hint if needed: Use the changed condition and the deciding step in the pictorial trace. The answer must say what follows from those facts.</w:t>
+      </w:r>
+    </w:p>
+    <w:p>
+      <w:r>
+        <w:t>After your attempt, compare with the supported explanation: Pine becomes short; willow stays long and oak stays short. The equality case distinguishes the two procedures.</w:t>
+      </w:r>
+    </w:p>
+    <w:p>
+      <w:pPr>
+        <w:pStyle w:val="Heading3"/>
+      </w:pPr>
+      <w:r>
+        <w:t>Repair a missing building block</w:t>
+      </w:r>
+    </w:p>
+    <w:p>
+      <w:r>
+        <w:t>Review Figures that preserve evidence (ai-7/29). Goal: Explain the mechanism and terminology of figures that preserve evidence. Short practice: Draw count bars for 6/10 and 8/10 using the stated axis. Why must the denominator and fixed task context remain visible, and what distortion arises from an undisclosed axis start at five?. Return to this week and explain what you changed.</w:t>
+      </w:r>
+    </w:p>
+    <w:p>
+      <w:r>
+        <w:t>Review Robustness across conditions (ai-7/27). Goal: Explain the mechanism and terminology of robustness across conditions. Short practice: Calculate indoor, outdoor and combined rates. Which relevant weakness disappears from view when only the combined rate is reported?. Return to this week and explain what you changed.</w:t>
+      </w:r>
+    </w:p>
+    <w:p>
+      <w:r>
+        <w:t>Review Reproducible environment and records (ai-7/24). Goal: Explain the mechanism and terminology of reproducible environment and records. Short practice: Trace the recorded mean for 2,4,6 and its changed result for 2,4,9. Which artefacts must accompany the output so another team can identify the exact run?. Return to this week and explain what you changed.</w:t>
+      </w:r>
+    </w:p>
+    <w:p>
+      <w:pPr>
+        <w:pStyle w:val="Heading3"/>
+      </w:pPr>
+      <w:r>
+        <w:t>Keep your completed work</w:t>
+      </w:r>
+    </w:p>
+    <w:p>
+      <w:r>
+        <w:t>Use Download completed work in the hosted lesson to export your answers, reflections, practice feedback and code-run evidence. Open the HTML copy to read or print it. Drafts stay in this browser when storage is available; clear drafts on a shared device.</w:t>
+      </w:r>
+    </w:p>
     <w:sectPr>
       <w:pgSz w:w="12240" w:h="15840"/>
       <w:pgMar w:top="936" w:right="1008" w:bottom="936" w:left="1008" w:header="720" w:footer="720" w:gutter="0"/>

--- a/downloads/student/ai-7-week-30.docx
+++ b/downloads/student/ai-7-week-30.docx
@@ -42,6 +42,11 @@
       </w:r>
     </w:p>
     <w:p>
+      <w:r>
+        <w:t>Start with the target: Explain the mechanism and terminology of writing the methods section. Try the recall before opening notes.</w:t>
+      </w:r>
+    </w:p>
+    <w:p>
       <w:pPr>
         <w:pStyle w:val="Heading3"/>
       </w:pPr>
@@ -50,17 +55,59 @@
       </w:r>
     </w:p>
     <w:p>
-      <w:r>
-        <w:t>I can explain the mechanism and terminology of writing the methods section.</w:t>
-      </w:r>
-    </w:p>
-    <w:p>
-      <w:r>
+      <w:pPr>
+        <w:spacing w:line="336" w:lineRule="auto" w:after="180"/>
+      </w:pPr>
+      <w:r>
+        <w:rPr>
+          <w:b w:val="0"/>
+        </w:rPr>
+        <w:t xml:space="preserve">I can explain the </w:t>
+      </w:r>
+      <w:r>
+        <w:rPr>
+          <w:b/>
+        </w:rPr>
+        <w:t>mechanism</w:t>
+      </w:r>
+      <w:r>
+        <w:rPr>
+          <w:b w:val="0"/>
+        </w:rPr>
+        <w:t xml:space="preserve"> and terminology of writing the </w:t>
+      </w:r>
+      <w:r>
+        <w:rPr>
+          <w:b/>
+        </w:rPr>
+        <w:t>methods section</w:t>
+      </w:r>
+      <w:r>
+        <w:rPr>
+          <w:b w:val="0"/>
+        </w:rPr>
+        <w:t>.</w:t>
+      </w:r>
+    </w:p>
+    <w:p>
+      <w:pPr>
+        <w:spacing w:line="336" w:lineRule="auto" w:after="180"/>
+      </w:pPr>
+      <w:r>
+        <w:rPr>
+          <w:b w:val="0"/>
+        </w:rPr>
         <w:t>I can apply the stated procedure to a new case with a traceable result.</w:t>
       </w:r>
     </w:p>
     <w:p>
-      <w:r>
+      <w:pPr>
+        <w:spacing w:line="336" w:lineRule="auto" w:after="180"/>
+      </w:pPr>
+      <w:r>
+        <w:rPr>
+          <w:b w:val="0"/>
+        </w:rPr>
         <w:t>I can identify an assumption or limitation and design a revealing follow-up.</w:t>
       </w:r>
     </w:p>
@@ -73,47 +120,143 @@
       </w:r>
     </w:p>
     <w:p>
-      <w:r>
+      <w:pPr>
+        <w:spacing w:line="336" w:lineRule="auto" w:after="180"/>
+      </w:pPr>
+      <w:r>
+        <w:rPr>
+          <w:b w:val="0"/>
+        </w:rPr>
         <w:t>Close your notes first. A rough first answer helps us choose the right starting point; it is not a score for your ability.</w:t>
       </w:r>
     </w:p>
     <w:p>
-      <w:r>
-        <w:t>Without opening the old lesson, explain one key idea from Figures that preserve evidence. Give an example and a mistake that the idea helps you avoid.</w:t>
-      </w:r>
-    </w:p>
-    <w:p>
-      <w:r>
+      <w:pPr>
+        <w:spacing w:line="336" w:lineRule="auto" w:after="180"/>
+      </w:pPr>
+      <w:r>
+        <w:rPr>
+          <w:b w:val="0"/>
+        </w:rPr>
+        <w:t xml:space="preserve">Without opening the old lesson, explain one key idea from Figures that preserve </w:t>
+      </w:r>
+      <w:r>
+        <w:rPr>
+          <w:b/>
+        </w:rPr>
+        <w:t>evidence</w:t>
+      </w:r>
+      <w:r>
+        <w:rPr>
+          <w:b w:val="0"/>
+        </w:rPr>
+        <w:t>. Give an example and a mistake that the idea helps you avoid.</w:t>
+      </w:r>
+    </w:p>
+    <w:p>
+      <w:pPr>
+        <w:spacing w:line="336" w:lineRule="auto" w:after="180"/>
+      </w:pPr>
+      <w:r>
+        <w:rPr>
+          <w:b w:val="0"/>
+        </w:rPr>
         <w:t>Without opening the old lesson, explain one key idea from Robustness across conditions. Give an example and a mistake that the idea helps you avoid.</w:t>
       </w:r>
     </w:p>
     <w:p>
-      <w:r>
+      <w:pPr>
+        <w:spacing w:line="336" w:lineRule="auto" w:after="180"/>
+      </w:pPr>
+      <w:r>
+        <w:rPr>
+          <w:b w:val="0"/>
+        </w:rPr>
         <w:t>Without opening the old lesson, explain one key idea from Reproducible environment and records. Give an example and a mistake that the idea helps you avoid.</w:t>
       </w:r>
     </w:p>
     <w:p>
-      <w:r>
-        <w:t>After trying, check the relevant lesson or ask your teacher. Change the part of your explanation that the evidence shows was wrong.</w:t>
-      </w:r>
-    </w:p>
-    <w:p>
-      <w:r>
+      <w:pPr>
+        <w:spacing w:line="336" w:lineRule="auto" w:after="180"/>
+      </w:pPr>
+      <w:r>
+        <w:rPr>
+          <w:b w:val="0"/>
+        </w:rPr>
+        <w:t xml:space="preserve">After trying, check the relevant lesson or ask your teacher. Change the part of your explanation that the </w:t>
+      </w:r>
+      <w:r>
+        <w:rPr>
+          <w:b/>
+        </w:rPr>
+        <w:t>evidence</w:t>
+      </w:r>
+      <w:r>
+        <w:rPr>
+          <w:b w:val="0"/>
+        </w:rPr>
+        <w:t xml:space="preserve"> shows was wrong.</w:t>
+      </w:r>
+    </w:p>
+    <w:p>
+      <w:pPr>
+        <w:spacing w:line="336" w:lineRule="auto" w:after="180"/>
+      </w:pPr>
+      <w:r>
+        <w:rPr>
+          <w:b w:val="0"/>
+        </w:rPr>
         <w:t>This week you will practise:</w:t>
       </w:r>
     </w:p>
     <w:p>
-      <w:r>
-        <w:t>Explain the mechanism and terminology of writing the methods section</w:t>
-      </w:r>
-    </w:p>
-    <w:p>
-      <w:r>
+      <w:pPr>
+        <w:spacing w:line="336" w:lineRule="auto" w:after="180"/>
+      </w:pPr>
+      <w:r>
+        <w:rPr>
+          <w:b w:val="0"/>
+        </w:rPr>
+        <w:t xml:space="preserve">Explain the </w:t>
+      </w:r>
+      <w:r>
+        <w:rPr>
+          <w:b/>
+        </w:rPr>
+        <w:t>mechanism</w:t>
+      </w:r>
+      <w:r>
+        <w:rPr>
+          <w:b w:val="0"/>
+        </w:rPr>
+        <w:t xml:space="preserve"> and terminology of writing the </w:t>
+      </w:r>
+      <w:r>
+        <w:rPr>
+          <w:b/>
+        </w:rPr>
+        <w:t>methods section</w:t>
+      </w:r>
+    </w:p>
+    <w:p>
+      <w:pPr>
+        <w:spacing w:line="336" w:lineRule="auto" w:after="180"/>
+      </w:pPr>
+      <w:r>
+        <w:rPr>
+          <w:b w:val="0"/>
+        </w:rPr>
         <w:t>Apply the stated procedure to a new case with a traceable result</w:t>
       </w:r>
     </w:p>
     <w:p>
-      <w:r>
+      <w:pPr>
+        <w:spacing w:line="336" w:lineRule="auto" w:after="180"/>
+      </w:pPr>
+      <w:r>
+        <w:rPr>
+          <w:b w:val="0"/>
+        </w:rPr>
         <w:t>Identify an assumption or limitation and design a revealing follow-up</w:t>
       </w:r>
     </w:p>
@@ -126,8 +269,50 @@
       </w:r>
     </w:p>
     <w:p>
-      <w:r>
-        <w:t>Recall Figures that preserve evidence. Explain why a recorded result needs its input conditions and evidence source before it can support a claim.</w:t>
+      <w:pPr>
+        <w:spacing w:line="336" w:lineRule="auto" w:after="180"/>
+      </w:pPr>
+      <w:r>
+        <w:rPr>
+          <w:b w:val="0"/>
+        </w:rPr>
+        <w:t xml:space="preserve">Recall Figures that preserve </w:t>
+      </w:r>
+      <w:r>
+        <w:rPr>
+          <w:b/>
+        </w:rPr>
+        <w:t>evidence</w:t>
+      </w:r>
+      <w:r>
+        <w:rPr>
+          <w:b w:val="0"/>
+        </w:rPr>
+        <w:t xml:space="preserve">. Explain why a recorded result needs its </w:t>
+      </w:r>
+      <w:r>
+        <w:rPr>
+          <w:b/>
+        </w:rPr>
+        <w:t>input</w:t>
+      </w:r>
+      <w:r>
+        <w:rPr>
+          <w:b w:val="0"/>
+        </w:rPr>
+        <w:t xml:space="preserve"> conditions and </w:t>
+      </w:r>
+      <w:r>
+        <w:rPr>
+          <w:b/>
+        </w:rPr>
+        <w:t>evidence</w:t>
+      </w:r>
+      <w:r>
+        <w:rPr>
+          <w:b w:val="0"/>
+        </w:rPr>
+        <w:t xml:space="preserve"> source before it can support a claim.</w:t>
       </w:r>
     </w:p>
     <w:p>
@@ -162,8 +347,26 @@
       </w:r>
     </w:p>
     <w:p>
-      <w:r>
-        <w:t>Explain writing the methods section using the records and boundaries of this fictional investigation.</w:t>
+      <w:pPr>
+        <w:spacing w:line="336" w:lineRule="auto" w:after="180"/>
+      </w:pPr>
+      <w:r>
+        <w:rPr>
+          <w:b w:val="0"/>
+        </w:rPr>
+        <w:t xml:space="preserve">Explain writing the </w:t>
+      </w:r>
+      <w:r>
+        <w:rPr>
+          <w:b/>
+        </w:rPr>
+        <w:t>methods section</w:t>
+      </w:r>
+      <w:r>
+        <w:rPr>
+          <w:b w:val="0"/>
+        </w:rPr>
+        <w:t xml:space="preserve"> using the records and boundaries of this fictional investigation.</w:t>
       </w:r>
     </w:p>
     <w:p>
@@ -176,12 +379,64 @@
     </w:p>
     <w:p>
       <w:r>
-        <w:t>A methods section should let a reader reconstruct the design and computation. Detail should explain choices that affect evidence.</w:t>
-      </w:r>
-    </w:p>
-    <w:p>
-      <w:r>
-        <w:t>Begin by writing the question the procedure is intended to answer. Identify the information already supplied, the information it will produce and the information still missing. These are constructed classroom examples; they do not require live accounts, private records or an external service. Do not treat a plausible explanation as a measured outcome.</w:t>
+        <w:t>Investigate the supplied Writing the methods section case. Separate observations, given facts and assumptions before choosing an explanation.</w:t>
+      </w:r>
+    </w:p>
+    <w:p>
+      <w:pPr>
+        <w:spacing w:line="336" w:lineRule="auto" w:after="180"/>
+      </w:pPr>
+      <w:r>
+        <w:rPr>
+          <w:b w:val="0"/>
+        </w:rPr>
+        <w:t xml:space="preserve">A </w:t>
+      </w:r>
+      <w:r>
+        <w:rPr>
+          <w:b/>
+        </w:rPr>
+        <w:t>methods section</w:t>
+      </w:r>
+      <w:r>
+        <w:rPr>
+          <w:b w:val="0"/>
+        </w:rPr>
+        <w:t xml:space="preserve"> should let a reader reconstruct the design and computation. Detail should explain choices that affect </w:t>
+      </w:r>
+      <w:r>
+        <w:rPr>
+          <w:b/>
+        </w:rPr>
+        <w:t>evidence</w:t>
+      </w:r>
+      <w:r>
+        <w:rPr>
+          <w:b w:val="0"/>
+        </w:rPr>
+        <w:t>.</w:t>
+      </w:r>
+    </w:p>
+    <w:p>
+      <w:pPr>
+        <w:spacing w:line="336" w:lineRule="auto" w:after="180"/>
+      </w:pPr>
+      <w:r>
+        <w:rPr>
+          <w:b w:val="0"/>
+        </w:rPr>
+        <w:t>Begin by writing the question the procedure is intended to answer. Identify the information already supplied, the information it will produce and the information still missing.</w:t>
+      </w:r>
+    </w:p>
+    <w:p>
+      <w:pPr>
+        <w:spacing w:line="336" w:lineRule="auto" w:after="180"/>
+      </w:pPr>
+      <w:r>
+        <w:rPr>
+          <w:b w:val="0"/>
+        </w:rPr>
+        <w:t>These are constructed classroom examples; they do not require live accounts, private records or an external service. Do not treat a plausible explanation as a measured outcome.</w:t>
       </w:r>
     </w:p>
     <w:p>
@@ -217,6 +472,17 @@
     </w:p>
     <w:p>
       <w:r>
+        <w:t>Follow the mechanism for Writing the methods section. Connect each labelled input, deciding step and result.</w:t>
+      </w:r>
+    </w:p>
+    <w:p>
+      <w:pPr>
+        <w:spacing w:line="336" w:lineRule="auto" w:after="180"/>
+      </w:pPr>
+      <w:r>
+        <w:rPr>
+          <w:b w:val="0"/>
+        </w:rPr>
         <w:t>Report question, units, sampling, permissions, data roles, baseline, procedure, metrics, uncertainty assumptions, missing/exclusion handling and versions. Distinguish prespecified and later changes.</w:t>
       </w:r>
     </w:p>
@@ -313,8 +579,49 @@
       </w:r>
     </w:p>
     <w:p>
-      <w:r>
-        <w:t>Before applying the procedure, write its units, denominator or decision boundary where relevant. A partner should be able to repeat each step using the same inputs. If a required input is absent or violates the stated contract, record that condition explicitly instead of quietly replacing it with a convenient value.</w:t>
+      <w:pPr>
+        <w:spacing w:line="336" w:lineRule="auto" w:after="180"/>
+      </w:pPr>
+      <w:r>
+        <w:rPr>
+          <w:b w:val="0"/>
+        </w:rPr>
+        <w:t xml:space="preserve">Before applying the procedure, write its units, denominator or decision boundary where relevant. A partner should be able to repeat each step using the same </w:t>
+      </w:r>
+      <w:r>
+        <w:rPr>
+          <w:b/>
+        </w:rPr>
+        <w:t>input</w:t>
+      </w:r>
+      <w:r>
+        <w:rPr>
+          <w:b w:val="0"/>
+        </w:rPr>
+        <w:t>s.</w:t>
+      </w:r>
+    </w:p>
+    <w:p>
+      <w:pPr>
+        <w:spacing w:line="336" w:lineRule="auto" w:after="180"/>
+      </w:pPr>
+      <w:r>
+        <w:rPr>
+          <w:b w:val="0"/>
+        </w:rPr>
+        <w:t xml:space="preserve">If a required </w:t>
+      </w:r>
+      <w:r>
+        <w:rPr>
+          <w:b/>
+        </w:rPr>
+        <w:t>input</w:t>
+      </w:r>
+      <w:r>
+        <w:rPr>
+          <w:b w:val="0"/>
+        </w:rPr>
+        <w:t xml:space="preserve"> is absent or violates the stated contract, record that condition explicitly instead of quietly replacing it with a convenient value.</w:t>
       </w:r>
     </w:p>
     <w:p>
@@ -326,8 +633,26 @@
       </w:r>
     </w:p>
     <w:p>
-      <w:r>
-        <w:t>Point to the input, the deciding step and the result in this week’s visual. Explain the same step in ordinary words. A picture helps when you can say what each part represents.</w:t>
+      <w:pPr>
+        <w:spacing w:line="336" w:lineRule="auto" w:after="180"/>
+      </w:pPr>
+      <w:r>
+        <w:rPr>
+          <w:b w:val="0"/>
+        </w:rPr>
+        <w:t xml:space="preserve">Point to the </w:t>
+      </w:r>
+      <w:r>
+        <w:rPr>
+          <w:b/>
+        </w:rPr>
+        <w:t>input</w:t>
+      </w:r>
+      <w:r>
+        <w:rPr>
+          <w:b w:val="0"/>
+        </w:rPr>
+        <w:t>, the deciding step and the result in this week’s visual. Explain the same step in ordinary words. A picture helps when you can say what each part represents.</w:t>
       </w:r>
     </w:p>
     <w:p>
@@ -339,6 +664,11 @@
       </w:r>
     </w:p>
     <w:p>
+      <w:r>
+        <w:t>Compare the supplied cases for Writing the methods section. Identify the detail that changes the conclusion.</w:t>
+      </w:r>
+    </w:p>
+    <w:p>
       <w:pPr>
         <w:pStyle w:val="Heading3"/>
       </w:pPr>
@@ -347,7 +677,13 @@
       </w:r>
     </w:p>
     <w:p>
-      <w:r>
+      <w:pPr>
+        <w:spacing w:line="336" w:lineRule="auto" w:after="180"/>
+      </w:pPr>
+      <w:r>
+        <w:rPr>
+          <w:b w:val="0"/>
+        </w:rPr>
         <w:t>Methods says used AI on data and got good scores; code and split are absent. Show the intermediate steps and give the conclusion with its scope.</w:t>
       </w:r>
     </w:p>
@@ -393,17 +729,68 @@
       </w:r>
     </w:p>
     <w:p>
-      <w:r>
+      <w:pPr>
+        <w:pStyle w:val="Heading3"/>
+      </w:pPr>
+      <w:r>
+        <w:t>Change one thing</w:t>
+      </w:r>
+    </w:p>
+    <w:p>
+      <w:pPr>
+        <w:spacing w:line="336" w:lineRule="auto" w:after="180"/>
+        <w:shd w:fill="F5F1FB"/>
+      </w:pPr>
+      <w:r>
+        <w:rPr>
+          <w:b w:val="0"/>
+        </w:rPr>
         <w:t>Change: Change the rule to length greater than 4.</w:t>
       </w:r>
     </w:p>
     <w:p>
-      <w:r>
-        <w:t>Prediction: Pine becomes short; willow stays long and oak stays short.</w:t>
-      </w:r>
-    </w:p>
-    <w:p>
-      <w:r>
+      <w:pPr>
+        <w:pStyle w:val="Heading3"/>
+      </w:pPr>
+      <w:r>
+        <w:t>Predicted result</w:t>
+      </w:r>
+    </w:p>
+    <w:p>
+      <w:pPr>
+        <w:spacing w:line="336" w:lineRule="auto" w:after="180"/>
+        <w:shd w:fill="F1F6FC"/>
+      </w:pPr>
+      <w:r>
+        <w:rPr>
+          <w:b/>
+        </w:rPr>
+        <w:t>Prediction</w:t>
+      </w:r>
+      <w:r>
+        <w:rPr>
+          <w:b w:val="0"/>
+        </w:rPr>
+        <w:t>: Pine becomes short; willow stays long and oak stays short.</w:t>
+      </w:r>
+    </w:p>
+    <w:p>
+      <w:pPr>
+        <w:pStyle w:val="Heading3"/>
+      </w:pPr>
+      <w:r>
+        <w:t>Why the result follows</w:t>
+      </w:r>
+    </w:p>
+    <w:p>
+      <w:pPr>
+        <w:spacing w:line="336" w:lineRule="auto" w:after="180"/>
+        <w:shd w:fill="F1F6FC"/>
+      </w:pPr>
+      <w:r>
+        <w:rPr>
+          <w:b w:val="0"/>
+        </w:rPr>
         <w:t>Reason: The equality case distinguishes the two procedures.</w:t>
       </w:r>
     </w:p>
@@ -413,6 +800,11 @@
       </w:pPr>
       <w:r>
         <w:t>05. Words that unlock the idea</w:t>
+      </w:r>
+    </w:p>
+    <w:p>
+      <w:r>
+        <w:t>Use the vocabulary of Writing the methods section to explain a concrete decision, rather than only memorising definitions.</w:t>
       </w:r>
     </w:p>
     <w:tbl>
@@ -550,29 +942,115 @@
     </w:p>
     <w:p>
       <w:r>
+        <w:t>Follow the worked trace for Writing the methods section, predict a step, then compare with its explanation.</w:t>
+      </w:r>
+    </w:p>
+    <w:p>
+      <w:pPr>
+        <w:spacing w:line="336" w:lineRule="auto" w:after="180"/>
+      </w:pPr>
+      <w:r>
+        <w:rPr>
+          <w:b w:val="0"/>
+        </w:rPr>
         <w:t>Methods says used AI on data and got good scores; code and split are absent.</w:t>
       </w:r>
     </w:p>
     <w:p>
-      <w:r>
+      <w:pPr>
+        <w:spacing w:line="336" w:lineRule="auto" w:after="180"/>
+      </w:pPr>
+      <w:r>
+        <w:rPr>
+          <w:b w:val="0"/>
+        </w:rPr>
         <w:t>It omits model/procedure version, data identity, units/splits, baseline, metric and scoring. Reproduction and validity cannot be assessed from the description.</w:t>
       </w:r>
     </w:p>
     <w:p>
-      <w:r>
-        <w:t>Compare the intermediate evidence with the final statement. Explain why each number or decision follows from the stated inputs. The conclusion belongs to this scenario and procedure; changing the inputs, evaluation population or authority can change what it establishes. Retain the raw record so a later revision can be compared honestly.</w:t>
-      </w:r>
-    </w:p>
-    <w:p>
       <w:pPr>
         <w:pStyle w:val="Heading3"/>
       </w:pPr>
       <w:r>
+        <w:t>Worked explanation · Writing the methods section</w:t>
+      </w:r>
+    </w:p>
+    <w:p>
+      <w:pPr>
+        <w:spacing w:line="336" w:lineRule="auto" w:after="180"/>
+        <w:shd w:fill="F1F6FC"/>
+      </w:pPr>
+      <w:r>
+        <w:rPr>
+          <w:b w:val="0"/>
+        </w:rPr>
+        <w:t xml:space="preserve">Compare the intermediate </w:t>
+      </w:r>
+      <w:r>
+        <w:rPr>
+          <w:b/>
+        </w:rPr>
+        <w:t>evidence</w:t>
+      </w:r>
+      <w:r>
+        <w:rPr>
+          <w:b w:val="0"/>
+        </w:rPr>
+        <w:t xml:space="preserve"> with the final statement. Explain why each number or decision follows from the stated </w:t>
+      </w:r>
+      <w:r>
+        <w:rPr>
+          <w:b/>
+        </w:rPr>
+        <w:t>input</w:t>
+      </w:r>
+      <w:r>
+        <w:rPr>
+          <w:b w:val="0"/>
+        </w:rPr>
+        <w:t>s.</w:t>
+      </w:r>
+    </w:p>
+    <w:p>
+      <w:pPr>
+        <w:spacing w:line="336" w:lineRule="auto" w:after="180"/>
+        <w:shd w:fill="F1F6FC"/>
+      </w:pPr>
+      <w:r>
+        <w:rPr>
+          <w:b w:val="0"/>
+        </w:rPr>
+        <w:t xml:space="preserve">The conclusion belongs to this scenario and procedure; changing the </w:t>
+      </w:r>
+      <w:r>
+        <w:rPr>
+          <w:b/>
+        </w:rPr>
+        <w:t>input</w:t>
+      </w:r>
+      <w:r>
+        <w:rPr>
+          <w:b w:val="0"/>
+        </w:rPr>
+        <w:t>s, evaluation population or authority can change what it establishes. Retain the raw record so a later revision can be compared honestly.</w:t>
+      </w:r>
+    </w:p>
+    <w:p>
+      <w:pPr>
+        <w:pStyle w:val="Heading3"/>
+      </w:pPr>
+      <w:r>
         <w:t>Learn from the worked case</w:t>
       </w:r>
     </w:p>
     <w:p>
-      <w:r>
+      <w:pPr>
+        <w:spacing w:line="336" w:lineRule="auto" w:after="180"/>
+      </w:pPr>
+      <w:r>
+        <w:rPr>
+          <w:b w:val="0"/>
+        </w:rPr>
         <w:t>Cover the result before checking it. Say what is given, choose the procedure, and follow one step at a time. Then uncover the result and explain your first mismatch. Ask why a step is allowed, not only what number it produces.</w:t>
       </w:r>
     </w:p>
@@ -585,7 +1063,13 @@
       </w:r>
     </w:p>
     <w:p>
-      <w:r>
+      <w:pPr>
+        <w:spacing w:line="336" w:lineRule="auto" w:after="180"/>
+      </w:pPr>
+      <w:r>
+        <w:rPr>
+          <w:b w:val="0"/>
+        </w:rPr>
         <w:t>Methods that another team can repeat. A paper describes a toy string-classification experiment using a stated length rule.</w:t>
       </w:r>
     </w:p>
@@ -598,8 +1082,29 @@
       </w:r>
     </w:p>
     <w:p>
-      <w:r>
-        <w:t>Inputs: "oak", "pine", "willow". Rule: length at least 4→long, otherwise short. No whitespace trimming occurs.</w:t>
+      <w:pPr>
+        <w:pStyle w:val="Heading3"/>
+      </w:pPr>
+      <w:r>
+        <w:t>Supplied facts</w:t>
+      </w:r>
+    </w:p>
+    <w:p>
+      <w:pPr>
+        <w:spacing w:line="336" w:lineRule="auto" w:after="180"/>
+        <w:shd w:fill="F1F6FC"/>
+      </w:pPr>
+      <w:r>
+        <w:rPr>
+          <w:b/>
+        </w:rPr>
+        <w:t>Input</w:t>
+      </w:r>
+      <w:r>
+        <w:rPr>
+          <w:b w:val="0"/>
+        </w:rPr>
+        <w:t>s: "oak", "pine", "willow". Rule: length at least 4→long, otherwise short. No whitespace trimming occurs.</w:t>
       </w:r>
     </w:p>
     <w:p>
@@ -762,30 +1267,138 @@
       </w:r>
     </w:p>
     <w:p>
-      <w:r>
-        <w:t>A methods section specifies inputs, processing, boundaries, versions and scoring. Precise procedures allow a reader to repeat the computation instead of inferring it from the final labels.</w:t>
-      </w:r>
-    </w:p>
-    <w:p>
       <w:pPr>
         <w:pStyle w:val="Heading3"/>
       </w:pPr>
       <w:r>
+        <w:t>Why the result follows</w:t>
+      </w:r>
+    </w:p>
+    <w:p>
+      <w:pPr>
+        <w:spacing w:line="336" w:lineRule="auto" w:after="180"/>
+        <w:shd w:fill="F1F6FC"/>
+      </w:pPr>
+      <w:r>
+        <w:rPr>
+          <w:b w:val="0"/>
+        </w:rPr>
+        <w:t xml:space="preserve">A </w:t>
+      </w:r>
+      <w:r>
+        <w:rPr>
+          <w:b/>
+        </w:rPr>
+        <w:t>methods section</w:t>
+      </w:r>
+      <w:r>
+        <w:rPr>
+          <w:b w:val="0"/>
+        </w:rPr>
+        <w:t xml:space="preserve"> specifies </w:t>
+      </w:r>
+      <w:r>
+        <w:rPr>
+          <w:b/>
+        </w:rPr>
+        <w:t>input</w:t>
+      </w:r>
+      <w:r>
+        <w:rPr>
+          <w:b w:val="0"/>
+        </w:rPr>
+        <w:t xml:space="preserve">s, </w:t>
+      </w:r>
+      <w:r>
+        <w:rPr>
+          <w:b/>
+        </w:rPr>
+        <w:t>process</w:t>
+      </w:r>
+      <w:r>
+        <w:rPr>
+          <w:b w:val="0"/>
+        </w:rPr>
+        <w:t>ing, boundaries, versions and scoring. Precise procedures allow a reader to repeat the computation instead of inferring it from the final labels.</w:t>
+      </w:r>
+    </w:p>
+    <w:p>
+      <w:pPr>
+        <w:pStyle w:val="Heading3"/>
+      </w:pPr>
+      <w:r>
         <w:t>What this example does not establish</w:t>
       </w:r>
     </w:p>
     <w:p>
-      <w:r>
-        <w:t>Repeating this deterministic toy rule does not validate a learned model or establish ecological categories.</w:t>
-      </w:r>
-    </w:p>
-    <w:p>
-      <w:r>
+      <w:pPr>
+        <w:pStyle w:val="Heading3"/>
+      </w:pPr>
+      <w:r>
+        <w:t>Keep the stated limit</w:t>
+      </w:r>
+    </w:p>
+    <w:p>
+      <w:pPr>
+        <w:spacing w:line="336" w:lineRule="auto" w:after="180"/>
+        <w:shd w:fill="FFF5E6"/>
+      </w:pPr>
+      <w:r>
+        <w:rPr>
+          <w:b w:val="0"/>
+        </w:rPr>
+        <w:t xml:space="preserve">Repeating this deterministic toy rule does not validate a </w:t>
+      </w:r>
+      <w:r>
+        <w:rPr>
+          <w:b/>
+        </w:rPr>
+        <w:t>learned model</w:t>
+      </w:r>
+      <w:r>
+        <w:rPr>
+          <w:b w:val="0"/>
+        </w:rPr>
+        <w:t xml:space="preserve"> or establish ecological categories.</w:t>
+      </w:r>
+    </w:p>
+    <w:p>
+      <w:pPr>
+        <w:pStyle w:val="Heading3"/>
+      </w:pPr>
+      <w:r>
+        <w:t>Keep the stated limit</w:t>
+      </w:r>
+    </w:p>
+    <w:p>
+      <w:pPr>
+        <w:spacing w:line="336" w:lineRule="auto" w:after="180"/>
+        <w:shd w:fill="FFF5E6"/>
+      </w:pPr>
+      <w:r>
+        <w:rPr>
+          <w:b w:val="0"/>
+        </w:rPr>
         <w:t>Read the labelled picture: Apply the inclusive four-character rule to oak, pine and willow. Which label changes under greater-than-four, and what method detail allows another team to reproduce the distinction?</w:t>
       </w:r>
     </w:p>
     <w:p>
-      <w:r>
+      <w:pPr>
+        <w:pStyle w:val="Heading3"/>
+      </w:pPr>
+      <w:r>
+        <w:t>Keep the stated limit</w:t>
+      </w:r>
+    </w:p>
+    <w:p>
+      <w:pPr>
+        <w:spacing w:line="336" w:lineRule="auto" w:after="180"/>
+        <w:shd w:fill="FFF5E6"/>
+      </w:pPr>
+      <w:r>
+        <w:rPr>
+          <w:b w:val="0"/>
+        </w:rPr>
         <w:t>Change one thing: Change the rule to length greater than 4. Predict the result before checking the explanation. What remains the same?</w:t>
       </w:r>
     </w:p>
@@ -799,12 +1412,30 @@
     </w:p>
     <w:p>
       <w:r>
-        <w:t>A detailed methods section can reveal limitations; it does not guarantee a correct design.</w:t>
-      </w:r>
-    </w:p>
-    <w:p>
-      <w:r>
-        <w:t>A useful check asks what would make the reasoning fail. Distinguish a failure to execute the declared procedure from a weakness in the procedure itself. The first may require a correction; the second requires an explicitly revised method and new evidence. Preserve unsuccessful cases so an improved result cannot hide the original problem.</w:t>
+        <w:t>Find the unsupported step in the Writing the methods section claim and explain a repair using the supplied evidence.</w:t>
+      </w:r>
+    </w:p>
+    <w:p>
+      <w:pPr>
+        <w:spacing w:line="336" w:lineRule="auto" w:after="180"/>
+      </w:pPr>
+      <w:r>
+        <w:rPr>
+          <w:b w:val="0"/>
+        </w:rPr>
+        <w:t xml:space="preserve">A detailed </w:t>
+      </w:r>
+      <w:r>
+        <w:rPr>
+          <w:b/>
+        </w:rPr>
+        <w:t>methods section</w:t>
+      </w:r>
+      <w:r>
+        <w:rPr>
+          <w:b w:val="0"/>
+        </w:rPr>
+        <w:t xml:space="preserve"> can reveal limitations; it does not guarantee a correct design.</w:t>
       </w:r>
     </w:p>
     <w:p>
@@ -812,6 +1443,50 @@
         <w:pStyle w:val="Heading3"/>
       </w:pPr>
       <w:r>
+        <w:t>Check the claim against the facts</w:t>
+      </w:r>
+    </w:p>
+    <w:p>
+      <w:pPr>
+        <w:spacing w:line="336" w:lineRule="auto" w:after="180"/>
+        <w:shd w:fill="FFF5E6"/>
+      </w:pPr>
+      <w:r>
+        <w:rPr>
+          <w:b w:val="0"/>
+        </w:rPr>
+        <w:t>A useful check asks what would make the reasoning fail. Distinguish a failure to execute the declared procedure from a weakness in the procedure itself.</w:t>
+      </w:r>
+    </w:p>
+    <w:p>
+      <w:pPr>
+        <w:spacing w:line="336" w:lineRule="auto" w:after="180"/>
+        <w:shd w:fill="FFF5E6"/>
+      </w:pPr>
+      <w:r>
+        <w:rPr>
+          <w:b w:val="0"/>
+        </w:rPr>
+        <w:t xml:space="preserve">The first may require a correction; the second requires an explicitly revised method and new </w:t>
+      </w:r>
+      <w:r>
+        <w:rPr>
+          <w:b/>
+        </w:rPr>
+        <w:t>evidence</w:t>
+      </w:r>
+      <w:r>
+        <w:rPr>
+          <w:b w:val="0"/>
+        </w:rPr>
+        <w:t>. Preserve unsuccessful cases so an improved result cannot hide the original problem.</w:t>
+      </w:r>
+    </w:p>
+    <w:p>
+      <w:pPr>
+        <w:pStyle w:val="Heading3"/>
+      </w:pPr>
+      <w:r>
         <w:t>Guided: restate the worked result, then name the assumption or limitation that prevents a broader conclusion.</w:t>
       </w:r>
     </w:p>
@@ -849,8 +1524,26 @@
       </w:r>
     </w:p>
     <w:p>
-      <w:r>
-        <w:t>A report omits this qualification: A detailed methods section can reveal limitations; it does not guarantee a correct design. Explain how omitting it could change a reader's interpretation, and write an accurate replacement.</w:t>
+      <w:pPr>
+        <w:spacing w:line="336" w:lineRule="auto" w:after="180"/>
+      </w:pPr>
+      <w:r>
+        <w:rPr>
+          <w:b w:val="0"/>
+        </w:rPr>
+        <w:t xml:space="preserve">A report omits this qualification: A detailed </w:t>
+      </w:r>
+      <w:r>
+        <w:rPr>
+          <w:b/>
+        </w:rPr>
+        <w:t>methods section</w:t>
+      </w:r>
+      <w:r>
+        <w:rPr>
+          <w:b w:val="0"/>
+        </w:rPr>
+        <w:t xml:space="preserve"> can reveal limitations; it does not guarantee a correct design. Explain how omitting it could change a reader's interpretation, and write an accurate replacement.</w:t>
       </w:r>
     </w:p>
     <w:p>
@@ -901,7 +1594,54 @@
     </w:p>
     <w:p>
       <w:r>
-        <w:t>Explain the weekly mechanism in your own words. Use the worked scenario to name its input, decision rule and output.</w:t>
+        <w:t>Practise Writing the methods section with support, then explain the deciding step in your own words.</w:t>
+      </w:r>
+    </w:p>
+    <w:p>
+      <w:pPr>
+        <w:spacing w:line="336" w:lineRule="auto" w:after="180"/>
+      </w:pPr>
+      <w:r>
+        <w:rPr>
+          <w:b w:val="0"/>
+        </w:rPr>
+        <w:t xml:space="preserve">Explain the weekly </w:t>
+      </w:r>
+      <w:r>
+        <w:rPr>
+          <w:b/>
+        </w:rPr>
+        <w:t>mechanism</w:t>
+      </w:r>
+      <w:r>
+        <w:rPr>
+          <w:b w:val="0"/>
+        </w:rPr>
+        <w:t xml:space="preserve"> in your own words. Use the worked scenario to name its </w:t>
+      </w:r>
+      <w:r>
+        <w:rPr>
+          <w:b/>
+        </w:rPr>
+        <w:t>input</w:t>
+      </w:r>
+      <w:r>
+        <w:rPr>
+          <w:b w:val="0"/>
+        </w:rPr>
+        <w:t xml:space="preserve">, decision rule and </w:t>
+      </w:r>
+      <w:r>
+        <w:rPr>
+          <w:b/>
+        </w:rPr>
+        <w:t>output</w:t>
+      </w:r>
+      <w:r>
+        <w:rPr>
+          <w:b w:val="0"/>
+        </w:rPr>
+        <w:t>.</w:t>
       </w:r>
     </w:p>
     <w:p>
@@ -974,8 +1714,38 @@
       </w:r>
     </w:p>
     <w:p>
-      <w:r>
-        <w:t>Use workbook W2 for the connected example “Writing the methods section”. First fill the input and rule boxes. Try the middle steps before asking for a hint. After a hint, try the next step yourself.</w:t>
+      <w:pPr>
+        <w:spacing w:line="336" w:lineRule="auto" w:after="180"/>
+      </w:pPr>
+      <w:r>
+        <w:rPr>
+          <w:b w:val="0"/>
+        </w:rPr>
+        <w:t xml:space="preserve">Use workbook W2 for the connected example “Writing the </w:t>
+      </w:r>
+      <w:r>
+        <w:rPr>
+          <w:b/>
+        </w:rPr>
+        <w:t>methods section</w:t>
+      </w:r>
+      <w:r>
+        <w:rPr>
+          <w:b w:val="0"/>
+        </w:rPr>
+        <w:t xml:space="preserve">”. First fill the </w:t>
+      </w:r>
+      <w:r>
+        <w:rPr>
+          <w:b/>
+        </w:rPr>
+        <w:t>input</w:t>
+      </w:r>
+      <w:r>
+        <w:rPr>
+          <w:b w:val="0"/>
+        </w:rPr>
+        <w:t xml:space="preserve"> and rule boxes. Try the middle steps before asking for a hint. After a hint, try the next step yourself.</w:t>
       </w:r>
     </w:p>
     <w:tbl>
@@ -1058,7 +1828,13 @@
       </w:tr>
     </w:tbl>
     <w:p>
-      <w:r>
+      <w:pPr>
+        <w:spacing w:line="336" w:lineRule="auto" w:after="180"/>
+      </w:pPr>
+      <w:r>
+        <w:rPr>
+          <w:b w:val="0"/>
+        </w:rPr>
         <w:t>Explain your trace to a partner. Your partner points to one step to check. Swap roles on the next case. Each person writes their own explanation.</w:t>
       </w:r>
     </w:p>
@@ -1071,12 +1847,47 @@
       </w:r>
     </w:p>
     <w:p>
-      <w:r>
-        <w:t>Use the worked case for Writing the methods section. Proposed explanation: “The worked result establishes every future case”. Decide whether this explanation is supported. Point to the step or supplied fact that decides; explain your repair if needed.</w:t>
-      </w:r>
-    </w:p>
-    <w:p>
-      <w:r>
+      <w:pPr>
+        <w:spacing w:line="336" w:lineRule="auto" w:after="180"/>
+      </w:pPr>
+      <w:r>
+        <w:rPr>
+          <w:b w:val="0"/>
+        </w:rPr>
+        <w:t xml:space="preserve">Use the worked case for Writing the </w:t>
+      </w:r>
+      <w:r>
+        <w:rPr>
+          <w:b/>
+        </w:rPr>
+        <w:t>methods section</w:t>
+      </w:r>
+      <w:r>
+        <w:rPr>
+          <w:b w:val="0"/>
+        </w:rPr>
+        <w:t>. Proposed explanation: “The worked result establishes every future case”. Decide whether this explanation is supported.</w:t>
+      </w:r>
+    </w:p>
+    <w:p>
+      <w:pPr>
+        <w:spacing w:line="336" w:lineRule="auto" w:after="180"/>
+      </w:pPr>
+      <w:r>
+        <w:rPr>
+          <w:b w:val="0"/>
+        </w:rPr>
+        <w:t>Point to the step or supplied fact that decides; explain your repair if needed.</w:t>
+      </w:r>
+    </w:p>
+    <w:p>
+      <w:pPr>
+        <w:spacing w:line="336" w:lineRule="auto" w:after="180"/>
+      </w:pPr>
+      <w:r>
+        <w:rPr>
+          <w:b w:val="0"/>
+        </w:rPr>
         <w:t>Answer on your own before discussion. If you are unsure, say which step you need help with.</w:t>
       </w:r>
     </w:p>
@@ -1089,7 +1900,14 @@
       </w:r>
     </w:p>
     <w:p>
-      <w:r>
+      <w:pPr>
+        <w:spacing w:line="336" w:lineRule="auto" w:after="180"/>
+        <w:shd w:fill="F5F1FB"/>
+      </w:pPr>
+      <w:r>
+        <w:rPr>
+          <w:b w:val="0"/>
+        </w:rPr>
         <w:t>Apply the inclusive four-character rule to oak, pine and willow. Which label changes under greater-than-four, and what method detail allows another team to reproduce the distinction?</w:t>
       </w:r>
     </w:p>
@@ -1122,7 +1940,13 @@
       </w:r>
     </w:p>
     <w:p>
-      <w:r>
+      <w:pPr>
+        <w:spacing w:line="336" w:lineRule="auto" w:after="180"/>
+      </w:pPr>
+      <w:r>
+        <w:rPr>
+          <w:b w:val="0"/>
+        </w:rPr>
         <w:t>This is supported practice. Keep the separately named independent case for an attempt before feedback.</w:t>
       </w:r>
     </w:p>
@@ -1135,6 +1959,11 @@
       </w:r>
     </w:p>
     <w:p>
+      <w:r>
+        <w:t>Investigate Writing the methods section. Record the prediction, actual observation or labelled paper trace, explanation and next test separately.</w:t>
+      </w:r>
+    </w:p>
+    <w:p>
       <w:pPr>
         <w:pStyle w:val="Heading3"/>
       </w:pPr>
@@ -1143,7 +1972,13 @@
       </w:r>
     </w:p>
     <w:p>
-      <w:r>
+      <w:pPr>
+        <w:spacing w:line="336" w:lineRule="auto" w:after="180"/>
+      </w:pPr>
+      <w:r>
+        <w:rPr>
+          <w:b w:val="0"/>
+        </w:rPr>
         <w:t>Methods says used AI on data and got good scores; code and split are absent. Show the intermediate steps and give the conclusion with its scope.</w:t>
       </w:r>
     </w:p>
@@ -1284,7 +2119,13 @@
       </w:tr>
     </w:tbl>
     <w:p>
-      <w:r>
+      <w:pPr>
+        <w:spacing w:line="336" w:lineRule="auto" w:after="180"/>
+      </w:pPr>
+      <w:r>
+        <w:rPr>
+          <w:b w:val="0"/>
+        </w:rPr>
         <w:t>On paper, trace the supplied procedure. If code is provided, predict before running it in a local practice file. Never write an expected answer as though it were an observed run.</w:t>
       </w:r>
     </w:p>
@@ -1297,7 +2138,13 @@
       </w:r>
     </w:p>
     <w:p>
-      <w:r>
+      <w:pPr>
+        <w:spacing w:line="336" w:lineRule="auto" w:after="180"/>
+      </w:pPr>
+      <w:r>
+        <w:rPr>
+          <w:b w:val="0"/>
+        </w:rPr>
         <w:t>Before trying: what do I expect, and why? While trying: which step could first go wrong? Afterwards: what did I actually observe, and what should change? Keep “not run” if you only traced the procedure.</w:t>
       </w:r>
     </w:p>
@@ -1310,6 +2157,11 @@
       </w:r>
     </w:p>
     <w:p>
+      <w:r>
+        <w:t>Move from recall to tracing, diagnosis and transfer in Writing the methods section. Explain why each step is justified.</w:t>
+      </w:r>
+    </w:p>
+    <w:p>
       <w:pPr>
         <w:pStyle w:val="Heading3"/>
       </w:pPr>
@@ -1318,18 +2170,95 @@
       </w:r>
     </w:p>
     <w:p>
-      <w:r>
-        <w:t>Explain the weekly mechanism in your own words. Use the worked scenario to name its input, decision rule and output.</w:t>
-      </w:r>
-    </w:p>
-    <w:p>
-      <w:r>
-        <w:t>A report omits this qualification: A detailed methods section can reveal limitations; it does not guarantee a correct design. Explain how omitting it could change a reader's interpretation, and write an accurate replacement.</w:t>
-      </w:r>
-    </w:p>
-    <w:p>
-      <w:r>
-        <w:t>For the worked scenario, propose one additional case that could reveal a failure, describe its expected outcome before running it, and explain what would need to remain fixed for a fair comparison. Do not reuse W4 as a new final test after receiving feedback.</w:t>
+      <w:pPr>
+        <w:spacing w:line="336" w:lineRule="auto" w:after="180"/>
+      </w:pPr>
+      <w:r>
+        <w:rPr>
+          <w:b w:val="0"/>
+        </w:rPr>
+        <w:t xml:space="preserve">Explain the weekly </w:t>
+      </w:r>
+      <w:r>
+        <w:rPr>
+          <w:b/>
+        </w:rPr>
+        <w:t>mechanism</w:t>
+      </w:r>
+      <w:r>
+        <w:rPr>
+          <w:b w:val="0"/>
+        </w:rPr>
+        <w:t xml:space="preserve"> in your own words. Use the worked scenario to name its </w:t>
+      </w:r>
+      <w:r>
+        <w:rPr>
+          <w:b/>
+        </w:rPr>
+        <w:t>input</w:t>
+      </w:r>
+      <w:r>
+        <w:rPr>
+          <w:b w:val="0"/>
+        </w:rPr>
+        <w:t xml:space="preserve">, decision rule and </w:t>
+      </w:r>
+      <w:r>
+        <w:rPr>
+          <w:b/>
+        </w:rPr>
+        <w:t>output</w:t>
+      </w:r>
+      <w:r>
+        <w:rPr>
+          <w:b w:val="0"/>
+        </w:rPr>
+        <w:t>.</w:t>
+      </w:r>
+    </w:p>
+    <w:p>
+      <w:pPr>
+        <w:spacing w:line="336" w:lineRule="auto" w:after="180"/>
+      </w:pPr>
+      <w:r>
+        <w:rPr>
+          <w:b w:val="0"/>
+        </w:rPr>
+        <w:t xml:space="preserve">A report omits this qualification: A detailed </w:t>
+      </w:r>
+      <w:r>
+        <w:rPr>
+          <w:b/>
+        </w:rPr>
+        <w:t>methods section</w:t>
+      </w:r>
+      <w:r>
+        <w:rPr>
+          <w:b w:val="0"/>
+        </w:rPr>
+        <w:t xml:space="preserve"> can reveal limitations; it does not guarantee a correct design. Explain how omitting it could change a reader's interpretation, and write an accurate replacement.</w:t>
+      </w:r>
+    </w:p>
+    <w:p>
+      <w:pPr>
+        <w:spacing w:line="336" w:lineRule="auto" w:after="180"/>
+      </w:pPr>
+      <w:r>
+        <w:rPr>
+          <w:b w:val="0"/>
+        </w:rPr>
+        <w:t>For the worked scenario, propose one additional case that could reveal a failure, describe its expected outcome before running it, and explain what would need to remain fixed for a fair comparison.</w:t>
+      </w:r>
+    </w:p>
+    <w:p>
+      <w:pPr>
+        <w:spacing w:line="336" w:lineRule="auto" w:after="180"/>
+      </w:pPr>
+      <w:r>
+        <w:rPr>
+          <w:b w:val="0"/>
+        </w:rPr>
+        <w:t>Do not reuse W4 as a new final test after receiving feedback.</w:t>
       </w:r>
     </w:p>
     <w:p>
@@ -1375,7 +2304,101 @@
     </w:p>
     <w:p>
       <w:r>
-        <w:t>Add a labelled writing the methods section evidence sheet to Reproducible AI Research Study. Show how you can explain the mechanism and terminology of writing the methods section. Use the supplied fictional case and keep its inputs, intermediate steps, calculation or prediction, and limitation. Connect this record to last week’s record; a matching answer without a trace is insufficient.</w:t>
+        <w:t>Apply this week’s idea to Reproducible AI Research Study. Keep an annotated decision and the evidence supporting it.</w:t>
+      </w:r>
+    </w:p>
+    <w:p>
+      <w:pPr>
+        <w:spacing w:line="336" w:lineRule="auto" w:after="180"/>
+      </w:pPr>
+      <w:r>
+        <w:rPr>
+          <w:b w:val="0"/>
+        </w:rPr>
+        <w:t xml:space="preserve">Add a labelled writing the </w:t>
+      </w:r>
+      <w:r>
+        <w:rPr>
+          <w:b/>
+        </w:rPr>
+        <w:t>methods section</w:t>
+      </w:r>
+      <w:r>
+        <w:rPr>
+          <w:b w:val="0"/>
+        </w:rPr>
+        <w:t xml:space="preserve"> </w:t>
+      </w:r>
+      <w:r>
+        <w:rPr>
+          <w:b/>
+        </w:rPr>
+        <w:t>evidence</w:t>
+      </w:r>
+      <w:r>
+        <w:rPr>
+          <w:b w:val="0"/>
+        </w:rPr>
+        <w:t xml:space="preserve"> sheet to Reproducible AI Research Study. Show how you can explain the </w:t>
+      </w:r>
+      <w:r>
+        <w:rPr>
+          <w:b/>
+        </w:rPr>
+        <w:t>mechanism</w:t>
+      </w:r>
+      <w:r>
+        <w:rPr>
+          <w:b w:val="0"/>
+        </w:rPr>
+        <w:t xml:space="preserve"> and terminology of writing the </w:t>
+      </w:r>
+      <w:r>
+        <w:rPr>
+          <w:b/>
+        </w:rPr>
+        <w:t>methods section</w:t>
+      </w:r>
+      <w:r>
+        <w:rPr>
+          <w:b w:val="0"/>
+        </w:rPr>
+        <w:t>.</w:t>
+      </w:r>
+    </w:p>
+    <w:p>
+      <w:pPr>
+        <w:spacing w:line="336" w:lineRule="auto" w:after="180"/>
+      </w:pPr>
+      <w:r>
+        <w:rPr>
+          <w:b w:val="0"/>
+        </w:rPr>
+        <w:t xml:space="preserve">Use the supplied fictional case and keep its </w:t>
+      </w:r>
+      <w:r>
+        <w:rPr>
+          <w:b/>
+        </w:rPr>
+        <w:t>input</w:t>
+      </w:r>
+      <w:r>
+        <w:rPr>
+          <w:b w:val="0"/>
+        </w:rPr>
+        <w:t xml:space="preserve">s, intermediate steps, calculation or </w:t>
+      </w:r>
+      <w:r>
+        <w:rPr>
+          <w:b/>
+        </w:rPr>
+        <w:t>prediction</w:t>
+      </w:r>
+      <w:r>
+        <w:rPr>
+          <w:b w:val="0"/>
+        </w:rPr>
+        <w:t>, and limitation. Connect this record to last week’s record; a matching answer without a trace is insufficient.</w:t>
       </w:r>
     </w:p>
     <w:tbl>
@@ -1503,7 +2526,13 @@
       </w:r>
     </w:p>
     <w:p>
-      <w:r>
+      <w:pPr>
+        <w:spacing w:line="336" w:lineRule="auto" w:after="180"/>
+      </w:pPr>
+      <w:r>
+        <w:rPr>
+          <w:b w:val="0"/>
+        </w:rPr>
         <w:t>For the Reproducible AI Research Study, retain an annotated worked trace and the changed-case reasoning. Connect the claim to its records, units and assumptions so another investigator can challenge or reproduce it.</w:t>
       </w:r>
     </w:p>
@@ -1517,7 +2546,29 @@
     </w:p>
     <w:p>
       <w:r>
-        <w:t>Complete the supported workbook tasks before attempting W4 independently. Record any hints or help used. After feedback, use the teacher's fresh retry rather than copying the earlier answer. For a project, select a relevant new case, predict the outcome from the declared rule and preserve the result alongside any revision.</w:t>
+        <w:t>Use a genuinely new case for independent evidence. Previously discussed examples remain practice; use the separately named independent case before feedback.</w:t>
+      </w:r>
+    </w:p>
+    <w:p>
+      <w:pPr>
+        <w:spacing w:line="336" w:lineRule="auto" w:after="180"/>
+      </w:pPr>
+      <w:r>
+        <w:rPr>
+          <w:b w:val="0"/>
+        </w:rPr>
+        <w:t>Complete the supported workbook tasks before attempting W4 independently. Record any hints or help used. After feedback, use the teacher's fresh retry rather than copying the earlier answer.</w:t>
+      </w:r>
+    </w:p>
+    <w:p>
+      <w:pPr>
+        <w:spacing w:line="336" w:lineRule="auto" w:after="180"/>
+      </w:pPr>
+      <w:r>
+        <w:rPr>
+          <w:b w:val="0"/>
+        </w:rPr>
+        <w:t>For a project, select a relevant new case, predict the outcome from the declared rule and preserve the result alongside any revision.</w:t>
       </w:r>
     </w:p>
     <w:p>
@@ -1554,8 +2605,25 @@
       </w:r>
     </w:p>
     <w:p>
-      <w:r>
-        <w:t>For the worked scenario, propose one additional case that could reveal a failure, describe its expected outcome before running it, and explain what would need to remain fixed for a fair comparison. Do not reuse W4 as a new final test after receiving feedback.</w:t>
+      <w:pPr>
+        <w:spacing w:line="336" w:lineRule="auto" w:after="180"/>
+      </w:pPr>
+      <w:r>
+        <w:rPr>
+          <w:b w:val="0"/>
+        </w:rPr>
+        <w:t>For the worked scenario, propose one additional case that could reveal a failure, describe its expected outcome before running it, and explain what would need to remain fixed for a fair comparison.</w:t>
+      </w:r>
+    </w:p>
+    <w:p>
+      <w:pPr>
+        <w:spacing w:line="336" w:lineRule="auto" w:after="180"/>
+      </w:pPr>
+      <w:r>
+        <w:rPr>
+          <w:b w:val="0"/>
+        </w:rPr>
+        <w:t>Do not reuse W4 as a new final test after receiving feedback.</w:t>
       </w:r>
     </w:p>
     <w:p>
@@ -1592,6 +2660,11 @@
       </w:pPr>
       <w:r>
         <w:t>13. Study a complete case</w:t>
+      </w:r>
+    </w:p>
+    <w:p>
+      <w:r>
+        <w:t>Revisit the complete Writing the methods section case for supported practice. Repeated examples do not become fresh assessments.</w:t>
       </w:r>
     </w:p>
     <w:p>
@@ -1695,8 +2768,26 @@
       </w:r>
     </w:p>
     <w:p>
-      <w:r>
-        <w:t>Follow the input through the stated procedure to its result. Cover the result first, predict it, then explain every intermediate step. The text/table accompanies the figure so the example can be read without colour.</w:t>
+      <w:pPr>
+        <w:spacing w:line="336" w:lineRule="auto" w:after="180"/>
+      </w:pPr>
+      <w:r>
+        <w:rPr>
+          <w:b w:val="0"/>
+        </w:rPr>
+        <w:t xml:space="preserve">Follow the </w:t>
+      </w:r>
+      <w:r>
+        <w:rPr>
+          <w:b/>
+        </w:rPr>
+        <w:t>input</w:t>
+      </w:r>
+      <w:r>
+        <w:rPr>
+          <w:b w:val="0"/>
+        </w:rPr>
+        <w:t xml:space="preserve"> through the stated procedure to its result. Cover the result first, predict it, then explain every intermediate step. The text/table accompanies the figure so the example can be read without colour.</w:t>
       </w:r>
     </w:p>
     <w:p>
@@ -1746,6 +2837,11 @@
       </w:r>
     </w:p>
     <w:p>
+      <w:r>
+        <w:t>Attempt the reserved new case before feedback. Record support; the earlier examples below remain additional practice.</w:t>
+      </w:r>
+    </w:p>
+    <w:p>
       <w:pPr>
         <w:pStyle w:val="Heading3"/>
       </w:pPr>
@@ -1754,7 +2850,14 @@
       </w:r>
     </w:p>
     <w:p>
-      <w:r>
+      <w:pPr>
+        <w:spacing w:line="336" w:lineRule="auto" w:after="180"/>
+        <w:shd w:fill="F5F1FB"/>
+      </w:pPr>
+      <w:r>
+        <w:rPr>
+          <w:b w:val="0"/>
+        </w:rPr>
         <w:t>Methods names a dataset and metric, but not whether near-duplicate sources cross the split. What detail matters?</w:t>
       </w:r>
     </w:p>
@@ -1802,7 +2905,13 @@
       </w:r>
     </w:p>
     <w:p>
-      <w:r>
+      <w:pPr>
+        <w:spacing w:line="336" w:lineRule="auto" w:after="180"/>
+      </w:pPr>
+      <w:r>
+        <w:rPr>
+          <w:b w:val="0"/>
+        </w:rPr>
         <w:t>Attempt this case before feedback. Record any help. Earlier examples below are further practice; a case already practised with feedback cannot establish fresh transfer.</w:t>
       </w:r>
     </w:p>
@@ -1815,7 +2924,14 @@
       </w:r>
     </w:p>
     <w:p>
-      <w:r>
+      <w:pPr>
+        <w:spacing w:line="336" w:lineRule="auto" w:after="180"/>
+        <w:shd w:fill="F5F1FB"/>
+      </w:pPr>
+      <w:r>
+        <w:rPr>
+          <w:b w:val="0"/>
+        </w:rPr>
         <w:t>Methods names a dataset and metric, but not whether near-duplicate sources cross the split. What detail matters?</w:t>
       </w:r>
     </w:p>
@@ -1868,7 +2984,13 @@
       </w:r>
     </w:p>
     <w:p>
-      <w:r>
+      <w:pPr>
+        <w:spacing w:line="336" w:lineRule="auto" w:after="180"/>
+      </w:pPr>
+      <w:r>
+        <w:rPr>
+          <w:b w:val="0"/>
+        </w:rPr>
         <w:t>Record support used: none, hint or teacher explanation. After feedback, a different case is needed to demonstrate independence.</w:t>
       </w:r>
     </w:p>
@@ -1881,8 +3003,25 @@
       </w:r>
     </w:p>
     <w:p>
-      <w:r>
-        <w:t>Attempt the independent case before hints. Record whether you worked alone, used a hint or followed a model. After feedback, fix the first unsupported step and explain why it changed. A later check uses a changed case, not a copied answer.</w:t>
+      <w:pPr>
+        <w:spacing w:line="336" w:lineRule="auto" w:after="180"/>
+      </w:pPr>
+      <w:r>
+        <w:rPr>
+          <w:b w:val="0"/>
+        </w:rPr>
+        <w:t>Attempt the independent case before hints. Record whether you worked alone, used a hint or followed a model. After feedback, fix the first unsupported step and explain why it changed.</w:t>
+      </w:r>
+    </w:p>
+    <w:p>
+      <w:pPr>
+        <w:spacing w:line="336" w:lineRule="auto" w:after="180"/>
+      </w:pPr>
+      <w:r>
+        <w:rPr>
+          <w:b w:val="0"/>
+        </w:rPr>
+        <w:t>A later check uses a changed case, not a copied answer.</w:t>
       </w:r>
     </w:p>
     <w:p>
@@ -1895,6 +3034,17 @@
     </w:p>
     <w:p>
       <w:r>
+        <w:t>Use this map to navigate Writing the methods section, connect the goals to tasks and keep one evidence record for each attempt.</w:t>
+      </w:r>
+    </w:p>
+    <w:p>
+      <w:pPr>
+        <w:spacing w:line="336" w:lineRule="auto" w:after="180"/>
+      </w:pPr>
+      <w:r>
+        <w:rPr>
+          <w:b w:val="0"/>
+        </w:rPr>
         <w:t>Start with this question: Methods that another team can repeat. A paper describes a toy string-classification experiment using a stated length rule.</w:t>
       </w:r>
     </w:p>
@@ -2001,13 +3151,61 @@
       </w:tr>
     </w:tbl>
     <w:p>
-      <w:r>
-        <w:t>Remember → watch and explain → try with help → investigate → try independently → keep project evidence. Your teacher may spread this lesson across several classes.</w:t>
-      </w:r>
-    </w:p>
-    <w:p>
-      <w:r>
-        <w:t>Keep your first prediction. Compare it with what the evidence shows and explain any change.</w:t>
+      <w:pPr>
+        <w:spacing w:line="336" w:lineRule="auto" w:after="180"/>
+      </w:pPr>
+      <w:r>
+        <w:rPr>
+          <w:b w:val="0"/>
+        </w:rPr>
+        <w:t xml:space="preserve">Remember → watch and explain → try with help → investigate → try independently → keep project </w:t>
+      </w:r>
+      <w:r>
+        <w:rPr>
+          <w:b/>
+        </w:rPr>
+        <w:t>evidence</w:t>
+      </w:r>
+      <w:r>
+        <w:rPr>
+          <w:b w:val="0"/>
+        </w:rPr>
+        <w:t>. Your teacher may spread this lesson across several classes.</w:t>
+      </w:r>
+    </w:p>
+    <w:p>
+      <w:pPr>
+        <w:spacing w:line="336" w:lineRule="auto" w:after="180"/>
+      </w:pPr>
+      <w:r>
+        <w:rPr>
+          <w:b w:val="0"/>
+        </w:rPr>
+        <w:t xml:space="preserve">Keep your first </w:t>
+      </w:r>
+      <w:r>
+        <w:rPr>
+          <w:b/>
+        </w:rPr>
+        <w:t>prediction</w:t>
+      </w:r>
+      <w:r>
+        <w:rPr>
+          <w:b w:val="0"/>
+        </w:rPr>
+        <w:t xml:space="preserve">. Compare it with what the </w:t>
+      </w:r>
+      <w:r>
+        <w:rPr>
+          <w:b/>
+        </w:rPr>
+        <w:t>evidence</w:t>
+      </w:r>
+      <w:r>
+        <w:rPr>
+          <w:b w:val="0"/>
+        </w:rPr>
+        <w:t xml:space="preserve"> shows and explain any change.</w:t>
       </w:r>
     </w:p>
     <w:p>
@@ -2020,7 +3218,36 @@
     </w:p>
     <w:p>
       <w:r>
-        <w:t>Close your notes. Explain this goal in your own words: Explain the mechanism and terminology of writing the methods section</w:t>
+        <w:t>Explain Writing the methods section without notes, identify a remaining question and plan a later check with a changed case.</w:t>
+      </w:r>
+    </w:p>
+    <w:p>
+      <w:pPr>
+        <w:spacing w:line="336" w:lineRule="auto" w:after="180"/>
+      </w:pPr>
+      <w:r>
+        <w:rPr>
+          <w:b w:val="0"/>
+        </w:rPr>
+        <w:t xml:space="preserve">Close your notes. Explain this goal in your own words: Explain the </w:t>
+      </w:r>
+      <w:r>
+        <w:rPr>
+          <w:b/>
+        </w:rPr>
+        <w:t>mechanism</w:t>
+      </w:r>
+      <w:r>
+        <w:rPr>
+          <w:b w:val="0"/>
+        </w:rPr>
+        <w:t xml:space="preserve"> and terminology of writing the </w:t>
+      </w:r>
+      <w:r>
+        <w:rPr>
+          <w:b/>
+        </w:rPr>
+        <w:t>methods section</w:t>
       </w:r>
     </w:p>
     <w:p>
@@ -2057,13 +3284,61 @@
       </w:r>
     </w:p>
     <w:p>
-      <w:r>
-        <w:t>If you are unsure, return to the worked picture and explain one arrow. If you are ready, change an input or assumption and justify your prediction.</w:t>
-      </w:r>
-    </w:p>
-    <w:p>
-      <w:r>
-        <w:t>Save your workbook evidence. At the next review, try a different case before opening your old answer.</w:t>
+      <w:pPr>
+        <w:spacing w:line="336" w:lineRule="auto" w:after="180"/>
+      </w:pPr>
+      <w:r>
+        <w:rPr>
+          <w:b w:val="0"/>
+        </w:rPr>
+        <w:t xml:space="preserve">If you are unsure, return to the worked picture and explain one arrow. If you are ready, change an </w:t>
+      </w:r>
+      <w:r>
+        <w:rPr>
+          <w:b/>
+        </w:rPr>
+        <w:t>input</w:t>
+      </w:r>
+      <w:r>
+        <w:rPr>
+          <w:b w:val="0"/>
+        </w:rPr>
+        <w:t xml:space="preserve"> or assumption and justify your </w:t>
+      </w:r>
+      <w:r>
+        <w:rPr>
+          <w:b/>
+        </w:rPr>
+        <w:t>prediction</w:t>
+      </w:r>
+      <w:r>
+        <w:rPr>
+          <w:b w:val="0"/>
+        </w:rPr>
+        <w:t>.</w:t>
+      </w:r>
+    </w:p>
+    <w:p>
+      <w:pPr>
+        <w:spacing w:line="336" w:lineRule="auto" w:after="180"/>
+      </w:pPr>
+      <w:r>
+        <w:rPr>
+          <w:b w:val="0"/>
+        </w:rPr>
+        <w:t xml:space="preserve">Save your workbook </w:t>
+      </w:r>
+      <w:r>
+        <w:rPr>
+          <w:b/>
+        </w:rPr>
+        <w:t>evidence</w:t>
+      </w:r>
+      <w:r>
+        <w:rPr>
+          <w:b w:val="0"/>
+        </w:rPr>
+        <w:t>. At the next review, try a different case before opening your old answer.</w:t>
       </w:r>
     </w:p>
     <w:p>
@@ -2076,11 +3351,28 @@
     </w:p>
     <w:p>
       <w:r>
+        <w:t>Attempt supported questions before using hints or feedback. Review a missing building block, then keep the completed work.</w:t>
+      </w:r>
+    </w:p>
+    <w:p>
+      <w:pPr>
+        <w:spacing w:line="336" w:lineRule="auto" w:after="180"/>
+      </w:pPr>
+      <w:r>
+        <w:rPr>
+          <w:b w:val="0"/>
+        </w:rPr>
         <w:t>Use this supported practice once, in the browser or on paper. Keep the reserved independent assessment for a separate first attempt before teacher feedback.</w:t>
       </w:r>
     </w:p>
     <w:p>
-      <w:r>
+      <w:pPr>
+        <w:spacing w:line="336" w:lineRule="auto" w:after="180"/>
+      </w:pPr>
+      <w:r>
+        <w:rPr>
+          <w:b w:val="0"/>
+        </w:rPr>
         <w:t>Methods that another team can repeat. A paper describes a toy string-classification experiment using a stated length rule.</w:t>
       </w:r>
     </w:p>
@@ -2093,22 +3385,61 @@
       </w:r>
     </w:p>
     <w:p>
-      <w:r>
+      <w:pPr>
+        <w:spacing w:line="336" w:lineRule="auto" w:after="180"/>
+      </w:pPr>
+      <w:r>
+        <w:rPr>
+          <w:b w:val="0"/>
+        </w:rPr>
         <w:t>Which labelled step matches this detail? Oak is short; pine and willow are long.</w:t>
       </w:r>
     </w:p>
     <w:p>
-      <w:r>
+      <w:pPr>
+        <w:spacing w:line="336" w:lineRule="auto" w:after="180"/>
+        <w:shd w:fill="F4F9FC"/>
+      </w:pPr>
+      <w:r>
+        <w:rPr>
+          <w:b w:val="0"/>
+        </w:rPr>
         <w:t>1. State procedure</w:t>
       </w:r>
     </w:p>
     <w:p>
-      <w:r>
-        <w:t>2. Record exact inputs</w:t>
-      </w:r>
-    </w:p>
-    <w:p>
-      <w:r>
+      <w:pPr>
+        <w:spacing w:line="336" w:lineRule="auto" w:after="180"/>
+        <w:shd w:fill="F4F9FC"/>
+      </w:pPr>
+      <w:r>
+        <w:rPr>
+          <w:b w:val="0"/>
+        </w:rPr>
+        <w:t xml:space="preserve">2. Record exact </w:t>
+      </w:r>
+      <w:r>
+        <w:rPr>
+          <w:b/>
+        </w:rPr>
+        <w:t>input</w:t>
+      </w:r>
+      <w:r>
+        <w:rPr>
+          <w:b w:val="0"/>
+        </w:rPr>
+        <w:t>s</w:t>
+      </w:r>
+    </w:p>
+    <w:p>
+      <w:pPr>
+        <w:spacing w:line="336" w:lineRule="auto" w:after="180"/>
+        <w:shd w:fill="F4F9FC"/>
+      </w:pPr>
+      <w:r>
+        <w:rPr>
+          <w:b w:val="0"/>
+        </w:rPr>
         <w:t>3. Show resulting labels</w:t>
       </w:r>
     </w:p>
@@ -2146,41 +3477,179 @@
       </w:r>
     </w:p>
     <w:p>
-      <w:r>
+      <w:pPr>
+        <w:pStyle w:val="Heading3"/>
+      </w:pPr>
+      <w:r>
+        <w:t>Hint · try first</w:t>
+      </w:r>
+    </w:p>
+    <w:p>
+      <w:pPr>
+        <w:spacing w:line="336" w:lineRule="auto" w:after="180"/>
+        <w:shd w:fill="F1F6F8"/>
+      </w:pPr>
+      <w:r>
+        <w:rPr>
+          <w:b w:val="0"/>
+        </w:rPr>
         <w:t>Hint if needed: Read the steps in the pictorial case. Match the supplied detail to the stage that performs or records it.</w:t>
       </w:r>
     </w:p>
     <w:p>
-      <w:r>
-        <w:t>After your attempt, compare with the supported explanation: Show resulting labels Oak is short; pine and willow are long. A methods section specifies inputs, processing, boundaries, versions and scoring. Precise procedures allow a reader to repeat the computation instead of inferring it from the final labels.</w:t>
-      </w:r>
-    </w:p>
-    <w:p>
       <w:pPr>
         <w:pStyle w:val="Heading3"/>
       </w:pPr>
       <w:r>
+        <w:t>Feedback · compare after trying</w:t>
+      </w:r>
+    </w:p>
+    <w:p>
+      <w:pPr>
+        <w:spacing w:line="336" w:lineRule="auto" w:after="180"/>
+        <w:shd w:fill="F1F6FC"/>
+      </w:pPr>
+      <w:r>
+        <w:rPr>
+          <w:b w:val="0"/>
+        </w:rPr>
+        <w:t xml:space="preserve">After your attempt, compare with the supported explanation: Show resulting labels Oak is short; pine and willow are long. A </w:t>
+      </w:r>
+      <w:r>
+        <w:rPr>
+          <w:b/>
+        </w:rPr>
+        <w:t>methods section</w:t>
+      </w:r>
+      <w:r>
+        <w:rPr>
+          <w:b w:val="0"/>
+        </w:rPr>
+        <w:t xml:space="preserve"> specifies </w:t>
+      </w:r>
+      <w:r>
+        <w:rPr>
+          <w:b/>
+        </w:rPr>
+        <w:t>input</w:t>
+      </w:r>
+      <w:r>
+        <w:rPr>
+          <w:b w:val="0"/>
+        </w:rPr>
+        <w:t xml:space="preserve">s, </w:t>
+      </w:r>
+      <w:r>
+        <w:rPr>
+          <w:b/>
+        </w:rPr>
+        <w:t>process</w:t>
+      </w:r>
+      <w:r>
+        <w:rPr>
+          <w:b w:val="0"/>
+        </w:rPr>
+        <w:t>ing, boundaries, versions and scoring.</w:t>
+      </w:r>
+    </w:p>
+    <w:p>
+      <w:pPr>
+        <w:spacing w:line="336" w:lineRule="auto" w:after="180"/>
+        <w:shd w:fill="F1F6FC"/>
+      </w:pPr>
+      <w:r>
+        <w:rPr>
+          <w:b w:val="0"/>
+        </w:rPr>
+        <w:t>Precise procedures allow a reader to repeat the computation instead of inferring it from the final labels.</w:t>
+      </w:r>
+    </w:p>
+    <w:p>
+      <w:pPr>
+        <w:pStyle w:val="Heading3"/>
+      </w:pPr>
+      <w:r>
         <w:t>Practice 2: explain the deciding evidence</w:t>
       </w:r>
     </w:p>
     <w:p>
-      <w:r>
+      <w:pPr>
+        <w:pStyle w:val="Heading3"/>
+      </w:pPr>
+      <w:r>
+        <w:t>Changed case · predict first</w:t>
+      </w:r>
+    </w:p>
+    <w:p>
+      <w:pPr>
+        <w:spacing w:line="336" w:lineRule="auto" w:after="180"/>
+        <w:shd w:fill="F5F1FB"/>
+      </w:pPr>
+      <w:r>
+        <w:rPr>
+          <w:b w:val="0"/>
+        </w:rPr>
         <w:t>Changed-case practice: Change the rule to length greater than 4. Which conclusion is supported by the supplied facts?</w:t>
       </w:r>
     </w:p>
     <w:p>
-      <w:r>
-        <w:t>1. We can decide the result without examining the changed input or the procedure.</w:t>
-      </w:r>
-    </w:p>
-    <w:p>
-      <w:r>
+      <w:pPr>
+        <w:spacing w:line="336" w:lineRule="auto" w:after="180"/>
+        <w:shd w:fill="F4F9FC"/>
+      </w:pPr>
+      <w:r>
+        <w:rPr>
+          <w:b w:val="0"/>
+        </w:rPr>
+        <w:t xml:space="preserve">1. We can decide the result without examining the changed </w:t>
+      </w:r>
+      <w:r>
+        <w:rPr>
+          <w:b/>
+        </w:rPr>
+        <w:t>input</w:t>
+      </w:r>
+      <w:r>
+        <w:rPr>
+          <w:b w:val="0"/>
+        </w:rPr>
+        <w:t xml:space="preserve"> or the procedure.</w:t>
+      </w:r>
+    </w:p>
+    <w:p>
+      <w:pPr>
+        <w:spacing w:line="336" w:lineRule="auto" w:after="180"/>
+        <w:shd w:fill="F4F9FC"/>
+      </w:pPr>
+      <w:r>
+        <w:rPr>
+          <w:b w:val="0"/>
+        </w:rPr>
         <w:t>2. Pine becomes short; willow stays long and oak stays short.</w:t>
       </w:r>
     </w:p>
     <w:p>
-      <w:r>
-        <w:t>3. This one example guarantees correct results for every future input.</w:t>
+      <w:pPr>
+        <w:spacing w:line="336" w:lineRule="auto" w:after="180"/>
+        <w:shd w:fill="F4F9FC"/>
+      </w:pPr>
+      <w:r>
+        <w:rPr>
+          <w:b w:val="0"/>
+        </w:rPr>
+        <w:t xml:space="preserve">3. This one example guarantees correct results for every future </w:t>
+      </w:r>
+      <w:r>
+        <w:rPr>
+          <w:b/>
+        </w:rPr>
+        <w:t>input</w:t>
+      </w:r>
+      <w:r>
+        <w:rPr>
+          <w:b w:val="0"/>
+        </w:rPr>
+        <w:t>.</w:t>
       </w:r>
     </w:p>
     <w:p>
@@ -2217,12 +3686,42 @@
       </w:r>
     </w:p>
     <w:p>
-      <w:r>
+      <w:pPr>
+        <w:pStyle w:val="Heading3"/>
+      </w:pPr>
+      <w:r>
+        <w:t>Hint · try first</w:t>
+      </w:r>
+    </w:p>
+    <w:p>
+      <w:pPr>
+        <w:spacing w:line="336" w:lineRule="auto" w:after="180"/>
+        <w:shd w:fill="F1F6F8"/>
+      </w:pPr>
+      <w:r>
+        <w:rPr>
+          <w:b w:val="0"/>
+        </w:rPr>
         <w:t>Hint if needed: Use the changed condition and the deciding step in the pictorial trace. The answer must say what follows from those facts.</w:t>
       </w:r>
     </w:p>
     <w:p>
-      <w:r>
+      <w:pPr>
+        <w:pStyle w:val="Heading3"/>
+      </w:pPr>
+      <w:r>
+        <w:t>Feedback · compare after trying</w:t>
+      </w:r>
+    </w:p>
+    <w:p>
+      <w:pPr>
+        <w:spacing w:line="336" w:lineRule="auto" w:after="180"/>
+        <w:shd w:fill="F1F6FC"/>
+      </w:pPr>
+      <w:r>
+        <w:rPr>
+          <w:b w:val="0"/>
+        </w:rPr>
         <w:t>After your attempt, compare with the supported explanation: Pine becomes short; willow stays long and oak stays short. The equality case distinguishes the two procedures.</w:t>
       </w:r>
     </w:p>
@@ -2235,18 +3734,141 @@
       </w:r>
     </w:p>
     <w:p>
-      <w:r>
-        <w:t>Review Figures that preserve evidence (ai-7/29). Goal: Explain the mechanism and terminology of figures that preserve evidence. Short practice: Draw count bars for 6/10 and 8/10 using the stated axis. Why must the denominator and fixed task context remain visible, and what distortion arises from an undisclosed axis start at five?. Return to this week and explain what you changed.</w:t>
-      </w:r>
-    </w:p>
-    <w:p>
-      <w:r>
-        <w:t>Review Robustness across conditions (ai-7/27). Goal: Explain the mechanism and terminology of robustness across conditions. Short practice: Calculate indoor, outdoor and combined rates. Which relevant weakness disappears from view when only the combined rate is reported?. Return to this week and explain what you changed.</w:t>
-      </w:r>
-    </w:p>
-    <w:p>
-      <w:r>
-        <w:t>Review Reproducible environment and records (ai-7/24). Goal: Explain the mechanism and terminology of reproducible environment and records. Short practice: Trace the recorded mean for 2,4,6 and its changed result for 2,4,9. Which artefacts must accompany the output so another team can identify the exact run?. Return to this week and explain what you changed.</w:t>
+      <w:pPr>
+        <w:spacing w:line="336" w:lineRule="auto" w:after="180"/>
+      </w:pPr>
+      <w:r>
+        <w:rPr>
+          <w:b w:val="0"/>
+        </w:rPr>
+        <w:t xml:space="preserve">Review Figures that preserve </w:t>
+      </w:r>
+      <w:r>
+        <w:rPr>
+          <w:b/>
+        </w:rPr>
+        <w:t>evidence</w:t>
+      </w:r>
+      <w:r>
+        <w:rPr>
+          <w:b w:val="0"/>
+        </w:rPr>
+        <w:t xml:space="preserve"> (ai-7/29). Goal: Explain the </w:t>
+      </w:r>
+      <w:r>
+        <w:rPr>
+          <w:b/>
+        </w:rPr>
+        <w:t>mechanism</w:t>
+      </w:r>
+      <w:r>
+        <w:rPr>
+          <w:b w:val="0"/>
+        </w:rPr>
+        <w:t xml:space="preserve"> and terminology of figures that preserve </w:t>
+      </w:r>
+      <w:r>
+        <w:rPr>
+          <w:b/>
+        </w:rPr>
+        <w:t>evidence</w:t>
+      </w:r>
+      <w:r>
+        <w:rPr>
+          <w:b w:val="0"/>
+        </w:rPr>
+        <w:t>. Short practice: Draw count bars for 6/10 and 8/10 using the stated axis.</w:t>
+      </w:r>
+    </w:p>
+    <w:p>
+      <w:pPr>
+        <w:spacing w:line="336" w:lineRule="auto" w:after="180"/>
+      </w:pPr>
+      <w:r>
+        <w:rPr>
+          <w:b w:val="0"/>
+        </w:rPr>
+        <w:t>Why must the denominator and fixed task context remain visible, and what distortion arises from an undisclosed axis start at five?. Return to this week and explain what you changed.</w:t>
+      </w:r>
+    </w:p>
+    <w:p>
+      <w:pPr>
+        <w:spacing w:line="336" w:lineRule="auto" w:after="180"/>
+      </w:pPr>
+      <w:r>
+        <w:rPr>
+          <w:b w:val="0"/>
+        </w:rPr>
+        <w:t xml:space="preserve">Review Robustness across conditions (ai-7/27). Goal: Explain the </w:t>
+      </w:r>
+      <w:r>
+        <w:rPr>
+          <w:b/>
+        </w:rPr>
+        <w:t>mechanism</w:t>
+      </w:r>
+      <w:r>
+        <w:rPr>
+          <w:b w:val="0"/>
+        </w:rPr>
+        <w:t xml:space="preserve"> and terminology of robustness across conditions. Short practice: Calculate indoor, outdoor and combined rates.</w:t>
+      </w:r>
+    </w:p>
+    <w:p>
+      <w:pPr>
+        <w:spacing w:line="336" w:lineRule="auto" w:after="180"/>
+      </w:pPr>
+      <w:r>
+        <w:rPr>
+          <w:b w:val="0"/>
+        </w:rPr>
+        <w:t>Which relevant weakness disappears from view when only the combined rate is reported?. Return to this week and explain what you changed.</w:t>
+      </w:r>
+    </w:p>
+    <w:p>
+      <w:pPr>
+        <w:spacing w:line="336" w:lineRule="auto" w:after="180"/>
+      </w:pPr>
+      <w:r>
+        <w:rPr>
+          <w:b w:val="0"/>
+        </w:rPr>
+        <w:t xml:space="preserve">Review Reproducible environment and records (ai-7/24). Goal: Explain the </w:t>
+      </w:r>
+      <w:r>
+        <w:rPr>
+          <w:b/>
+        </w:rPr>
+        <w:t>mechanism</w:t>
+      </w:r>
+      <w:r>
+        <w:rPr>
+          <w:b w:val="0"/>
+        </w:rPr>
+        <w:t xml:space="preserve"> and terminology of reproducible environment and records. Short practice: Trace the recorded mean for 2,4,6 and its changed result for 2,4,9.</w:t>
+      </w:r>
+    </w:p>
+    <w:p>
+      <w:pPr>
+        <w:spacing w:line="336" w:lineRule="auto" w:after="180"/>
+      </w:pPr>
+      <w:r>
+        <w:rPr>
+          <w:b w:val="0"/>
+        </w:rPr>
+        <w:t xml:space="preserve">Which artefacts must accompany the </w:t>
+      </w:r>
+      <w:r>
+        <w:rPr>
+          <w:b/>
+        </w:rPr>
+        <w:t>output</w:t>
+      </w:r>
+      <w:r>
+        <w:rPr>
+          <w:b w:val="0"/>
+        </w:rPr>
+        <w:t xml:space="preserve"> so another team can identify the exact run?. Return to this week and explain what you changed.</w:t>
       </w:r>
     </w:p>
     <w:p>
@@ -2258,8 +3880,661 @@
       </w:r>
     </w:p>
     <w:p>
-      <w:r>
-        <w:t>Use Download completed work in the hosted lesson to export your answers, reflections, practice feedback and code-run evidence. Open the HTML copy to read or print it. Drafts stay in this browser when storage is available; clear drafts on a shared device.</w:t>
+      <w:pPr>
+        <w:spacing w:line="336" w:lineRule="auto" w:after="180"/>
+      </w:pPr>
+      <w:r>
+        <w:rPr>
+          <w:b w:val="0"/>
+        </w:rPr>
+        <w:t xml:space="preserve">Use Download completed work in the hosted lesson to export your answers, reflections, practice feedback and code-run </w:t>
+      </w:r>
+      <w:r>
+        <w:rPr>
+          <w:b/>
+        </w:rPr>
+        <w:t>evidence</w:t>
+      </w:r>
+      <w:r>
+        <w:rPr>
+          <w:b w:val="0"/>
+        </w:rPr>
+        <w:t>. Open the HTML copy to read or print it.</w:t>
+      </w:r>
+    </w:p>
+    <w:p>
+      <w:pPr>
+        <w:spacing w:line="336" w:lineRule="auto" w:after="180"/>
+      </w:pPr>
+      <w:r>
+        <w:rPr>
+          <w:b w:val="0"/>
+        </w:rPr>
+        <w:t>Drafts stay in this browser when storage is available; clear drafts on a shared device.</w:t>
+      </w:r>
+    </w:p>
+    <w:p>
+      <w:pPr>
+        <w:pStyle w:val="Heading1"/>
+      </w:pPr>
+      <w:r>
+        <w:t>18. Visual concept journey</w:t>
+      </w:r>
+    </w:p>
+    <w:p>
+      <w:r>
+        <w:t>Explain each Writing the methods section graphic using its labels, deciding evidence and relevant limitation.</w:t>
+      </w:r>
+    </w:p>
+    <w:p>
+      <w:pPr>
+        <w:pStyle w:val="Heading3"/>
+      </w:pPr>
+      <w:r>
+        <w:t>01. Writing the methods section: the case</w:t>
+      </w:r>
+    </w:p>
+    <w:p>
+      <w:r>
+        <w:drawing>
+          <wp:inline xmlns:a="http://schemas.openxmlformats.org/drawingml/2006/main" xmlns:pic="http://schemas.openxmlformats.org/drawingml/2006/picture">
+            <wp:extent cx="5486400" cy="2834640"/>
+            <wp:docPr id="2" name="Picture 2" descr="Methods that another team can repeat. A paper describes a toy string-classification experiment using a stated length rule. Supplied facts: Inputs: &quot;oak&quot;, &quot;pine&quot;, &quot;willow&quot;. Rule: length at least 4→long, otherwise short. No whitespace trimming occurs."/>
+            <wp:cNvGraphicFramePr>
+              <a:graphicFrameLocks noChangeAspect="1"/>
+            </wp:cNvGraphicFramePr>
+            <a:graphic>
+              <a:graphicData uri="http://schemas.openxmlformats.org/drawingml/2006/picture">
+                <pic:pic>
+                  <pic:nvPicPr>
+                    <pic:cNvPr id="0" name="academy-story-ai-7-30-01.png"/>
+                    <pic:cNvPicPr/>
+                  </pic:nvPicPr>
+                  <pic:blipFill>
+                    <a:blip r:embed="rId10"/>
+                    <a:stretch>
+                      <a:fillRect/>
+                    </a:stretch>
+                  </pic:blipFill>
+                  <pic:spPr>
+                    <a:xfrm>
+                      <a:off x="0" y="0"/>
+                      <a:ext cx="5486400" cy="2834640"/>
+                    </a:xfrm>
+                    <a:prstGeom prst="rect"/>
+                  </pic:spPr>
+                </pic:pic>
+              </a:graphicData>
+            </a:graphic>
+          </wp:inline>
+        </w:drawing>
+      </w:r>
+    </w:p>
+    <w:p>
+      <w:pPr>
+        <w:spacing w:line="336" w:lineRule="auto" w:after="180"/>
+      </w:pPr>
+      <w:r>
+        <w:rPr>
+          <w:b w:val="0"/>
+        </w:rPr>
+        <w:t xml:space="preserve">Methods that another team can repeat. A paper describes a toy string-classification experiment using a stated length rule. Supplied facts: </w:t>
+      </w:r>
+      <w:r>
+        <w:rPr>
+          <w:b/>
+        </w:rPr>
+        <w:t>Input</w:t>
+      </w:r>
+      <w:r>
+        <w:rPr>
+          <w:b w:val="0"/>
+        </w:rPr>
+        <w:t>s: "oak", "pine", "willow". Rule: length at least 4→long, otherwise short.</w:t>
+      </w:r>
+    </w:p>
+    <w:p>
+      <w:pPr>
+        <w:spacing w:line="336" w:lineRule="auto" w:after="180"/>
+      </w:pPr>
+      <w:r>
+        <w:rPr>
+          <w:b w:val="0"/>
+        </w:rPr>
+        <w:t>No whitespace trimming occurs.</w:t>
+      </w:r>
+    </w:p>
+    <w:p>
+      <w:pPr>
+        <w:spacing w:line="336" w:lineRule="auto" w:after="180"/>
+        <w:shd w:fill="F5F1FB"/>
+      </w:pPr>
+      <w:r>
+        <w:rPr>
+          <w:b w:val="0"/>
+        </w:rPr>
+        <w:t>Point to the given fact that matters most. Explain why it matters.</w:t>
+      </w:r>
+    </w:p>
+    <w:p>
+      <w:pPr>
+        <w:pStyle w:val="Heading3"/>
+      </w:pPr>
+      <w:r>
+        <w:t>02. Follow the deciding steps</w:t>
+      </w:r>
+    </w:p>
+    <w:p>
+      <w:r>
+        <w:drawing>
+          <wp:inline xmlns:a="http://schemas.openxmlformats.org/drawingml/2006/main" xmlns:pic="http://schemas.openxmlformats.org/drawingml/2006/picture">
+            <wp:extent cx="5486400" cy="3182112"/>
+            <wp:docPr id="3" name="Picture 3" descr="Record exact inputs: Preserve the three strings and no-trimming policy. → State procedure: Apply the inclusive length boundary at four characters. → Show resulting labels: Oak is short; pine and willow are long."/>
+            <wp:cNvGraphicFramePr>
+              <a:graphicFrameLocks noChangeAspect="1"/>
+            </wp:cNvGraphicFramePr>
+            <a:graphic>
+              <a:graphicData uri="http://schemas.openxmlformats.org/drawingml/2006/picture">
+                <pic:pic>
+                  <pic:nvPicPr>
+                    <pic:cNvPr id="0" name="academy-story-ai-7-30-02.png"/>
+                    <pic:cNvPicPr/>
+                  </pic:nvPicPr>
+                  <pic:blipFill>
+                    <a:blip r:embed="rId11"/>
+                    <a:stretch>
+                      <a:fillRect/>
+                    </a:stretch>
+                  </pic:blipFill>
+                  <pic:spPr>
+                    <a:xfrm>
+                      <a:off x="0" y="0"/>
+                      <a:ext cx="5486400" cy="3182112"/>
+                    </a:xfrm>
+                    <a:prstGeom prst="rect"/>
+                  </pic:spPr>
+                </pic:pic>
+              </a:graphicData>
+            </a:graphic>
+          </wp:inline>
+        </w:drawing>
+      </w:r>
+    </w:p>
+    <w:p>
+      <w:pPr>
+        <w:spacing w:line="336" w:lineRule="auto" w:after="180"/>
+      </w:pPr>
+      <w:r>
+        <w:rPr>
+          <w:b w:val="0"/>
+        </w:rPr>
+        <w:t xml:space="preserve">Record exact </w:t>
+      </w:r>
+      <w:r>
+        <w:rPr>
+          <w:b/>
+        </w:rPr>
+        <w:t>input</w:t>
+      </w:r>
+      <w:r>
+        <w:rPr>
+          <w:b w:val="0"/>
+        </w:rPr>
+        <w:t>s: Preserve the three strings and no-trimming policy. → State procedure: Apply the inclusive length boundary at four characters. → Show resulting labels: Oak is short; pine and willow are long.</w:t>
+      </w:r>
+    </w:p>
+    <w:p>
+      <w:pPr>
+        <w:spacing w:line="336" w:lineRule="auto" w:after="180"/>
+        <w:shd w:fill="F5F1FB"/>
+      </w:pPr>
+      <w:r>
+        <w:rPr>
+          <w:b w:val="0"/>
+        </w:rPr>
+        <w:t xml:space="preserve">Point to each numbered stage and explain which recorded </w:t>
+      </w:r>
+      <w:r>
+        <w:rPr>
+          <w:b/>
+        </w:rPr>
+        <w:t>input</w:t>
+      </w:r>
+      <w:r>
+        <w:rPr>
+          <w:b w:val="0"/>
+        </w:rPr>
+        <w:t xml:space="preserve"> it uses.</w:t>
+      </w:r>
+    </w:p>
+    <w:p>
+      <w:pPr>
+        <w:pStyle w:val="Heading3"/>
+      </w:pPr>
+      <w:r>
+        <w:t>03. Writing the methods section — evidence trace</w:t>
+      </w:r>
+    </w:p>
+    <w:p>
+      <w:r>
+        <w:drawing>
+          <wp:inline xmlns:a="http://schemas.openxmlformats.org/drawingml/2006/main" xmlns:pic="http://schemas.openxmlformats.org/drawingml/2006/picture">
+            <wp:extent cx="5486400" cy="3145536"/>
+            <wp:docPr id="4" name="Picture 4" descr="Writing the methods section — evidence trace. Methods says used AI on data and got good scores; code and split are absent. | Report question, units, sampling, permissions, data roles, baseline, procedure, metrics, uncertainty assumptions, missing/exclusion handling and versions. Distinguish prespecified and later changes. | It omits model/procedure version, data identity, units/splits, baseline, metric and scoring. Reproduction and validity cannot be assessed from the description."/>
+            <wp:cNvGraphicFramePr>
+              <a:graphicFrameLocks noChangeAspect="1"/>
+            </wp:cNvGraphicFramePr>
+            <a:graphic>
+              <a:graphicData uri="http://schemas.openxmlformats.org/drawingml/2006/picture">
+                <pic:pic>
+                  <pic:nvPicPr>
+                    <pic:cNvPr id="0" name="academy-story-ai-7-30-03.png"/>
+                    <pic:cNvPicPr/>
+                  </pic:nvPicPr>
+                  <pic:blipFill>
+                    <a:blip r:embed="rId12"/>
+                    <a:stretch>
+                      <a:fillRect/>
+                    </a:stretch>
+                  </pic:blipFill>
+                  <pic:spPr>
+                    <a:xfrm>
+                      <a:off x="0" y="0"/>
+                      <a:ext cx="5486400" cy="3145536"/>
+                    </a:xfrm>
+                    <a:prstGeom prst="rect"/>
+                  </pic:spPr>
+                </pic:pic>
+              </a:graphicData>
+            </a:graphic>
+          </wp:inline>
+        </w:drawing>
+      </w:r>
+    </w:p>
+    <w:p>
+      <w:pPr>
+        <w:spacing w:line="336" w:lineRule="auto" w:after="180"/>
+      </w:pPr>
+      <w:r>
+        <w:rPr>
+          <w:b w:val="0"/>
+        </w:rPr>
+        <w:t xml:space="preserve">Writing the </w:t>
+      </w:r>
+      <w:r>
+        <w:rPr>
+          <w:b/>
+        </w:rPr>
+        <w:t>methods section</w:t>
+      </w:r>
+      <w:r>
+        <w:rPr>
+          <w:b w:val="0"/>
+        </w:rPr>
+        <w:t xml:space="preserve"> — </w:t>
+      </w:r>
+      <w:r>
+        <w:rPr>
+          <w:b/>
+        </w:rPr>
+        <w:t>evidence</w:t>
+      </w:r>
+      <w:r>
+        <w:rPr>
+          <w:b w:val="0"/>
+        </w:rPr>
+        <w:t xml:space="preserve"> trace.</w:t>
+      </w:r>
+    </w:p>
+    <w:p>
+      <w:pPr>
+        <w:spacing w:line="336" w:lineRule="auto" w:after="180"/>
+      </w:pPr>
+      <w:r>
+        <w:rPr>
+          <w:b w:val="0"/>
+        </w:rPr>
+        <w:t>Methods says used AI on data and got good scores; code and split are absent. | Report question, units, sampling, permissions, data roles, baseline, procedure, metrics, uncertainty assumptions, missing/exclusion handling and versions.</w:t>
+      </w:r>
+    </w:p>
+    <w:p>
+      <w:pPr>
+        <w:spacing w:line="336" w:lineRule="auto" w:after="180"/>
+      </w:pPr>
+      <w:r>
+        <w:rPr>
+          <w:b w:val="0"/>
+        </w:rPr>
+        <w:t>Distinguish prespecified and later changes. | It omits model/procedure version, data identity, units/splits, baseline, metric and scoring. Reproduction and validity cannot be assessed from the description.</w:t>
+      </w:r>
+    </w:p>
+    <w:p>
+      <w:pPr>
+        <w:spacing w:line="336" w:lineRule="auto" w:after="180"/>
+        <w:shd w:fill="F5F1FB"/>
+      </w:pPr>
+      <w:r>
+        <w:rPr>
+          <w:b w:val="0"/>
+        </w:rPr>
+        <w:t>Read the labels and values. Explain the relationship the model shows.</w:t>
+      </w:r>
+    </w:p>
+    <w:p>
+      <w:pPr>
+        <w:pStyle w:val="Heading3"/>
+      </w:pPr>
+      <w:r>
+        <w:t>04. Change one thing. Trace what follows.</w:t>
+      </w:r>
+    </w:p>
+    <w:p>
+      <w:r>
+        <w:drawing>
+          <wp:inline xmlns:a="http://schemas.openxmlformats.org/drawingml/2006/main" xmlns:pic="http://schemas.openxmlformats.org/drawingml/2006/picture">
+            <wp:extent cx="5486400" cy="3026664"/>
+            <wp:docPr id="5" name="Picture 5" descr="Original case: Oak is short; pine and willow are long. Changed condition: Change the rule to length greater than 4. Expected result: Pine becomes short; willow stays long and oak stays short. Reason: The equality case distinguishes the two procedures."/>
+            <wp:cNvGraphicFramePr>
+              <a:graphicFrameLocks noChangeAspect="1"/>
+            </wp:cNvGraphicFramePr>
+            <a:graphic>
+              <a:graphicData uri="http://schemas.openxmlformats.org/drawingml/2006/picture">
+                <pic:pic>
+                  <pic:nvPicPr>
+                    <pic:cNvPr id="0" name="academy-story-ai-7-30-04.png"/>
+                    <pic:cNvPicPr/>
+                  </pic:nvPicPr>
+                  <pic:blipFill>
+                    <a:blip r:embed="rId13"/>
+                    <a:stretch>
+                      <a:fillRect/>
+                    </a:stretch>
+                  </pic:blipFill>
+                  <pic:spPr>
+                    <a:xfrm>
+                      <a:off x="0" y="0"/>
+                      <a:ext cx="5486400" cy="3026664"/>
+                    </a:xfrm>
+                    <a:prstGeom prst="rect"/>
+                  </pic:spPr>
+                </pic:pic>
+              </a:graphicData>
+            </a:graphic>
+          </wp:inline>
+        </w:drawing>
+      </w:r>
+    </w:p>
+    <w:p>
+      <w:pPr>
+        <w:spacing w:line="336" w:lineRule="auto" w:after="180"/>
+      </w:pPr>
+      <w:r>
+        <w:rPr>
+          <w:b w:val="0"/>
+        </w:rPr>
+        <w:t>Original case: Oak is short; pine and willow are long. Changed condition: Change the rule to length greater than 4. Expected result: Pine becomes short; willow stays long and oak stays short.</w:t>
+      </w:r>
+    </w:p>
+    <w:p>
+      <w:pPr>
+        <w:spacing w:line="336" w:lineRule="auto" w:after="180"/>
+      </w:pPr>
+      <w:r>
+        <w:rPr>
+          <w:b w:val="0"/>
+        </w:rPr>
+        <w:t>Reason: The equality case distinguishes the two procedures.</w:t>
+      </w:r>
+    </w:p>
+    <w:p>
+      <w:pPr>
+        <w:spacing w:line="336" w:lineRule="auto" w:after="180"/>
+        <w:shd w:fill="F5F1FB"/>
+      </w:pPr>
+      <w:r>
+        <w:rPr>
+          <w:b w:val="0"/>
+        </w:rPr>
+        <w:t>Predict before checking the worked changed-case result. Name what changed and what the supplied facts allow you to conclude.</w:t>
+      </w:r>
+    </w:p>
+    <w:p>
+      <w:pPr>
+        <w:pStyle w:val="Heading3"/>
+      </w:pPr>
+      <w:r>
+        <w:t>05. Connect the explanation to its limit</w:t>
+      </w:r>
+    </w:p>
+    <w:p>
+      <w:r>
+        <w:drawing>
+          <wp:inline xmlns:a="http://schemas.openxmlformats.org/drawingml/2006/main" xmlns:pic="http://schemas.openxmlformats.org/drawingml/2006/picture">
+            <wp:extent cx="5486400" cy="2834640"/>
+            <wp:docPr id="6" name="Picture 6" descr="A methods section specifies inputs, processing, boundaries, versions and scoring. Precise procedures allow a reader to repeat the computation instead of inferring it from the final labels. Limit: Repeating this deterministic toy rule does not validate a learned model or establish ecological categories."/>
+            <wp:cNvGraphicFramePr>
+              <a:graphicFrameLocks noChangeAspect="1"/>
+            </wp:cNvGraphicFramePr>
+            <a:graphic>
+              <a:graphicData uri="http://schemas.openxmlformats.org/drawingml/2006/picture">
+                <pic:pic>
+                  <pic:nvPicPr>
+                    <pic:cNvPr id="0" name="academy-story-ai-7-30-05.png"/>
+                    <pic:cNvPicPr/>
+                  </pic:nvPicPr>
+                  <pic:blipFill>
+                    <a:blip r:embed="rId14"/>
+                    <a:stretch>
+                      <a:fillRect/>
+                    </a:stretch>
+                  </pic:blipFill>
+                  <pic:spPr>
+                    <a:xfrm>
+                      <a:off x="0" y="0"/>
+                      <a:ext cx="5486400" cy="2834640"/>
+                    </a:xfrm>
+                    <a:prstGeom prst="rect"/>
+                  </pic:spPr>
+                </pic:pic>
+              </a:graphicData>
+            </a:graphic>
+          </wp:inline>
+        </w:drawing>
+      </w:r>
+    </w:p>
+    <w:p>
+      <w:pPr>
+        <w:spacing w:line="336" w:lineRule="auto" w:after="180"/>
+      </w:pPr>
+      <w:r>
+        <w:rPr>
+          <w:b w:val="0"/>
+        </w:rPr>
+        <w:t xml:space="preserve">A </w:t>
+      </w:r>
+      <w:r>
+        <w:rPr>
+          <w:b/>
+        </w:rPr>
+        <w:t>methods section</w:t>
+      </w:r>
+      <w:r>
+        <w:rPr>
+          <w:b w:val="0"/>
+        </w:rPr>
+        <w:t xml:space="preserve"> specifies </w:t>
+      </w:r>
+      <w:r>
+        <w:rPr>
+          <w:b/>
+        </w:rPr>
+        <w:t>input</w:t>
+      </w:r>
+      <w:r>
+        <w:rPr>
+          <w:b w:val="0"/>
+        </w:rPr>
+        <w:t xml:space="preserve">s, </w:t>
+      </w:r>
+      <w:r>
+        <w:rPr>
+          <w:b/>
+        </w:rPr>
+        <w:t>process</w:t>
+      </w:r>
+      <w:r>
+        <w:rPr>
+          <w:b w:val="0"/>
+        </w:rPr>
+        <w:t>ing, boundaries, versions and scoring. Precise procedures allow a reader to repeat the computation instead of inferring it from the final labels.</w:t>
+      </w:r>
+    </w:p>
+    <w:p>
+      <w:pPr>
+        <w:spacing w:line="336" w:lineRule="auto" w:after="180"/>
+      </w:pPr>
+      <w:r>
+        <w:rPr>
+          <w:b w:val="0"/>
+        </w:rPr>
+        <w:t xml:space="preserve">Limit: Repeating this deterministic toy rule does not validate a </w:t>
+      </w:r>
+      <w:r>
+        <w:rPr>
+          <w:b/>
+        </w:rPr>
+        <w:t>learned model</w:t>
+      </w:r>
+      <w:r>
+        <w:rPr>
+          <w:b w:val="0"/>
+        </w:rPr>
+        <w:t xml:space="preserve"> or establish ecological categories.</w:t>
+      </w:r>
+    </w:p>
+    <w:p>
+      <w:pPr>
+        <w:spacing w:line="336" w:lineRule="auto" w:after="180"/>
+        <w:shd w:fill="F5F1FB"/>
+      </w:pPr>
+      <w:r>
+        <w:rPr>
+          <w:b w:val="0"/>
+        </w:rPr>
+        <w:t>Explain the case, then point to a limit on the claim.</w:t>
+      </w:r>
+    </w:p>
+    <w:p>
+      <w:pPr>
+        <w:pStyle w:val="Heading3"/>
+      </w:pPr>
+      <w:r>
+        <w:t>06. Make the idea visible in your project</w:t>
+      </w:r>
+    </w:p>
+    <w:p>
+      <w:r>
+        <w:drawing>
+          <wp:inline xmlns:a="http://schemas.openxmlformats.org/drawingml/2006/main" xmlns:pic="http://schemas.openxmlformats.org/drawingml/2006/picture">
+            <wp:extent cx="5486400" cy="3681984"/>
+            <wp:docPr id="7" name="Picture 7" descr="For the Reproducible AI Research Study, retain an annotated worked trace and the changed-case reasoning. Connect the claim to its records, units and assumptions so another investigator can challenge or reproduce it. Draw your input, deciding step, result and limit. Supported question: Apply the inclusive four-character rule to oak, pine and willow. Which label changes under greater-than-four, and what method detail allows another team to reproduce the distinction?"/>
+            <wp:cNvGraphicFramePr>
+              <a:graphicFrameLocks noChangeAspect="1"/>
+            </wp:cNvGraphicFramePr>
+            <a:graphic>
+              <a:graphicData uri="http://schemas.openxmlformats.org/drawingml/2006/picture">
+                <pic:pic>
+                  <pic:nvPicPr>
+                    <pic:cNvPr id="0" name="academy-story-ai-7-30-06.png"/>
+                    <pic:cNvPicPr/>
+                  </pic:nvPicPr>
+                  <pic:blipFill>
+                    <a:blip r:embed="rId15"/>
+                    <a:stretch>
+                      <a:fillRect/>
+                    </a:stretch>
+                  </pic:blipFill>
+                  <pic:spPr>
+                    <a:xfrm>
+                      <a:off x="0" y="0"/>
+                      <a:ext cx="5486400" cy="3681984"/>
+                    </a:xfrm>
+                    <a:prstGeom prst="rect"/>
+                  </pic:spPr>
+                </pic:pic>
+              </a:graphicData>
+            </a:graphic>
+          </wp:inline>
+        </w:drawing>
+      </w:r>
+    </w:p>
+    <w:p>
+      <w:pPr>
+        <w:spacing w:line="336" w:lineRule="auto" w:after="180"/>
+      </w:pPr>
+      <w:r>
+        <w:rPr>
+          <w:b w:val="0"/>
+        </w:rPr>
+        <w:t>For the Reproducible AI Research Study, retain an annotated worked trace and the changed-case reasoning. Connect the claim to its records, units and assumptions so another investigator can challenge or reproduce it.</w:t>
+      </w:r>
+    </w:p>
+    <w:p>
+      <w:pPr>
+        <w:spacing w:line="336" w:lineRule="auto" w:after="180"/>
+      </w:pPr>
+      <w:r>
+        <w:rPr>
+          <w:b w:val="0"/>
+        </w:rPr>
+        <w:t xml:space="preserve">Draw your </w:t>
+      </w:r>
+      <w:r>
+        <w:rPr>
+          <w:b/>
+        </w:rPr>
+        <w:t>input</w:t>
+      </w:r>
+      <w:r>
+        <w:rPr>
+          <w:b w:val="0"/>
+        </w:rPr>
+        <w:t>, deciding step, result and limit. Supported question: Apply the inclusive four-character rule to oak, pine and willow.</w:t>
+      </w:r>
+    </w:p>
+    <w:p>
+      <w:pPr>
+        <w:spacing w:line="336" w:lineRule="auto" w:after="180"/>
+      </w:pPr>
+      <w:r>
+        <w:rPr>
+          <w:b w:val="0"/>
+        </w:rPr>
+        <w:t>Which label changes under greater-than-four, and what method detail allows another team to reproduce the distinction?</w:t>
+      </w:r>
+    </w:p>
+    <w:p>
+      <w:pPr>
+        <w:spacing w:line="336" w:lineRule="auto" w:after="180"/>
+        <w:shd w:fill="F5F1FB"/>
+      </w:pPr>
+      <w:r>
+        <w:rPr>
+          <w:b w:val="0"/>
+        </w:rPr>
+        <w:t xml:space="preserve">Draw your project trace and justify the deciding step using </w:t>
+      </w:r>
+      <w:r>
+        <w:rPr>
+          <w:b/>
+        </w:rPr>
+        <w:t>evidence</w:t>
+      </w:r>
+      <w:r>
+        <w:rPr>
+          <w:b w:val="0"/>
+        </w:rPr>
+        <w:t>.</w:t>
       </w:r>
     </w:p>
     <w:sectPr>

--- a/downloads/student/ai-7-week-30.docx
+++ b/downloads/student/ai-7-week-30.docx
@@ -25,12 +25,17 @@
         <w:pStyle w:val="Heading1"/>
       </w:pPr>
       <w:r>
-        <w:t>Before you start</w:t>
-      </w:r>
-    </w:p>
-    <w:p>
-      <w:r>
-        <w:t>Recall Figures that preserve evidence. Explain why a recorded result needs its input conditions and evidence source before it can support a claim.</w:t>
+        <w:t>Write methods that expose the decisions affecting the evidence</w:t>
+      </w:r>
+    </w:p>
+    <w:p>
+      <w:r>
+        <w:t>Specify exact inputs, boundaries, data roles and versions while keeping unassessed design details explicit.</w:t>
+      </w:r>
+    </w:p>
+    <w:p>
+      <w:r>
+        <w:t>Question and contract → complete main ledger → separate picture → boundary probes → investigation → independent attempt.</w:t>
       </w:r>
     </w:p>
     <w:p>
@@ -38,20 +43,20 @@
         <w:pStyle w:val="Heading1"/>
       </w:pPr>
       <w:r>
-        <w:t>01. Your mission</w:t>
-      </w:r>
-    </w:p>
-    <w:p>
-      <w:r>
-        <w:t>Start with the target: Explain the mechanism and terminology of writing the methods section. Try the recall before opening notes.</w:t>
-      </w:r>
-    </w:p>
-    <w:p>
-      <w:pPr>
-        <w:pStyle w:val="Heading3"/>
-      </w:pPr>
-      <w:r>
-        <w:t>Your learning target</w:t>
+        <w:t>01. Write methods that expose the decisions affecting the evidence</w:t>
+      </w:r>
+    </w:p>
+    <w:p>
+      <w:r>
+        <w:t>Specify exact inputs, boundaries, data roles and versions while keeping unassessed design details explicit.</w:t>
+      </w:r>
+    </w:p>
+    <w:p>
+      <w:pPr>
+        <w:pStyle w:val="Heading2"/>
+      </w:pPr>
+      <w:r>
+        <w:t>Learning goals</w:t>
       </w:r>
     </w:p>
     <w:p>
@@ -113,10 +118,10 @@
     </w:p>
     <w:p>
       <w:pPr>
-        <w:pStyle w:val="Heading3"/>
-      </w:pPr>
-      <w:r>
-        <w:t>Remember before reading</w:t>
+        <w:pStyle w:val="Heading2"/>
+      </w:pPr>
+      <w:r>
+        <w:t>Retrieve before reading</w:t>
       </w:r>
     </w:p>
     <w:p>
@@ -200,6 +205,100 @@
     </w:p>
     <w:p>
       <w:pPr>
+        <w:pStyle w:val="Heading2"/>
+      </w:pPr>
+      <w:r>
+        <w:t>Starting explanation</w:t>
+      </w:r>
+    </w:p>
+    <w:p>
+      <w:pPr>
+        <w:pStyle w:val="ListBullet"/>
+      </w:pPr>
+      <w:r>
+        <w:t>Recall Figures that preserve evidence. Explain why a recorded result needs its input conditions and evidence source before it can support a claim.</w:t>
+      </w:r>
+    </w:p>
+    <w:p>
+      <w:pPr>
+        <w:pStyle w:val="Heading3"/>
+      </w:pPr>
+      <w:r>
+        <w:t>My starting explanation</w:t>
+      </w:r>
+    </w:p>
+    <w:p>
+      <w:r>
+        <w:t>________________________________________________________________</w:t>
+      </w:r>
+    </w:p>
+    <w:p>
+      <w:r>
+        <w:t>________________________________________________________________</w:t>
+      </w:r>
+    </w:p>
+    <w:p>
+      <w:r>
+        <w:t>________________________________________________________________</w:t>
+      </w:r>
+    </w:p>
+    <w:p>
+      <w:pPr>
+        <w:pStyle w:val="Heading2"/>
+      </w:pPr>
+      <w:r>
+        <w:t>End goal</w:t>
+      </w:r>
+    </w:p>
+    <w:p>
+      <w:pPr>
+        <w:spacing w:line="336" w:lineRule="auto" w:after="180"/>
+      </w:pPr>
+      <w:r>
+        <w:rPr>
+          <w:b w:val="0"/>
+        </w:rPr>
+        <w:t xml:space="preserve">Explain writing the </w:t>
+      </w:r>
+      <w:r>
+        <w:rPr>
+          <w:b/>
+        </w:rPr>
+        <w:t>methods section</w:t>
+      </w:r>
+      <w:r>
+        <w:rPr>
+          <w:b w:val="0"/>
+        </w:rPr>
+        <w:t xml:space="preserve"> using the records and boundaries of this fictional investigation.</w:t>
+      </w:r>
+    </w:p>
+    <w:p>
+      <w:pPr>
+        <w:pStyle w:val="Heading2"/>
+      </w:pPr>
+      <w:r>
+        <w:t>Earlier wording, alternatives and picture transcripts · reference / check after trying</w:t>
+      </w:r>
+    </w:p>
+    <w:p>
+      <w:pPr>
+        <w:pStyle w:val="Heading3"/>
+      </w:pPr>
+      <w:r>
+        <w:t>Your learning target</w:t>
+      </w:r>
+    </w:p>
+    <w:p>
+      <w:pPr>
+        <w:pStyle w:val="Heading3"/>
+      </w:pPr>
+      <w:r>
+        <w:t>Remember before reading</w:t>
+      </w:r>
+    </w:p>
+    <w:p>
+      <w:pPr>
         <w:spacing w:line="336" w:lineRule="auto" w:after="180"/>
       </w:pPr>
       <w:r>
@@ -270,13 +369,84 @@
     </w:p>
     <w:p>
       <w:pPr>
+        <w:pStyle w:val="Heading3"/>
+      </w:pPr>
+      <w:r>
+        <w:t>This week’s end goal</w:t>
+      </w:r>
+    </w:p>
+    <w:p>
+      <w:pPr>
+        <w:pStyle w:val="Heading1"/>
+      </w:pPr>
+      <w:r>
+        <w:t>02. Understand the question and evidence contract</w:t>
+      </w:r>
+    </w:p>
+    <w:p>
+      <w:r>
+        <w:t>Specify exact inputs, boundaries, data roles and versions while keeping unassessed design details explicit.</w:t>
+      </w:r>
+    </w:p>
+    <w:p>
+      <w:pPr>
+        <w:pStyle w:val="Heading2"/>
+      </w:pPr>
+      <w:r>
+        <w:t>Start with the research problem</w:t>
+      </w:r>
+    </w:p>
+    <w:p>
+      <w:pPr>
         <w:spacing w:line="336" w:lineRule="auto" w:after="180"/>
       </w:pPr>
       <w:r>
         <w:rPr>
           <w:b w:val="0"/>
         </w:rPr>
-        <w:t xml:space="preserve">Recall Figures that preserve </w:t>
+        <w:t>“We used AI and got good scores” leaves the reader guessing which model, inputs, split and scoring rule produced the result. A useful methods section supplies the decisions needed to reconstruct the design and computation. Detail matters when it changes the evidence: which sources cross a split, how text is preprocessed, what counts as success and how missing results are handled.</w:t>
+      </w:r>
+    </w:p>
+    <w:p>
+      <w:pPr>
+        <w:spacing w:line="336" w:lineRule="auto" w:after="180"/>
+      </w:pPr>
+      <w:r>
+        <w:rPr>
+          <w:b w:val="0"/>
+        </w:rPr>
+        <w:t>Do not invent those details when auditing a report that omits them.</w:t>
+      </w:r>
+    </w:p>
+    <w:p>
+      <w:pPr>
+        <w:pStyle w:val="Heading2"/>
+      </w:pPr>
+      <w:r>
+        <w:t>Original concept explanation</w:t>
+      </w:r>
+    </w:p>
+    <w:p>
+      <w:pPr>
+        <w:spacing w:line="336" w:lineRule="auto" w:after="180"/>
+      </w:pPr>
+      <w:r>
+        <w:rPr>
+          <w:b w:val="0"/>
+        </w:rPr>
+        <w:t xml:space="preserve">A </w:t>
+      </w:r>
+      <w:r>
+        <w:rPr>
+          <w:b/>
+        </w:rPr>
+        <w:t>methods section</w:t>
+      </w:r>
+      <w:r>
+        <w:rPr>
+          <w:b w:val="0"/>
+        </w:rPr>
+        <w:t xml:space="preserve"> should let a reader reconstruct the design and computation. Detail should explain choices that affect </w:t>
       </w:r>
       <w:r>
         <w:rPr>
@@ -288,7 +458,586 @@
         <w:rPr>
           <w:b w:val="0"/>
         </w:rPr>
-        <w:t xml:space="preserve">. Explain why a recorded result needs its </w:t>
+        <w:t>.</w:t>
+      </w:r>
+    </w:p>
+    <w:p>
+      <w:pPr>
+        <w:pStyle w:val="Heading2"/>
+      </w:pPr>
+      <w:r>
+        <w:t>Complete case inputs, rules and limits</w:t>
+      </w:r>
+    </w:p>
+    <w:tbl>
+      <w:tblPr>
+        <w:tblStyle w:val="LightShading-Accent1"/>
+        <w:tblW w:type="auto" w:w="0"/>
+        <w:tblLook w:firstColumn="1" w:firstRow="1" w:lastColumn="0" w:lastRow="0" w:noHBand="0" w:noVBand="1" w:val="04A0"/>
+      </w:tblPr>
+      <w:tblGrid>
+        <w:gridCol w:w="5112"/>
+        <w:gridCol w:w="5112"/>
+      </w:tblGrid>
+      <w:tr>
+        <w:trPr>
+          <w:tblHeader/>
+        </w:trPr>
+        <w:tc>
+          <w:tcPr>
+            <w:tcW w:type="dxa" w:w="5112"/>
+          </w:tcPr>
+          <w:p>
+            <w:r>
+              <w:t>Methods item</w:t>
+            </w:r>
+          </w:p>
+        </w:tc>
+        <w:tc>
+          <w:tcPr>
+            <w:tcW w:type="dxa" w:w="5112"/>
+          </w:tcPr>
+          <w:p>
+            <w:r>
+              <w:t>Complete supplied exercise contract</w:t>
+            </w:r>
+          </w:p>
+        </w:tc>
+      </w:tr>
+      <w:tr>
+        <w:tc>
+          <w:tcPr>
+            <w:tcW w:type="dxa" w:w="5112"/>
+          </w:tcPr>
+          <w:p>
+            <w:r>
+              <w:t>Main description</w:t>
+            </w:r>
+          </w:p>
+        </w:tc>
+        <w:tc>
+          <w:tcPr>
+            <w:tcW w:type="dxa" w:w="5112"/>
+          </w:tcPr>
+          <w:p>
+            <w:r>
+              <w:t>Used AI on data and got good scores; code and split absent</w:t>
+            </w:r>
+          </w:p>
+        </w:tc>
+      </w:tr>
+      <w:tr>
+        <w:tc>
+          <w:tcPr>
+            <w:tcW w:type="dxa" w:w="5112"/>
+          </w:tcPr>
+          <w:p>
+            <w:r>
+              <w:t>Missing main identifiers</w:t>
+            </w:r>
+          </w:p>
+        </w:tc>
+        <w:tc>
+          <w:tcPr>
+            <w:tcW w:type="dxa" w:w="5112"/>
+          </w:tcPr>
+          <w:p>
+            <w:r>
+              <w:t>Model/procedure version, data identity, units/splits, baseline, metric and scoring</w:t>
+            </w:r>
+          </w:p>
+        </w:tc>
+      </w:tr>
+      <w:tr>
+        <w:tc>
+          <w:tcPr>
+            <w:tcW w:type="dxa" w:w="5112"/>
+          </w:tcPr>
+          <w:p>
+            <w:r>
+              <w:t>Other required design reporting</w:t>
+            </w:r>
+          </w:p>
+        </w:tc>
+        <w:tc>
+          <w:tcPr>
+            <w:tcW w:type="dxa" w:w="5112"/>
+          </w:tcPr>
+          <w:p>
+            <w:r>
+              <w:t>Sampling, permissions, data roles, uncertainty assumptions, exclusions and deviations</w:t>
+            </w:r>
+          </w:p>
+        </w:tc>
+      </w:tr>
+      <w:tr>
+        <w:tc>
+          <w:tcPr>
+            <w:tcW w:type="dxa" w:w="5112"/>
+          </w:tcPr>
+          <w:p>
+            <w:r>
+              <w:t>Separate toy inputs</w:t>
+            </w:r>
+          </w:p>
+        </w:tc>
+        <w:tc>
+          <w:tcPr>
+            <w:tcW w:type="dxa" w:w="5112"/>
+          </w:tcPr>
+          <w:p>
+            <w:r>
+              <w:t>Exact strings oak, pine, willow</w:t>
+            </w:r>
+          </w:p>
+        </w:tc>
+      </w:tr>
+      <w:tr>
+        <w:tc>
+          <w:tcPr>
+            <w:tcW w:type="dxa" w:w="5112"/>
+          </w:tcPr>
+          <w:p>
+            <w:r>
+              <w:t>Original toy rule</w:t>
+            </w:r>
+          </w:p>
+        </w:tc>
+        <w:tc>
+          <w:tcPr>
+            <w:tcW w:type="dxa" w:w="5112"/>
+          </w:tcPr>
+          <w:p>
+            <w:r>
+              <w:t>Length at least four characters means long; otherwise short</w:t>
+            </w:r>
+          </w:p>
+        </w:tc>
+      </w:tr>
+      <w:tr>
+        <w:tc>
+          <w:tcPr>
+            <w:tcW w:type="dxa" w:w="5112"/>
+          </w:tcPr>
+          <w:p>
+            <w:r>
+              <w:t>Preprocessing</w:t>
+            </w:r>
+          </w:p>
+        </w:tc>
+        <w:tc>
+          <w:tcPr>
+            <w:tcW w:type="dxa" w:w="5112"/>
+          </w:tcPr>
+          <w:p>
+            <w:r>
+              <w:t>No whitespace trimming; supplied strings are ASCII</w:t>
+            </w:r>
+          </w:p>
+        </w:tc>
+      </w:tr>
+      <w:tr>
+        <w:tc>
+          <w:tcPr>
+            <w:tcW w:type="dxa" w:w="5112"/>
+          </w:tcPr>
+          <w:p>
+            <w:r>
+              <w:t>Changed rule</w:t>
+            </w:r>
+          </w:p>
+        </w:tc>
+        <w:tc>
+          <w:tcPr>
+            <w:tcW w:type="dxa" w:w="5112"/>
+          </w:tcPr>
+          <w:p>
+            <w:r>
+              <w:t>Strictly greater than four</w:t>
+            </w:r>
+          </w:p>
+        </w:tc>
+      </w:tr>
+      <w:tr>
+        <w:tc>
+          <w:tcPr>
+            <w:tcW w:type="dxa" w:w="5112"/>
+          </w:tcPr>
+          <w:p>
+            <w:r>
+              <w:t>Scope</w:t>
+            </w:r>
+          </w:p>
+        </w:tc>
+        <w:tc>
+          <w:tcPr>
+            <w:tcW w:type="dxa" w:w="5112"/>
+          </w:tcPr>
+          <w:p>
+            <w:r>
+              <w:t>Repeatable toy computation, not a learned model or biological classification</w:t>
+            </w:r>
+          </w:p>
+        </w:tc>
+      </w:tr>
+    </w:tbl>
+    <w:p>
+      <w:pPr>
+        <w:pStyle w:val="Heading2"/>
+      </w:pPr>
+      <w:r>
+        <w:t>Name given and missing evidence</w:t>
+      </w:r>
+    </w:p>
+    <w:p>
+      <w:pPr>
+        <w:pStyle w:val="Heading3"/>
+      </w:pPr>
+      <w:r>
+        <w:t>List the given facts and one fact that is not supplied.</w:t>
+      </w:r>
+    </w:p>
+    <w:p>
+      <w:r>
+        <w:t>________________________________________________________________</w:t>
+      </w:r>
+    </w:p>
+    <w:p>
+      <w:r>
+        <w:t>________________________________________________________________</w:t>
+      </w:r>
+    </w:p>
+    <w:p>
+      <w:r>
+        <w:t>________________________________________________________________</w:t>
+      </w:r>
+    </w:p>
+    <w:p>
+      <w:pPr>
+        <w:pStyle w:val="Heading2"/>
+      </w:pPr>
+      <w:r>
+        <w:t>Earlier wording, alternatives and picture transcripts · reference / check after trying</w:t>
+      </w:r>
+    </w:p>
+    <w:p>
+      <w:pPr>
+        <w:spacing w:line="336" w:lineRule="auto" w:after="180"/>
+      </w:pPr>
+      <w:r>
+        <w:rPr>
+          <w:b w:val="0"/>
+        </w:rPr>
+        <w:t>Begin by writing the question the procedure is intended to answer. Identify the information already supplied, the information it will produce and the information still missing.</w:t>
+      </w:r>
+    </w:p>
+    <w:p>
+      <w:pPr>
+        <w:spacing w:line="336" w:lineRule="auto" w:after="180"/>
+      </w:pPr>
+      <w:r>
+        <w:rPr>
+          <w:b w:val="0"/>
+        </w:rPr>
+        <w:t>These are constructed classroom examples; they do not require live accounts, private records or an external service. Do not treat a plausible explanation as a measured outcome.</w:t>
+      </w:r>
+    </w:p>
+    <w:p>
+      <w:pPr>
+        <w:pStyle w:val="Heading1"/>
+      </w:pPr>
+      <w:r>
+        <w:t>03. Trace the complete main case before interpreting it</w:t>
+      </w:r>
+    </w:p>
+    <w:p>
+      <w:r>
+        <w:t>Follow each evidence-to-conclusion step and retain unknown quantities.</w:t>
+      </w:r>
+    </w:p>
+    <w:p>
+      <w:pPr>
+        <w:pStyle w:val="Heading2"/>
+      </w:pPr>
+      <w:r>
+        <w:t>Original declared procedure</w:t>
+      </w:r>
+    </w:p>
+    <w:p>
+      <w:pPr>
+        <w:spacing w:line="336" w:lineRule="auto" w:after="180"/>
+      </w:pPr>
+      <w:r>
+        <w:rPr>
+          <w:b w:val="0"/>
+        </w:rPr>
+        <w:t>Report question, units, sampling, permissions, data roles, baseline, procedure, metrics, uncertainty assumptions, missing/exclusion handling and versions. Distinguish prespecified and later changes.</w:t>
+      </w:r>
+    </w:p>
+    <w:p>
+      <w:pPr>
+        <w:pStyle w:val="Heading2"/>
+      </w:pPr>
+      <w:r>
+        <w:t>Complete main-case evidence ledger</w:t>
+      </w:r>
+    </w:p>
+    <w:tbl>
+      <w:tblPr>
+        <w:tblStyle w:val="LightShading-Accent1"/>
+        <w:tblW w:type="auto" w:w="0"/>
+        <w:tblLook w:firstColumn="1" w:firstRow="1" w:lastColumn="0" w:lastRow="0" w:noHBand="0" w:noVBand="1" w:val="04A0"/>
+      </w:tblPr>
+      <w:tblGrid>
+        <w:gridCol w:w="3408"/>
+        <w:gridCol w:w="3408"/>
+        <w:gridCol w:w="3408"/>
+      </w:tblGrid>
+      <w:tr>
+        <w:trPr>
+          <w:tblHeader/>
+        </w:trPr>
+        <w:tc>
+          <w:tcPr>
+            <w:tcW w:type="dxa" w:w="3408"/>
+          </w:tcPr>
+          <w:p>
+            <w:r>
+              <w:t>Main report omission</w:t>
+            </w:r>
+          </w:p>
+        </w:tc>
+        <w:tc>
+          <w:tcPr>
+            <w:tcW w:type="dxa" w:w="3408"/>
+          </w:tcPr>
+          <w:p>
+            <w:r>
+              <w:t>Why it affects assessment</w:t>
+            </w:r>
+          </w:p>
+        </w:tc>
+        <w:tc>
+          <w:tcPr>
+            <w:tcW w:type="dxa" w:w="3408"/>
+          </w:tcPr>
+          <w:p>
+            <w:r>
+              <w:t>What the audit should request</w:t>
+            </w:r>
+          </w:p>
+        </w:tc>
+      </w:tr>
+      <w:tr>
+        <w:tc>
+          <w:tcPr>
+            <w:tcW w:type="dxa" w:w="3408"/>
+          </w:tcPr>
+          <w:p>
+            <w:r>
+              <w:t>Model/procedure version</w:t>
+            </w:r>
+          </w:p>
+        </w:tc>
+        <w:tc>
+          <w:tcPr>
+            <w:tcW w:type="dxa" w:w="3408"/>
+          </w:tcPr>
+          <w:p>
+            <w:r>
+              <w:t>Which system produced the result is unknown</w:t>
+            </w:r>
+          </w:p>
+        </w:tc>
+        <w:tc>
+          <w:tcPr>
+            <w:tcW w:type="dxa" w:w="3408"/>
+          </w:tcPr>
+          <w:p>
+            <w:r>
+              <w:t>Exact version/configuration and code</w:t>
+            </w:r>
+          </w:p>
+        </w:tc>
+      </w:tr>
+      <w:tr>
+        <w:tc>
+          <w:tcPr>
+            <w:tcW w:type="dxa" w:w="3408"/>
+          </w:tcPr>
+          <w:p>
+            <w:r>
+              <w:t>Data identity and split</w:t>
+            </w:r>
+          </w:p>
+        </w:tc>
+        <w:tc>
+          <w:tcPr>
+            <w:tcW w:type="dxa" w:w="3408"/>
+          </w:tcPr>
+          <w:p>
+            <w:r>
+              <w:t>Cases, roles and source overlap unknown</w:t>
+            </w:r>
+          </w:p>
+        </w:tc>
+        <w:tc>
+          <w:tcPr>
+            <w:tcW w:type="dxa" w:w="3408"/>
+          </w:tcPr>
+          <w:p>
+            <w:r>
+              <w:t>Identifiers, eligibility and grouping/split rule</w:t>
+            </w:r>
+          </w:p>
+        </w:tc>
+      </w:tr>
+      <w:tr>
+        <w:tc>
+          <w:tcPr>
+            <w:tcW w:type="dxa" w:w="3408"/>
+          </w:tcPr>
+          <w:p>
+            <w:r>
+              <w:t>Baseline</w:t>
+            </w:r>
+          </w:p>
+        </w:tc>
+        <w:tc>
+          <w:tcPr>
+            <w:tcW w:type="dxa" w:w="3408"/>
+          </w:tcPr>
+          <w:p>
+            <w:r>
+              <w:t>Comparison target unknown</w:t>
+            </w:r>
+          </w:p>
+        </w:tc>
+        <w:tc>
+          <w:tcPr>
+            <w:tcW w:type="dxa" w:w="3408"/>
+          </w:tcPr>
+          <w:p>
+            <w:r>
+              <w:t>Baseline procedure and matched conditions</w:t>
+            </w:r>
+          </w:p>
+        </w:tc>
+      </w:tr>
+      <w:tr>
+        <w:tc>
+          <w:tcPr>
+            <w:tcW w:type="dxa" w:w="3408"/>
+          </w:tcPr>
+          <w:p>
+            <w:r>
+              <w:t>Metric and scoring</w:t>
+            </w:r>
+          </w:p>
+        </w:tc>
+        <w:tc>
+          <w:tcPr>
+            <w:tcW w:type="dxa" w:w="3408"/>
+          </w:tcPr>
+          <w:p>
+            <w:r>
+              <w:t>Good scores has no defined denominator/rubric</w:t>
+            </w:r>
+          </w:p>
+        </w:tc>
+        <w:tc>
+          <w:tcPr>
+            <w:tcW w:type="dxa" w:w="3408"/>
+          </w:tcPr>
+          <w:p>
+            <w:r>
+              <w:t>Explicit outcome, calculation and raw counts</w:t>
+            </w:r>
+          </w:p>
+        </w:tc>
+      </w:tr>
+      <w:tr>
+        <w:tc>
+          <w:tcPr>
+            <w:tcW w:type="dxa" w:w="3408"/>
+          </w:tcPr>
+          <w:p>
+            <w:r>
+              <w:t>Missing/exclusion handling</w:t>
+            </w:r>
+          </w:p>
+        </w:tc>
+        <w:tc>
+          <w:tcPr>
+            <w:tcW w:type="dxa" w:w="3408"/>
+          </w:tcPr>
+          <w:p>
+            <w:r>
+              <w:t>Reported cases may be selected</w:t>
+            </w:r>
+          </w:p>
+        </w:tc>
+        <w:tc>
+          <w:tcPr>
+            <w:tcW w:type="dxa" w:w="3408"/>
+          </w:tcPr>
+          <w:p>
+            <w:r>
+              <w:t>Rules, excluded/unassessed counts and deviations</w:t>
+            </w:r>
+          </w:p>
+        </w:tc>
+      </w:tr>
+      <w:tr>
+        <w:tc>
+          <w:tcPr>
+            <w:tcW w:type="dxa" w:w="3408"/>
+          </w:tcPr>
+          <w:p>
+            <w:r>
+              <w:t>Validity conclusion</w:t>
+            </w:r>
+          </w:p>
+        </w:tc>
+        <w:tc>
+          <w:tcPr>
+            <w:tcW w:type="dxa" w:w="3408"/>
+          </w:tcPr>
+          <w:p>
+            <w:r>
+              <w:t>Cannot assess from this description</w:t>
+            </w:r>
+          </w:p>
+        </w:tc>
+        <w:tc>
+          <w:tcPr>
+            <w:tcW w:type="dxa" w:w="3408"/>
+          </w:tcPr>
+          <w:p>
+            <w:r>
+              <w:t>Record missing evidence rather than fabricate a complete method</w:t>
+            </w:r>
+          </w:p>
+        </w:tc>
+      </w:tr>
+    </w:tbl>
+    <w:p>
+      <w:pPr>
+        <w:pStyle w:val="Heading2"/>
+      </w:pPr>
+      <w:r>
+        <w:t>State the scope and explain the visual</w:t>
+      </w:r>
+    </w:p>
+    <w:p>
+      <w:pPr>
+        <w:spacing w:line="336" w:lineRule="auto" w:after="180"/>
+      </w:pPr>
+      <w:r>
+        <w:rPr>
+          <w:b w:val="0"/>
+        </w:rPr>
+        <w:t xml:space="preserve">Before applying the procedure, write its units, denominator or decision boundary where relevant. A partner should be able to repeat each step using the same </w:t>
       </w:r>
       <w:r>
         <w:rPr>
@@ -300,50 +1049,30 @@
         <w:rPr>
           <w:b w:val="0"/>
         </w:rPr>
-        <w:t xml:space="preserve"> conditions and </w:t>
+        <w:t>s.</w:t>
+      </w:r>
+    </w:p>
+    <w:p>
+      <w:pPr>
+        <w:spacing w:line="336" w:lineRule="auto" w:after="180"/>
+      </w:pPr>
+      <w:r>
+        <w:rPr>
+          <w:b w:val="0"/>
+        </w:rPr>
+        <w:t xml:space="preserve">If a required </w:t>
       </w:r>
       <w:r>
         <w:rPr>
           <w:b/>
         </w:rPr>
-        <w:t>evidence</w:t>
+        <w:t>input</w:t>
       </w:r>
       <w:r>
         <w:rPr>
           <w:b w:val="0"/>
         </w:rPr>
-        <w:t xml:space="preserve"> source before it can support a claim.</w:t>
-      </w:r>
-    </w:p>
-    <w:p>
-      <w:pPr>
-        <w:pStyle w:val="Heading3"/>
-      </w:pPr>
-      <w:r>
-        <w:t>My starting explanation</w:t>
-      </w:r>
-    </w:p>
-    <w:p>
-      <w:r>
-        <w:t>________________________________________________________________</w:t>
-      </w:r>
-    </w:p>
-    <w:p>
-      <w:r>
-        <w:t>________________________________________________________________</w:t>
-      </w:r>
-    </w:p>
-    <w:p>
-      <w:r>
-        <w:t>________________________________________________________________</w:t>
-      </w:r>
-    </w:p>
-    <w:p>
-      <w:pPr>
-        <w:pStyle w:val="Heading3"/>
-      </w:pPr>
-      <w:r>
-        <w:t>This week’s end goal</w:t>
+        <w:t xml:space="preserve"> is absent or violates the stated contract, record that condition explicitly instead of quietly replacing it with a convenient value.</w:t>
       </w:r>
     </w:p>
     <w:p>
@@ -354,136 +1083,27 @@
         <w:rPr>
           <w:b w:val="0"/>
         </w:rPr>
-        <w:t xml:space="preserve">Explain writing the </w:t>
+        <w:t xml:space="preserve">Point to the </w:t>
       </w:r>
       <w:r>
         <w:rPr>
           <w:b/>
         </w:rPr>
-        <w:t>methods section</w:t>
+        <w:t>input</w:t>
       </w:r>
       <w:r>
         <w:rPr>
           <w:b w:val="0"/>
         </w:rPr>
-        <w:t xml:space="preserve"> using the records and boundaries of this fictional investigation.</w:t>
-      </w:r>
-    </w:p>
-    <w:p>
-      <w:pPr>
-        <w:pStyle w:val="Heading1"/>
-      </w:pPr>
-      <w:r>
-        <w:t>02. Notice the evidence</w:t>
-      </w:r>
-    </w:p>
-    <w:p>
-      <w:r>
-        <w:t>Investigate the supplied Writing the methods section case. Separate observations, given facts and assumptions before choosing an explanation.</w:t>
-      </w:r>
-    </w:p>
-    <w:p>
-      <w:pPr>
-        <w:spacing w:line="336" w:lineRule="auto" w:after="180"/>
-      </w:pPr>
-      <w:r>
-        <w:rPr>
-          <w:b w:val="0"/>
-        </w:rPr>
-        <w:t xml:space="preserve">A </w:t>
-      </w:r>
-      <w:r>
-        <w:rPr>
-          <w:b/>
-        </w:rPr>
-        <w:t>methods section</w:t>
-      </w:r>
-      <w:r>
-        <w:rPr>
-          <w:b w:val="0"/>
-        </w:rPr>
-        <w:t xml:space="preserve"> should let a reader reconstruct the design and computation. Detail should explain choices that affect </w:t>
-      </w:r>
-      <w:r>
-        <w:rPr>
-          <w:b/>
-        </w:rPr>
-        <w:t>evidence</w:t>
-      </w:r>
-      <w:r>
-        <w:rPr>
-          <w:b w:val="0"/>
-        </w:rPr>
-        <w:t>.</w:t>
-      </w:r>
-    </w:p>
-    <w:p>
-      <w:pPr>
-        <w:spacing w:line="336" w:lineRule="auto" w:after="180"/>
-      </w:pPr>
-      <w:r>
-        <w:rPr>
-          <w:b w:val="0"/>
-        </w:rPr>
-        <w:t>Begin by writing the question the procedure is intended to answer. Identify the information already supplied, the information it will produce and the information still missing.</w:t>
-      </w:r>
-    </w:p>
-    <w:p>
-      <w:pPr>
-        <w:spacing w:line="336" w:lineRule="auto" w:after="180"/>
-      </w:pPr>
-      <w:r>
-        <w:rPr>
-          <w:b w:val="0"/>
-        </w:rPr>
-        <w:t>These are constructed classroom examples; they do not require live accounts, private records or an external service. Do not treat a plausible explanation as a measured outcome.</w:t>
-      </w:r>
-    </w:p>
-    <w:p>
-      <w:pPr>
-        <w:pStyle w:val="Heading3"/>
-      </w:pPr>
-      <w:r>
-        <w:t>List the given facts and one fact that is not supplied.</w:t>
-      </w:r>
-    </w:p>
-    <w:p>
-      <w:r>
-        <w:t>________________________________________________________________</w:t>
-      </w:r>
-    </w:p>
-    <w:p>
-      <w:r>
-        <w:t>________________________________________________________________</w:t>
-      </w:r>
-    </w:p>
-    <w:p>
-      <w:r>
-        <w:t>________________________________________________________________</w:t>
-      </w:r>
-    </w:p>
-    <w:p>
-      <w:pPr>
-        <w:pStyle w:val="Heading1"/>
-      </w:pPr>
-      <w:r>
-        <w:t>03. See how it works</w:t>
-      </w:r>
-    </w:p>
-    <w:p>
-      <w:r>
-        <w:t>Follow the mechanism for Writing the methods section. Connect each labelled input, deciding step and result.</w:t>
-      </w:r>
-    </w:p>
-    <w:p>
-      <w:pPr>
-        <w:spacing w:line="336" w:lineRule="auto" w:after="180"/>
-      </w:pPr>
-      <w:r>
-        <w:rPr>
-          <w:b w:val="0"/>
-        </w:rPr>
-        <w:t>Report question, units, sampling, permissions, data roles, baseline, procedure, metrics, uncertainty assumptions, missing/exclusion handling and versions. Distinguish prespecified and later changes.</w:t>
+        <w:t>, the deciding step and the result in this week’s visual. Explain the same step in ordinary words. A picture helps when you can say what each part represents.</w:t>
+      </w:r>
+    </w:p>
+    <w:p>
+      <w:pPr>
+        <w:pStyle w:val="Heading2"/>
+      </w:pPr>
+      <w:r>
+        <w:t>Earlier wording, alternatives and picture transcripts · reference / check after trying</w:t>
       </w:r>
     </w:p>
     <w:p>
@@ -580,13 +1200,214 @@
     </w:p>
     <w:p>
       <w:pPr>
+        <w:pStyle w:val="Heading3"/>
+      </w:pPr>
+      <w:r>
+        <w:t>Connect the picture and the explanation</w:t>
+      </w:r>
+    </w:p>
+    <w:p>
+      <w:pPr>
+        <w:pStyle w:val="Heading1"/>
+      </w:pPr>
+      <w:r>
+        <w:t>04. Predict the changed case before reading the explanation</w:t>
+      </w:r>
+    </w:p>
+    <w:p>
+      <w:r>
+        <w:t>Keep the rule and evidence boundary visible.</w:t>
+      </w:r>
+    </w:p>
+    <w:p>
+      <w:pPr>
+        <w:pStyle w:val="Heading2"/>
+      </w:pPr>
+      <w:r>
+        <w:t>Main task and response</w:t>
+      </w:r>
+    </w:p>
+    <w:p>
+      <w:pPr>
+        <w:pStyle w:val="ListBullet"/>
+      </w:pPr>
+      <w:r>
+        <w:t>Methods says used AI on data and got good scores; code and split are absent. Show the intermediate steps and give the conclusion with its scope.</w:t>
+      </w:r>
+    </w:p>
+    <w:p>
+      <w:pPr>
+        <w:pStyle w:val="Heading3"/>
+      </w:pPr>
+      <w:r>
+        <w:t>Keep the procedure fixed. Explain what changed in the inputs and result.</w:t>
+      </w:r>
+    </w:p>
+    <w:p>
+      <w:r>
+        <w:t>________________________________________________________________</w:t>
+      </w:r>
+    </w:p>
+    <w:p>
+      <w:r>
+        <w:t>________________________________________________________________</w:t>
+      </w:r>
+    </w:p>
+    <w:p>
+      <w:r>
+        <w:t>________________________________________________________________</w:t>
+      </w:r>
+    </w:p>
+    <w:p>
+      <w:r>
+        <w:t>________________________________________________________________</w:t>
+      </w:r>
+    </w:p>
+    <w:p>
+      <w:r>
+        <w:t>________________________________________________________________</w:t>
+      </w:r>
+    </w:p>
+    <w:p>
+      <w:pPr>
+        <w:pStyle w:val="Heading2"/>
+      </w:pPr>
+      <w:r>
+        <w:t>Predict the pictured change</w:t>
+      </w:r>
+    </w:p>
+    <w:p>
+      <w:pPr>
+        <w:pStyle w:val="ListBullet"/>
+      </w:pPr>
+      <w:r>
+        <w:t>Change: Change the rule to length greater than 4.</w:t>
+      </w:r>
+    </w:p>
+    <w:p>
+      <w:pPr>
+        <w:pStyle w:val="Heading2"/>
+      </w:pPr>
+      <w:r>
+        <w:t>Check after predicting · reference / check after trying</w:t>
+      </w:r>
+    </w:p>
+    <w:p>
+      <w:pPr>
         <w:spacing w:line="336" w:lineRule="auto" w:after="180"/>
       </w:pPr>
+      <w:r>
+        <w:rPr>
+          <w:b/>
+        </w:rPr>
+        <w:t>Prediction</w:t>
+      </w:r>
       <w:r>
         <w:rPr>
           <w:b w:val="0"/>
         </w:rPr>
-        <w:t xml:space="preserve">Before applying the procedure, write its units, denominator or decision boundary where relevant. A partner should be able to repeat each step using the same </w:t>
+        <w:t>: Pine becomes short; willow stays long and oak stays short.</w:t>
+      </w:r>
+    </w:p>
+    <w:p>
+      <w:pPr>
+        <w:spacing w:line="336" w:lineRule="auto" w:after="180"/>
+      </w:pPr>
+      <w:r>
+        <w:rPr>
+          <w:b w:val="0"/>
+        </w:rPr>
+        <w:t>Reason: The equality case distinguishes the two procedures.</w:t>
+      </w:r>
+    </w:p>
+    <w:p>
+      <w:pPr>
+        <w:pStyle w:val="Heading2"/>
+      </w:pPr>
+      <w:r>
+        <w:t>Earlier wording, alternatives and picture transcripts · reference / check after trying</w:t>
+      </w:r>
+    </w:p>
+    <w:p>
+      <w:pPr>
+        <w:pStyle w:val="Heading3"/>
+      </w:pPr>
+      <w:r>
+        <w:t>Compare a familiar case with a changed case</w:t>
+      </w:r>
+    </w:p>
+    <w:p>
+      <w:pPr>
+        <w:pStyle w:val="Heading3"/>
+      </w:pPr>
+      <w:r>
+        <w:t>Change one thing in the pictured case</w:t>
+      </w:r>
+    </w:p>
+    <w:p>
+      <w:pPr>
+        <w:pStyle w:val="Heading1"/>
+      </w:pPr>
+      <w:r>
+        <w:t>06. Connect the main result with the separate pictured case</w:t>
+      </w:r>
+    </w:p>
+    <w:p>
+      <w:r>
+        <w:t>Keep the two scenarios and their supplied evidence distinct.</w:t>
+      </w:r>
+    </w:p>
+    <w:p>
+      <w:pPr>
+        <w:pStyle w:val="Heading2"/>
+      </w:pPr>
+      <w:r>
+        <w:t>Main case and original checked reasoning</w:t>
+      </w:r>
+    </w:p>
+    <w:p>
+      <w:pPr>
+        <w:spacing w:line="336" w:lineRule="auto" w:after="180"/>
+      </w:pPr>
+      <w:r>
+        <w:rPr>
+          <w:b w:val="0"/>
+        </w:rPr>
+        <w:t>Methods says used AI on data and got good scores; code and split are absent.</w:t>
+      </w:r>
+    </w:p>
+    <w:p>
+      <w:pPr>
+        <w:spacing w:line="336" w:lineRule="auto" w:after="180"/>
+      </w:pPr>
+      <w:r>
+        <w:rPr>
+          <w:b w:val="0"/>
+        </w:rPr>
+        <w:t>It omits model/procedure version, data identity, units/splits, baseline, metric and scoring. Reproduction and validity cannot be assessed from the description.</w:t>
+      </w:r>
+    </w:p>
+    <w:p>
+      <w:pPr>
+        <w:spacing w:line="336" w:lineRule="auto" w:after="180"/>
+      </w:pPr>
+      <w:r>
+        <w:rPr>
+          <w:b w:val="0"/>
+        </w:rPr>
+        <w:t xml:space="preserve">Compare the intermediate </w:t>
+      </w:r>
+      <w:r>
+        <w:rPr>
+          <w:b/>
+        </w:rPr>
+        <w:t>evidence</w:t>
+      </w:r>
+      <w:r>
+        <w:rPr>
+          <w:b w:val="0"/>
+        </w:rPr>
+        <w:t xml:space="preserve"> with the final statement. Explain why each number or decision follows from the stated </w:t>
       </w:r>
       <w:r>
         <w:rPr>
@@ -609,7 +1430,7 @@
         <w:rPr>
           <w:b w:val="0"/>
         </w:rPr>
-        <w:t xml:space="preserve">If a required </w:t>
+        <w:t xml:space="preserve">The conclusion belongs to this scenario and procedure; changing the </w:t>
       </w:r>
       <w:r>
         <w:rPr>
@@ -621,445 +1442,15 @@
         <w:rPr>
           <w:b w:val="0"/>
         </w:rPr>
-        <w:t xml:space="preserve"> is absent or violates the stated contract, record that condition explicitly instead of quietly replacing it with a convenient value.</w:t>
-      </w:r>
-    </w:p>
-    <w:p>
-      <w:pPr>
-        <w:pStyle w:val="Heading3"/>
-      </w:pPr>
-      <w:r>
-        <w:t>Connect the picture and the explanation</w:t>
-      </w:r>
-    </w:p>
-    <w:p>
-      <w:pPr>
-        <w:spacing w:line="336" w:lineRule="auto" w:after="180"/>
-      </w:pPr>
-      <w:r>
-        <w:rPr>
-          <w:b w:val="0"/>
-        </w:rPr>
-        <w:t xml:space="preserve">Point to the </w:t>
-      </w:r>
-      <w:r>
-        <w:rPr>
-          <w:b/>
-        </w:rPr>
-        <w:t>input</w:t>
-      </w:r>
-      <w:r>
-        <w:rPr>
-          <w:b w:val="0"/>
-        </w:rPr>
-        <w:t>, the deciding step and the result in this week’s visual. Explain the same step in ordinary words. A picture helps when you can say what each part represents.</w:t>
-      </w:r>
-    </w:p>
-    <w:p>
-      <w:pPr>
-        <w:pStyle w:val="Heading1"/>
-      </w:pPr>
-      <w:r>
-        <w:t>04. Compare the cases</w:t>
-      </w:r>
-    </w:p>
-    <w:p>
-      <w:r>
-        <w:t>Compare the supplied cases for Writing the methods section. Identify the detail that changes the conclusion.</w:t>
-      </w:r>
-    </w:p>
-    <w:p>
-      <w:pPr>
-        <w:pStyle w:val="Heading3"/>
-      </w:pPr>
-      <w:r>
-        <w:t>Compare a familiar case with a changed case</w:t>
-      </w:r>
-    </w:p>
-    <w:p>
-      <w:pPr>
-        <w:spacing w:line="336" w:lineRule="auto" w:after="180"/>
-      </w:pPr>
-      <w:r>
-        <w:rPr>
-          <w:b w:val="0"/>
-        </w:rPr>
-        <w:t>Methods says used AI on data and got good scores; code and split are absent. Show the intermediate steps and give the conclusion with its scope.</w:t>
-      </w:r>
-    </w:p>
-    <w:p>
-      <w:pPr>
-        <w:pStyle w:val="Heading3"/>
-      </w:pPr>
-      <w:r>
-        <w:t>Keep the procedure fixed. Explain what changed in the inputs and result.</w:t>
-      </w:r>
-    </w:p>
-    <w:p>
-      <w:r>
-        <w:t>________________________________________________________________</w:t>
-      </w:r>
-    </w:p>
-    <w:p>
-      <w:r>
-        <w:t>________________________________________________________________</w:t>
-      </w:r>
-    </w:p>
-    <w:p>
-      <w:r>
-        <w:t>________________________________________________________________</w:t>
-      </w:r>
-    </w:p>
-    <w:p>
-      <w:r>
-        <w:t>________________________________________________________________</w:t>
-      </w:r>
-    </w:p>
-    <w:p>
-      <w:r>
-        <w:t>________________________________________________________________</w:t>
-      </w:r>
-    </w:p>
-    <w:p>
-      <w:pPr>
-        <w:pStyle w:val="Heading3"/>
-      </w:pPr>
-      <w:r>
-        <w:t>Change one thing in the pictured case</w:t>
-      </w:r>
-    </w:p>
-    <w:p>
-      <w:pPr>
-        <w:pStyle w:val="Heading3"/>
-      </w:pPr>
-      <w:r>
-        <w:t>Change one thing</w:t>
-      </w:r>
-    </w:p>
-    <w:p>
-      <w:pPr>
-        <w:spacing w:line="336" w:lineRule="auto" w:after="180"/>
-        <w:shd w:fill="F5F1FB"/>
-      </w:pPr>
-      <w:r>
-        <w:rPr>
-          <w:b w:val="0"/>
-        </w:rPr>
-        <w:t>Change: Change the rule to length greater than 4.</w:t>
-      </w:r>
-    </w:p>
-    <w:p>
-      <w:pPr>
-        <w:pStyle w:val="Heading3"/>
-      </w:pPr>
-      <w:r>
-        <w:t>Predicted result</w:t>
-      </w:r>
-    </w:p>
-    <w:p>
-      <w:pPr>
-        <w:spacing w:line="336" w:lineRule="auto" w:after="180"/>
-        <w:shd w:fill="F1F6FC"/>
-      </w:pPr>
-      <w:r>
-        <w:rPr>
-          <w:b/>
-        </w:rPr>
-        <w:t>Prediction</w:t>
-      </w:r>
-      <w:r>
-        <w:rPr>
-          <w:b w:val="0"/>
-        </w:rPr>
-        <w:t>: Pine becomes short; willow stays long and oak stays short.</w:t>
-      </w:r>
-    </w:p>
-    <w:p>
-      <w:pPr>
-        <w:pStyle w:val="Heading3"/>
-      </w:pPr>
-      <w:r>
-        <w:t>Why the result follows</w:t>
-      </w:r>
-    </w:p>
-    <w:p>
-      <w:pPr>
-        <w:spacing w:line="336" w:lineRule="auto" w:after="180"/>
-        <w:shd w:fill="F1F6FC"/>
-      </w:pPr>
-      <w:r>
-        <w:rPr>
-          <w:b w:val="0"/>
-        </w:rPr>
-        <w:t>Reason: The equality case distinguishes the two procedures.</w:t>
-      </w:r>
-    </w:p>
-    <w:p>
-      <w:pPr>
-        <w:pStyle w:val="Heading1"/>
-      </w:pPr>
-      <w:r>
-        <w:t>05. Words that unlock the idea</w:t>
-      </w:r>
-    </w:p>
-    <w:p>
-      <w:r>
-        <w:t>Use the vocabulary of Writing the methods section to explain a concrete decision, rather than only memorising definitions.</w:t>
-      </w:r>
-    </w:p>
-    <w:tbl>
-      <w:tblPr>
-        <w:tblStyle w:val="LightShading-Accent1"/>
-        <w:tblW w:type="auto" w:w="0"/>
-        <w:tblLook w:firstColumn="1" w:firstRow="1" w:lastColumn="0" w:lastRow="0" w:noHBand="0" w:noVBand="1" w:val="04A0"/>
-      </w:tblPr>
-      <w:tblGrid>
-        <w:gridCol w:w="5112"/>
-        <w:gridCol w:w="5112"/>
-      </w:tblGrid>
-      <w:tr>
-        <w:trPr>
-          <w:tblHeader/>
-        </w:trPr>
-        <w:tc>
-          <w:tcPr>
-            <w:tcW w:type="dxa" w:w="5112"/>
-          </w:tcPr>
-          <w:p>
-            <w:r>
-              <w:t>Word</w:t>
-            </w:r>
-          </w:p>
-        </w:tc>
-        <w:tc>
-          <w:tcPr>
-            <w:tcW w:type="dxa" w:w="5112"/>
-          </w:tcPr>
-          <w:p>
-            <w:r>
-              <w:t>Meaning</w:t>
-            </w:r>
-          </w:p>
-        </w:tc>
-      </w:tr>
-      <w:tr>
-        <w:tc>
-          <w:tcPr>
-            <w:tcW w:type="dxa" w:w="5112"/>
-          </w:tcPr>
-          <w:p>
-            <w:r>
-              <w:t>Methods section</w:t>
-            </w:r>
-          </w:p>
-        </w:tc>
-        <w:tc>
-          <w:tcPr>
-            <w:tcW w:type="dxa" w:w="5112"/>
-          </w:tcPr>
-          <w:p>
-            <w:r>
-              <w:t>The record of study design and computation</w:t>
-            </w:r>
-          </w:p>
-        </w:tc>
-      </w:tr>
-      <w:tr>
-        <w:tc>
-          <w:tcPr>
-            <w:tcW w:type="dxa" w:w="5112"/>
-          </w:tcPr>
-          <w:p>
-            <w:r>
-              <w:t>Design choice</w:t>
-            </w:r>
-          </w:p>
-        </w:tc>
-        <w:tc>
-          <w:tcPr>
-            <w:tcW w:type="dxa" w:w="5112"/>
-          </w:tcPr>
-          <w:p>
-            <w:r>
-              <w:t>A decision affecting what evidence means</w:t>
-            </w:r>
-          </w:p>
-        </w:tc>
-      </w:tr>
-      <w:tr>
-        <w:tc>
-          <w:tcPr>
-            <w:tcW w:type="dxa" w:w="5112"/>
-          </w:tcPr>
-          <w:p>
-            <w:r>
-              <w:t>Analysis assumption</w:t>
-            </w:r>
-          </w:p>
-        </w:tc>
-        <w:tc>
-          <w:tcPr>
-            <w:tcW w:type="dxa" w:w="5112"/>
-          </w:tcPr>
-          <w:p>
-            <w:r>
-              <w:t>A condition required by a statistical procedure</w:t>
-            </w:r>
-          </w:p>
-        </w:tc>
-      </w:tr>
-    </w:tbl>
-    <w:p>
-      <w:pPr>
-        <w:pStyle w:val="Heading3"/>
-      </w:pPr>
-      <w:r>
-        <w:t>Use two terms to explain a step in this week’s example.</w:t>
-      </w:r>
-    </w:p>
-    <w:p>
-      <w:r>
-        <w:t>________________________________________________________________</w:t>
-      </w:r>
-    </w:p>
-    <w:p>
-      <w:r>
-        <w:t>________________________________________________________________</w:t>
-      </w:r>
-    </w:p>
-    <w:p>
-      <w:r>
-        <w:t>________________________________________________________________</w:t>
-      </w:r>
-    </w:p>
-    <w:p>
-      <w:pPr>
-        <w:pStyle w:val="Heading1"/>
-      </w:pPr>
-      <w:r>
-        <w:t>06. Follow a worked example</w:t>
-      </w:r>
-    </w:p>
-    <w:p>
-      <w:r>
-        <w:t>Follow the worked trace for Writing the methods section, predict a step, then compare with its explanation.</w:t>
-      </w:r>
-    </w:p>
-    <w:p>
-      <w:pPr>
-        <w:spacing w:line="336" w:lineRule="auto" w:after="180"/>
-      </w:pPr>
-      <w:r>
-        <w:rPr>
-          <w:b w:val="0"/>
-        </w:rPr>
-        <w:t>Methods says used AI on data and got good scores; code and split are absent.</w:t>
-      </w:r>
-    </w:p>
-    <w:p>
-      <w:pPr>
-        <w:spacing w:line="336" w:lineRule="auto" w:after="180"/>
-      </w:pPr>
-      <w:r>
-        <w:rPr>
-          <w:b w:val="0"/>
-        </w:rPr>
-        <w:t>It omits model/procedure version, data identity, units/splits, baseline, metric and scoring. Reproduction and validity cannot be assessed from the description.</w:t>
-      </w:r>
-    </w:p>
-    <w:p>
-      <w:pPr>
-        <w:pStyle w:val="Heading3"/>
-      </w:pPr>
-      <w:r>
-        <w:t>Worked explanation · Writing the methods section</w:t>
-      </w:r>
-    </w:p>
-    <w:p>
-      <w:pPr>
-        <w:spacing w:line="336" w:lineRule="auto" w:after="180"/>
-        <w:shd w:fill="F1F6FC"/>
-      </w:pPr>
-      <w:r>
-        <w:rPr>
-          <w:b w:val="0"/>
-        </w:rPr>
-        <w:t xml:space="preserve">Compare the intermediate </w:t>
-      </w:r>
-      <w:r>
-        <w:rPr>
-          <w:b/>
-        </w:rPr>
-        <w:t>evidence</w:t>
-      </w:r>
-      <w:r>
-        <w:rPr>
-          <w:b w:val="0"/>
-        </w:rPr>
-        <w:t xml:space="preserve"> with the final statement. Explain why each number or decision follows from the stated </w:t>
-      </w:r>
-      <w:r>
-        <w:rPr>
-          <w:b/>
-        </w:rPr>
-        <w:t>input</w:t>
-      </w:r>
-      <w:r>
-        <w:rPr>
-          <w:b w:val="0"/>
-        </w:rPr>
-        <w:t>s.</w:t>
-      </w:r>
-    </w:p>
-    <w:p>
-      <w:pPr>
-        <w:spacing w:line="336" w:lineRule="auto" w:after="180"/>
-        <w:shd w:fill="F1F6FC"/>
-      </w:pPr>
-      <w:r>
-        <w:rPr>
-          <w:b w:val="0"/>
-        </w:rPr>
-        <w:t xml:space="preserve">The conclusion belongs to this scenario and procedure; changing the </w:t>
-      </w:r>
-      <w:r>
-        <w:rPr>
-          <w:b/>
-        </w:rPr>
-        <w:t>input</w:t>
-      </w:r>
-      <w:r>
-        <w:rPr>
-          <w:b w:val="0"/>
-        </w:rPr>
         <w:t>s, evaluation population or authority can change what it establishes. Retain the raw record so a later revision can be compared honestly.</w:t>
       </w:r>
     </w:p>
     <w:p>
       <w:pPr>
-        <w:pStyle w:val="Heading3"/>
-      </w:pPr>
-      <w:r>
-        <w:t>Learn from the worked case</w:t>
-      </w:r>
-    </w:p>
-    <w:p>
-      <w:pPr>
-        <w:spacing w:line="336" w:lineRule="auto" w:after="180"/>
-      </w:pPr>
-      <w:r>
-        <w:rPr>
-          <w:b w:val="0"/>
-        </w:rPr>
-        <w:t>Cover the result before checking it. Say what is given, choose the procedure, and follow one step at a time. Then uncover the result and explain your first mismatch. Ask why a step is allowed, not only what number it produces.</w:t>
-      </w:r>
-    </w:p>
-    <w:p>
-      <w:pPr>
-        <w:pStyle w:val="Heading3"/>
-      </w:pPr>
-      <w:r>
-        <w:t>A pictorial worked case: Writing the methods section</w:t>
+        <w:pStyle w:val="Heading2"/>
+      </w:pPr>
+      <w:r>
+        <w:t>Separate pictured inputs and complete explanation</w:t>
       </w:r>
     </w:p>
     <w:p>
@@ -1075,24 +1466,7 @@
     </w:p>
     <w:p>
       <w:pPr>
-        <w:pStyle w:val="Heading3"/>
-      </w:pPr>
-      <w:r>
-        <w:t>The facts we will use</w:t>
-      </w:r>
-    </w:p>
-    <w:p>
-      <w:pPr>
-        <w:pStyle w:val="Heading3"/>
-      </w:pPr>
-      <w:r>
-        <w:t>Supplied facts</w:t>
-      </w:r>
-    </w:p>
-    <w:p>
-      <w:pPr>
         <w:spacing w:line="336" w:lineRule="auto" w:after="180"/>
-        <w:shd w:fill="F1F6FC"/>
       </w:pPr>
       <w:r>
         <w:rPr>
@@ -1108,11 +1482,41 @@
       </w:r>
     </w:p>
     <w:p>
+      <w:pPr>
+        <w:spacing w:line="336" w:lineRule="auto" w:after="180"/>
+      </w:pPr>
+      <w:r>
+        <w:rPr>
+          <w:b w:val="0"/>
+        </w:rPr>
+        <w:t>The separate toy method supplies exact strings and a rule, not a learned model. With no trimming, oak has three characters and is short; pine has four and is long; willow has six and is long under length at least four. Changing the condition to strictly greater than four changes only pine to short.</w:t>
+      </w:r>
+    </w:p>
+    <w:p>
+      <w:pPr>
+        <w:spacing w:line="336" w:lineRule="auto" w:after="180"/>
+      </w:pPr>
+      <w:r>
+        <w:rPr>
+          <w:b w:val="0"/>
+        </w:rPr>
+        <w:t>The whitespace probe oak followed by one space has four characters under this method and therefore is long; silently stripping it would change the procedure. Long and short are arbitrary string-length categories, not ecological properties. Repeating this computation does not fill in the main report’s missing AI materials.</w:t>
+      </w:r>
+    </w:p>
+    <w:p>
+      <w:pPr>
+        <w:pStyle w:val="Heading2"/>
+      </w:pPr>
+      <w:r>
+        <w:t>Read the labelled representation</w:t>
+      </w:r>
+    </w:p>
+    <w:p>
       <w:r>
         <w:drawing>
           <wp:inline xmlns:a="http://schemas.openxmlformats.org/drawingml/2006/main" xmlns:pic="http://schemas.openxmlformats.org/drawingml/2006/picture">
-            <wp:extent cx="5486400" cy="5145314"/>
-            <wp:docPr id="1" name="Picture 1" descr="Writing the methods section. Record exact inputs: Preserve the three strings and no-trimming policy.. State procedure: Apply the inclusive length boundary at four characters.. Show resulting labels: Oak is short; pine and willow are long."/>
+            <wp:extent cx="5486400" cy="2992582"/>
+            <wp:docPr id="1" name="Picture 1" descr="Exact strings oak, pine and willow have three, four and six characters. Under length at least four the labels are short, long, long. Under greater than four only pine changes to short. No whitespace trimming is performed."/>
             <wp:cNvGraphicFramePr>
               <a:graphicFrameLocks noChangeAspect="1"/>
             </wp:cNvGraphicFramePr>
@@ -1120,7 +1524,7 @@
               <a:graphicData uri="http://schemas.openxmlformats.org/drawingml/2006/picture">
                 <pic:pic>
                   <pic:nvPicPr>
-                    <pic:cNvPr id="0" name="academy-visual-ai-7-30.png"/>
+                    <pic:cNvPr id="0" name="ai-7-30-method-boundary.png"/>
                     <pic:cNvPicPr/>
                   </pic:nvPicPr>
                   <pic:blipFill>
@@ -1132,7 +1536,43 @@
                   <pic:spPr>
                     <a:xfrm>
                       <a:off x="0" y="0"/>
-                      <a:ext cx="5486400" cy="5145314"/>
+                      <a:ext cx="5486400" cy="2992582"/>
+                    </a:xfrm>
+                    <a:prstGeom prst="rect"/>
+                  </pic:spPr>
+                </pic:pic>
+              </a:graphicData>
+            </a:graphic>
+          </wp:inline>
+        </w:drawing>
+      </w:r>
+    </w:p>
+    <w:p>
+      <w:r>
+        <w:drawing>
+          <wp:inline xmlns:a="http://schemas.openxmlformats.org/drawingml/2006/main" xmlns:pic="http://schemas.openxmlformats.org/drawingml/2006/picture">
+            <wp:extent cx="5486400" cy="3182112"/>
+            <wp:docPr id="2" name="Picture 2" descr="Record exact inputs: Preserve the three strings and no-trimming policy. → State procedure: Apply the inclusive length boundary at four characters. → Show resulting labels: Oak is short; pine and willow are long."/>
+            <wp:cNvGraphicFramePr>
+              <a:graphicFrameLocks noChangeAspect="1"/>
+            </wp:cNvGraphicFramePr>
+            <a:graphic>
+              <a:graphicData uri="http://schemas.openxmlformats.org/drawingml/2006/picture">
+                <pic:pic>
+                  <pic:nvPicPr>
+                    <pic:cNvPr id="0" name="academy-story-ai-7-30-02.png"/>
+                    <pic:cNvPicPr/>
+                  </pic:nvPicPr>
+                  <pic:blipFill>
+                    <a:blip r:embed="rId10"/>
+                    <a:stretch>
+                      <a:fillRect/>
+                    </a:stretch>
+                  </pic:blipFill>
+                  <pic:spPr>
+                    <a:xfrm>
+                      <a:off x="0" y="0"/>
+                      <a:ext cx="5486400" cy="3182112"/>
                     </a:xfrm>
                     <a:prstGeom prst="rect"/>
                   </pic:spPr>
@@ -1260,24 +1700,7 @@
     </w:p>
     <w:p>
       <w:pPr>
-        <w:pStyle w:val="Heading3"/>
-      </w:pPr>
-      <w:r>
-        <w:t>Why this result follows</w:t>
-      </w:r>
-    </w:p>
-    <w:p>
-      <w:pPr>
-        <w:pStyle w:val="Heading3"/>
-      </w:pPr>
-      <w:r>
-        <w:t>Why the result follows</w:t>
-      </w:r>
-    </w:p>
-    <w:p>
-      <w:pPr>
         <w:spacing w:line="336" w:lineRule="auto" w:after="180"/>
-        <w:shd w:fill="F1F6FC"/>
       </w:pPr>
       <w:r>
         <w:rPr>
@@ -1324,42 +1747,389 @@
     </w:p>
     <w:p>
       <w:pPr>
+        <w:pStyle w:val="Heading2"/>
+      </w:pPr>
+      <w:r>
+        <w:t>Complete picture evidence and limits</w:t>
+      </w:r>
+    </w:p>
+    <w:tbl>
+      <w:tblPr>
+        <w:tblStyle w:val="LightShading-Accent1"/>
+        <w:tblW w:type="auto" w:w="0"/>
+        <w:tblLook w:firstColumn="1" w:firstRow="1" w:lastColumn="0" w:lastRow="0" w:noHBand="0" w:noVBand="1" w:val="04A0"/>
+      </w:tblPr>
+      <w:tblGrid>
+        <w:gridCol w:w="2556"/>
+        <w:gridCol w:w="2556"/>
+        <w:gridCol w:w="2556"/>
+        <w:gridCol w:w="2556"/>
+      </w:tblGrid>
+      <w:tr>
+        <w:trPr>
+          <w:tblHeader/>
+        </w:trPr>
+        <w:tc>
+          <w:tcPr>
+            <w:tcW w:type="dxa" w:w="2556"/>
+          </w:tcPr>
+          <w:p>
+            <w:r>
+              <w:t>Exact toy input</w:t>
+            </w:r>
+          </w:p>
+        </w:tc>
+        <w:tc>
+          <w:tcPr>
+            <w:tcW w:type="dxa" w:w="2556"/>
+          </w:tcPr>
+          <w:p>
+            <w:r>
+              <w:t>Character count</w:t>
+            </w:r>
+          </w:p>
+        </w:tc>
+        <w:tc>
+          <w:tcPr>
+            <w:tcW w:type="dxa" w:w="2556"/>
+          </w:tcPr>
+          <w:p>
+            <w:r>
+              <w:t>Length ≥ 4</w:t>
+            </w:r>
+          </w:p>
+        </w:tc>
+        <w:tc>
+          <w:tcPr>
+            <w:tcW w:type="dxa" w:w="2556"/>
+          </w:tcPr>
+          <w:p>
+            <w:r>
+              <w:t>Length &gt; 4</w:t>
+            </w:r>
+          </w:p>
+        </w:tc>
+      </w:tr>
+      <w:tr>
+        <w:tc>
+          <w:tcPr>
+            <w:tcW w:type="dxa" w:w="2556"/>
+          </w:tcPr>
+          <w:p>
+            <w:r>
+              <w:t>oak</w:t>
+            </w:r>
+          </w:p>
+        </w:tc>
+        <w:tc>
+          <w:tcPr>
+            <w:tcW w:type="dxa" w:w="2556"/>
+          </w:tcPr>
+          <w:p>
+            <w:r>
+              <w:t>3</w:t>
+            </w:r>
+          </w:p>
+        </w:tc>
+        <w:tc>
+          <w:tcPr>
+            <w:tcW w:type="dxa" w:w="2556"/>
+          </w:tcPr>
+          <w:p>
+            <w:r>
+              <w:t>short</w:t>
+            </w:r>
+          </w:p>
+        </w:tc>
+        <w:tc>
+          <w:tcPr>
+            <w:tcW w:type="dxa" w:w="2556"/>
+          </w:tcPr>
+          <w:p>
+            <w:r>
+              <w:t>short</w:t>
+            </w:r>
+          </w:p>
+        </w:tc>
+      </w:tr>
+      <w:tr>
+        <w:tc>
+          <w:tcPr>
+            <w:tcW w:type="dxa" w:w="2556"/>
+          </w:tcPr>
+          <w:p>
+            <w:r>
+              <w:t>pine</w:t>
+            </w:r>
+          </w:p>
+        </w:tc>
+        <w:tc>
+          <w:tcPr>
+            <w:tcW w:type="dxa" w:w="2556"/>
+          </w:tcPr>
+          <w:p>
+            <w:r>
+              <w:t>4</w:t>
+            </w:r>
+          </w:p>
+        </w:tc>
+        <w:tc>
+          <w:tcPr>
+            <w:tcW w:type="dxa" w:w="2556"/>
+          </w:tcPr>
+          <w:p>
+            <w:r>
+              <w:t>long</w:t>
+            </w:r>
+          </w:p>
+        </w:tc>
+        <w:tc>
+          <w:tcPr>
+            <w:tcW w:type="dxa" w:w="2556"/>
+          </w:tcPr>
+          <w:p>
+            <w:r>
+              <w:t>short</w:t>
+            </w:r>
+          </w:p>
+        </w:tc>
+      </w:tr>
+      <w:tr>
+        <w:tc>
+          <w:tcPr>
+            <w:tcW w:type="dxa" w:w="2556"/>
+          </w:tcPr>
+          <w:p>
+            <w:r>
+              <w:t>willow</w:t>
+            </w:r>
+          </w:p>
+        </w:tc>
+        <w:tc>
+          <w:tcPr>
+            <w:tcW w:type="dxa" w:w="2556"/>
+          </w:tcPr>
+          <w:p>
+            <w:r>
+              <w:t>6</w:t>
+            </w:r>
+          </w:p>
+        </w:tc>
+        <w:tc>
+          <w:tcPr>
+            <w:tcW w:type="dxa" w:w="2556"/>
+          </w:tcPr>
+          <w:p>
+            <w:r>
+              <w:t>long</w:t>
+            </w:r>
+          </w:p>
+        </w:tc>
+        <w:tc>
+          <w:tcPr>
+            <w:tcW w:type="dxa" w:w="2556"/>
+          </w:tcPr>
+          <w:p>
+            <w:r>
+              <w:t>long</w:t>
+            </w:r>
+          </w:p>
+        </w:tc>
+      </w:tr>
+      <w:tr>
+        <w:tc>
+          <w:tcPr>
+            <w:tcW w:type="dxa" w:w="2556"/>
+          </w:tcPr>
+          <w:p>
+            <w:r>
+              <w:t>oak followed by one space</w:t>
+            </w:r>
+          </w:p>
+        </w:tc>
+        <w:tc>
+          <w:tcPr>
+            <w:tcW w:type="dxa" w:w="2556"/>
+          </w:tcPr>
+          <w:p>
+            <w:r>
+              <w:t>4, because no trimming</w:t>
+            </w:r>
+          </w:p>
+        </w:tc>
+        <w:tc>
+          <w:tcPr>
+            <w:tcW w:type="dxa" w:w="2556"/>
+          </w:tcPr>
+          <w:p>
+            <w:r>
+              <w:t>long</w:t>
+            </w:r>
+          </w:p>
+        </w:tc>
+        <w:tc>
+          <w:tcPr>
+            <w:tcW w:type="dxa" w:w="2556"/>
+          </w:tcPr>
+          <w:p>
+            <w:r>
+              <w:t>short</w:t>
+            </w:r>
+          </w:p>
+        </w:tc>
+      </w:tr>
+      <w:tr>
+        <w:tc>
+          <w:tcPr>
+            <w:tcW w:type="dxa" w:w="2556"/>
+          </w:tcPr>
+          <w:p>
+            <w:r>
+              <w:t>Why labels differ</w:t>
+            </w:r>
+          </w:p>
+        </w:tc>
+        <w:tc>
+          <w:tcPr>
+            <w:tcW w:type="dxa" w:w="2556"/>
+          </w:tcPr>
+          <w:p>
+            <w:r>
+              <w:t>Boundary or preprocessing changed</w:t>
+            </w:r>
+          </w:p>
+        </w:tc>
+        <w:tc>
+          <w:tcPr>
+            <w:tcW w:type="dxa" w:w="2556"/>
+          </w:tcPr>
+          <w:p>
+            <w:r>
+              <w:t>Record exact method</w:t>
+            </w:r>
+          </w:p>
+        </w:tc>
+        <w:tc>
+          <w:tcPr>
+            <w:tcW w:type="dxa" w:w="2556"/>
+          </w:tcPr>
+          <w:p>
+            <w:r>
+              <w:t>Preserve original and revised versions</w:t>
+            </w:r>
+          </w:p>
+        </w:tc>
+      </w:tr>
+    </w:tbl>
+    <w:p>
+      <w:pPr>
+        <w:pStyle w:val="Heading2"/>
+      </w:pPr>
+      <w:r>
+        <w:t>Predict the changed condition</w:t>
+      </w:r>
+    </w:p>
+    <w:p>
+      <w:pPr>
+        <w:pStyle w:val="ListBullet"/>
+      </w:pPr>
+      <w:r>
+        <w:t>Change one thing: Change the rule to length greater than 4. Predict the result before checking the explanation. What remains the same?</w:t>
+      </w:r>
+    </w:p>
+    <w:p>
+      <w:pPr>
+        <w:pStyle w:val="Heading2"/>
+      </w:pPr>
+      <w:r>
+        <w:t>Check after predicting · reference / check after trying</w:t>
+      </w:r>
+    </w:p>
+    <w:p>
+      <w:r>
+        <w:drawing>
+          <wp:inline xmlns:a="http://schemas.openxmlformats.org/drawingml/2006/main" xmlns:pic="http://schemas.openxmlformats.org/drawingml/2006/picture">
+            <wp:extent cx="5486400" cy="3026664"/>
+            <wp:docPr id="3" name="Picture 3" descr="Original case: Oak is short; pine and willow are long. Changed condition: Change the rule to length greater than 4. Expected result: Pine becomes short; willow stays long and oak stays short. Reason: The equality case distinguishes the two procedures."/>
+            <wp:cNvGraphicFramePr>
+              <a:graphicFrameLocks noChangeAspect="1"/>
+            </wp:cNvGraphicFramePr>
+            <a:graphic>
+              <a:graphicData uri="http://schemas.openxmlformats.org/drawingml/2006/picture">
+                <pic:pic>
+                  <pic:nvPicPr>
+                    <pic:cNvPr id="0" name="academy-story-ai-7-30-04.png"/>
+                    <pic:cNvPicPr/>
+                  </pic:nvPicPr>
+                  <pic:blipFill>
+                    <a:blip r:embed="rId11"/>
+                    <a:stretch>
+                      <a:fillRect/>
+                    </a:stretch>
+                  </pic:blipFill>
+                  <pic:spPr>
+                    <a:xfrm>
+                      <a:off x="0" y="0"/>
+                      <a:ext cx="5486400" cy="3026664"/>
+                    </a:xfrm>
+                    <a:prstGeom prst="rect"/>
+                  </pic:spPr>
+                </pic:pic>
+              </a:graphicData>
+            </a:graphic>
+          </wp:inline>
+        </w:drawing>
+      </w:r>
+    </w:p>
+    <w:p>
+      <w:pPr>
+        <w:pStyle w:val="Heading2"/>
+      </w:pPr>
+      <w:r>
+        <w:t>Explain what remains unknown</w:t>
+      </w:r>
+    </w:p>
+    <w:p>
+      <w:pPr>
+        <w:pStyle w:val="ListBullet"/>
+      </w:pPr>
+      <w:r>
+        <w:t>Repeating this deterministic toy rule does not validate a learned model or establish ecological categories.</w:t>
+      </w:r>
+    </w:p>
+    <w:p>
+      <w:pPr>
+        <w:pStyle w:val="ListBullet"/>
+      </w:pPr>
+      <w:r>
+        <w:t>Read the labelled picture: Apply the inclusive four-character rule to oak, pine and willow. Which label changes under greater-than-four, and what method detail allows another team to reproduce the distinction?</w:t>
+      </w:r>
+    </w:p>
+    <w:p>
+      <w:pPr>
+        <w:pStyle w:val="Heading2"/>
+      </w:pPr>
+      <w:r>
+        <w:t>Earlier wording, alternatives and picture transcripts · reference / check after trying</w:t>
+      </w:r>
+    </w:p>
+    <w:p>
+      <w:pPr>
         <w:pStyle w:val="Heading3"/>
       </w:pPr>
       <w:r>
-        <w:t>What this example does not establish</w:t>
-      </w:r>
-    </w:p>
-    <w:p>
-      <w:pPr>
-        <w:pStyle w:val="Heading3"/>
-      </w:pPr>
-      <w:r>
-        <w:t>Keep the stated limit</w:t>
+        <w:t>Learn from the worked case</w:t>
       </w:r>
     </w:p>
     <w:p>
       <w:pPr>
         <w:spacing w:line="336" w:lineRule="auto" w:after="180"/>
-        <w:shd w:fill="FFF5E6"/>
       </w:pPr>
       <w:r>
         <w:rPr>
           <w:b w:val="0"/>
         </w:rPr>
-        <w:t xml:space="preserve">Repeating this deterministic toy rule does not validate a </w:t>
-      </w:r>
-      <w:r>
-        <w:rPr>
-          <w:b/>
-        </w:rPr>
-        <w:t>learned model</w:t>
-      </w:r>
-      <w:r>
-        <w:rPr>
-          <w:b w:val="0"/>
-        </w:rPr>
-        <w:t xml:space="preserve"> or establish ecological categories.</w:t>
+        <w:t>Cover the result before checking it. Say what is given, choose the procedure, and follow one step at a time. Then uncover the result and explain your first mismatch. Ask why a step is allowed, not only what number it produces.</w:t>
       </w:r>
     </w:p>
     <w:p>
@@ -1367,19 +2137,7 @@
         <w:pStyle w:val="Heading3"/>
       </w:pPr>
       <w:r>
-        <w:t>Keep the stated limit</w:t>
-      </w:r>
-    </w:p>
-    <w:p>
-      <w:pPr>
-        <w:spacing w:line="336" w:lineRule="auto" w:after="180"/>
-        <w:shd w:fill="FFF5E6"/>
-      </w:pPr>
-      <w:r>
-        <w:rPr>
-          <w:b w:val="0"/>
-        </w:rPr>
-        <w:t>Read the labelled picture: Apply the inclusive four-character rule to oak, pine and willow. Which label changes under greater-than-four, and what method detail allows another team to reproduce the distinction?</w:t>
+        <w:t>A pictorial worked case: Writing the methods section</w:t>
       </w:r>
     </w:p>
     <w:p>
@@ -1387,19 +2145,59 @@
         <w:pStyle w:val="Heading3"/>
       </w:pPr>
       <w:r>
-        <w:t>Keep the stated limit</w:t>
-      </w:r>
-    </w:p>
-    <w:p>
-      <w:pPr>
-        <w:spacing w:line="336" w:lineRule="auto" w:after="180"/>
-        <w:shd w:fill="FFF5E6"/>
-      </w:pPr>
-      <w:r>
-        <w:rPr>
-          <w:b w:val="0"/>
-        </w:rPr>
-        <w:t>Change one thing: Change the rule to length greater than 4. Predict the result before checking the explanation. What remains the same?</w:t>
+        <w:t>The facts we will use</w:t>
+      </w:r>
+    </w:p>
+    <w:p>
+      <w:r>
+        <w:drawing>
+          <wp:inline xmlns:a="http://schemas.openxmlformats.org/drawingml/2006/main" xmlns:pic="http://schemas.openxmlformats.org/drawingml/2006/picture">
+            <wp:extent cx="5486400" cy="5145314"/>
+            <wp:docPr id="4" name="Picture 4" descr="Writing the methods section. Record exact inputs: Preserve the three strings and no-trimming policy.. State procedure: Apply the inclusive length boundary at four characters.. Show resulting labels: Oak is short; pine and willow are long."/>
+            <wp:cNvGraphicFramePr>
+              <a:graphicFrameLocks noChangeAspect="1"/>
+            </wp:cNvGraphicFramePr>
+            <a:graphic>
+              <a:graphicData uri="http://schemas.openxmlformats.org/drawingml/2006/picture">
+                <pic:pic>
+                  <pic:nvPicPr>
+                    <pic:cNvPr id="0" name="academy-visual-ai-7-30.png"/>
+                    <pic:cNvPicPr/>
+                  </pic:nvPicPr>
+                  <pic:blipFill>
+                    <a:blip r:embed="rId12"/>
+                    <a:stretch>
+                      <a:fillRect/>
+                    </a:stretch>
+                  </pic:blipFill>
+                  <pic:spPr>
+                    <a:xfrm>
+                      <a:off x="0" y="0"/>
+                      <a:ext cx="5486400" cy="5145314"/>
+                    </a:xfrm>
+                    <a:prstGeom prst="rect"/>
+                  </pic:spPr>
+                </pic:pic>
+              </a:graphicData>
+            </a:graphic>
+          </wp:inline>
+        </w:drawing>
+      </w:r>
+    </w:p>
+    <w:p>
+      <w:pPr>
+        <w:pStyle w:val="Heading3"/>
+      </w:pPr>
+      <w:r>
+        <w:t>Why this result follows</w:t>
+      </w:r>
+    </w:p>
+    <w:p>
+      <w:pPr>
+        <w:pStyle w:val="Heading3"/>
+      </w:pPr>
+      <w:r>
+        <w:t>What this example does not establish</w:t>
       </w:r>
     </w:p>
     <w:p>
@@ -1407,12 +2205,20 @@
         <w:pStyle w:val="Heading1"/>
       </w:pPr>
       <w:r>
-        <w:t>07. Find and repair a mistake</w:t>
-      </w:r>
-    </w:p>
-    <w:p>
-      <w:r>
-        <w:t>Find the unsupported step in the Writing the methods section claim and explain a repair using the supplied evidence.</w:t>
+        <w:t>07. Find the first unsupported inference and repair it</w:t>
+      </w:r>
+    </w:p>
+    <w:p>
+      <w:r>
+        <w:t>Use the supplied conditions rather than inventing missing evidence.</w:t>
+      </w:r>
+    </w:p>
+    <w:p>
+      <w:pPr>
+        <w:pStyle w:val="Heading2"/>
+      </w:pPr>
+      <w:r>
+        <w:t>Original qualification and repair setup</w:t>
       </w:r>
     </w:p>
     <w:p>
@@ -1440,16 +2246,7 @@
     </w:p>
     <w:p>
       <w:pPr>
-        <w:pStyle w:val="Heading3"/>
-      </w:pPr>
-      <w:r>
-        <w:t>Check the claim against the facts</w:t>
-      </w:r>
-    </w:p>
-    <w:p>
-      <w:pPr>
         <w:spacing w:line="336" w:lineRule="auto" w:after="180"/>
-        <w:shd w:fill="FFF5E6"/>
       </w:pPr>
       <w:r>
         <w:rPr>
@@ -1461,7 +2258,6 @@
     <w:p>
       <w:pPr>
         <w:spacing w:line="336" w:lineRule="auto" w:after="180"/>
-        <w:shd w:fill="FFF5E6"/>
       </w:pPr>
       <w:r>
         <w:rPr>
@@ -1484,6 +2280,234 @@
     </w:p>
     <w:p>
       <w:pPr>
+        <w:pStyle w:val="Heading2"/>
+      </w:pPr>
+      <w:r>
+        <w:t>Complete boundary and misconception probes</w:t>
+      </w:r>
+    </w:p>
+    <w:tbl>
+      <w:tblPr>
+        <w:tblStyle w:val="LightShading-Accent1"/>
+        <w:tblW w:type="auto" w:w="0"/>
+        <w:tblLook w:firstColumn="1" w:firstRow="1" w:lastColumn="0" w:lastRow="0" w:noHBand="0" w:noVBand="1" w:val="04A0"/>
+      </w:tblPr>
+      <w:tblGrid>
+        <w:gridCol w:w="5112"/>
+        <w:gridCol w:w="5112"/>
+      </w:tblGrid>
+      <w:tr>
+        <w:trPr>
+          <w:tblHeader/>
+        </w:trPr>
+        <w:tc>
+          <w:tcPr>
+            <w:tcW w:type="dxa" w:w="5112"/>
+          </w:tcPr>
+          <w:p>
+            <w:r>
+              <w:t>Methods audit</w:t>
+            </w:r>
+          </w:p>
+        </w:tc>
+        <w:tc>
+          <w:tcPr>
+            <w:tcW w:type="dxa" w:w="5112"/>
+          </w:tcPr>
+          <w:p>
+            <w:r>
+              <w:t>Checked interpretation</w:t>
+            </w:r>
+          </w:p>
+        </w:tc>
+      </w:tr>
+      <w:tr>
+        <w:tc>
+          <w:tcPr>
+            <w:tcW w:type="dxa" w:w="5112"/>
+          </w:tcPr>
+          <w:p>
+            <w:r>
+              <w:t>Dataset named</w:t>
+            </w:r>
+          </w:p>
+        </w:tc>
+        <w:tc>
+          <w:tcPr>
+            <w:tcW w:type="dxa" w:w="5112"/>
+          </w:tcPr>
+          <w:p>
+            <w:r>
+              <w:t>Still need units, eligibility, roles and split/grouping rule</w:t>
+            </w:r>
+          </w:p>
+        </w:tc>
+      </w:tr>
+      <w:tr>
+        <w:tc>
+          <w:tcPr>
+            <w:tcW w:type="dxa" w:w="5112"/>
+          </w:tcPr>
+          <w:p>
+            <w:r>
+              <w:t>Metric named</w:t>
+            </w:r>
+          </w:p>
+        </w:tc>
+        <w:tc>
+          <w:tcPr>
+            <w:tcW w:type="dxa" w:w="5112"/>
+          </w:tcPr>
+          <w:p>
+            <w:r>
+              <w:t>Still need scoring boundary, denominator and missing handling</w:t>
+            </w:r>
+          </w:p>
+        </w:tc>
+      </w:tr>
+      <w:tr>
+        <w:tc>
+          <w:tcPr>
+            <w:tcW w:type="dxa" w:w="5112"/>
+          </w:tcPr>
+          <w:p>
+            <w:r>
+              <w:t>Near-duplicate sources across split</w:t>
+            </w:r>
+          </w:p>
+        </w:tc>
+        <w:tc>
+          <w:tcPr>
+            <w:tcW w:type="dxa" w:w="5112"/>
+          </w:tcPr>
+          <w:p>
+            <w:r>
+              <w:t>Can undermine evaluation independence; inspect group identities and allocation</w:t>
+            </w:r>
+          </w:p>
+        </w:tc>
+      </w:tr>
+      <w:tr>
+        <w:tc>
+          <w:tcPr>
+            <w:tcW w:type="dxa" w:w="5112"/>
+          </w:tcPr>
+          <w:p>
+            <w:r>
+              <w:t>At least four versus greater than four</w:t>
+            </w:r>
+          </w:p>
+        </w:tc>
+        <w:tc>
+          <w:tcPr>
+            <w:tcW w:type="dxa" w:w="5112"/>
+          </w:tcPr>
+          <w:p>
+            <w:r>
+              <w:t>Different method; pine is the boundary case</w:t>
+            </w:r>
+          </w:p>
+        </w:tc>
+      </w:tr>
+      <w:tr>
+        <w:tc>
+          <w:tcPr>
+            <w:tcW w:type="dxa" w:w="5112"/>
+          </w:tcPr>
+          <w:p>
+            <w:r>
+              <w:t>Whitespace trimming added silently</w:t>
+            </w:r>
+          </w:p>
+        </w:tc>
+        <w:tc>
+          <w:tcPr>
+            <w:tcW w:type="dxa" w:w="5112"/>
+          </w:tcPr>
+          <w:p>
+            <w:r>
+              <w:t>Changes the stated procedure</w:t>
+            </w:r>
+          </w:p>
+        </w:tc>
+      </w:tr>
+      <w:tr>
+        <w:tc>
+          <w:tcPr>
+            <w:tcW w:type="dxa" w:w="5112"/>
+          </w:tcPr>
+          <w:p>
+            <w:r>
+              <w:t>Code reproduces toy labels</w:t>
+            </w:r>
+          </w:p>
+        </w:tc>
+        <w:tc>
+          <w:tcPr>
+            <w:tcW w:type="dxa" w:w="5112"/>
+          </w:tcPr>
+          <w:p>
+            <w:r>
+              <w:t>Not evidence about a learned model</w:t>
+            </w:r>
+          </w:p>
+        </w:tc>
+      </w:tr>
+      <w:tr>
+        <w:tc>
+          <w:tcPr>
+            <w:tcW w:type="dxa" w:w="5112"/>
+          </w:tcPr>
+          <w:p>
+            <w:r>
+              <w:t>A long methods checklist is filled</w:t>
+            </w:r>
+          </w:p>
+        </w:tc>
+        <w:tc>
+          <w:tcPr>
+            <w:tcW w:type="dxa" w:w="5112"/>
+          </w:tcPr>
+          <w:p>
+            <w:r>
+              <w:t>Does not prove records are true or assumptions valid</w:t>
+            </w:r>
+          </w:p>
+        </w:tc>
+      </w:tr>
+      <w:tr>
+        <w:tc>
+          <w:tcPr>
+            <w:tcW w:type="dxa" w:w="5112"/>
+          </w:tcPr>
+          <w:p>
+            <w:r>
+              <w:t>Detail absent</w:t>
+            </w:r>
+          </w:p>
+        </w:tc>
+        <w:tc>
+          <w:tcPr>
+            <w:tcW w:type="dxa" w:w="5112"/>
+          </w:tcPr>
+          <w:p>
+            <w:r>
+              <w:t>Mark unknown; request evidence rather than guessing</w:t>
+            </w:r>
+          </w:p>
+        </w:tc>
+      </w:tr>
+    </w:tbl>
+    <w:p>
+      <w:pPr>
+        <w:pStyle w:val="Heading2"/>
+      </w:pPr>
+      <w:r>
+        <w:t>Write and justify the repair</w:t>
+      </w:r>
+    </w:p>
+    <w:p>
+      <w:pPr>
         <w:pStyle w:val="Heading3"/>
       </w:pPr>
       <w:r>
@@ -1517,33 +2541,93 @@
     </w:p>
     <w:p>
       <w:pPr>
+        <w:pStyle w:val="ListBullet"/>
+      </w:pPr>
+      <w:r>
+        <w:t>A report omits this qualification: A detailed methods section can reveal limitations; it does not guarantee a correct design. Explain how omitting it could change a reader's interpretation, and write an accurate replacement.</w:t>
+      </w:r>
+    </w:p>
+    <w:p>
+      <w:pPr>
         <w:pStyle w:val="Heading3"/>
       </w:pPr>
       <w:r>
+        <w:t>State one repair and the checks you would rerun.</w:t>
+      </w:r>
+    </w:p>
+    <w:p>
+      <w:r>
+        <w:t>________________________________________________________________</w:t>
+      </w:r>
+    </w:p>
+    <w:p>
+      <w:r>
+        <w:t>________________________________________________________________</w:t>
+      </w:r>
+    </w:p>
+    <w:p>
+      <w:r>
+        <w:t>________________________________________________________________</w:t>
+      </w:r>
+    </w:p>
+    <w:p>
+      <w:r>
+        <w:t>________________________________________________________________</w:t>
+      </w:r>
+    </w:p>
+    <w:p>
+      <w:r>
+        <w:t>________________________________________________________________</w:t>
+      </w:r>
+    </w:p>
+    <w:p>
+      <w:r>
+        <w:t>________________________________________________________________</w:t>
+      </w:r>
+    </w:p>
+    <w:p>
+      <w:pPr>
+        <w:pStyle w:val="Heading2"/>
+      </w:pPr>
+      <w:r>
+        <w:t>Earlier wording, alternatives and picture transcripts · reference / check after trying</w:t>
+      </w:r>
+    </w:p>
+    <w:p>
+      <w:pPr>
+        <w:pStyle w:val="Heading3"/>
+      </w:pPr>
+      <w:r>
         <w:t>Locate the earliest unsupported step</w:t>
       </w:r>
     </w:p>
     <w:p>
       <w:pPr>
-        <w:spacing w:line="336" w:lineRule="auto" w:after="180"/>
-      </w:pPr>
-      <w:r>
-        <w:rPr>
-          <w:b w:val="0"/>
-        </w:rPr>
-        <w:t xml:space="preserve">A report omits this qualification: A detailed </w:t>
-      </w:r>
-      <w:r>
-        <w:rPr>
-          <w:b/>
-        </w:rPr>
-        <w:t>methods section</w:t>
-      </w:r>
-      <w:r>
-        <w:rPr>
-          <w:b w:val="0"/>
-        </w:rPr>
-        <w:t xml:space="preserve"> can reveal limitations; it does not guarantee a correct design. Explain how omitting it could change a reader's interpretation, and write an accurate replacement.</w:t>
+        <w:pStyle w:val="Heading1"/>
+      </w:pPr>
+      <w:r>
+        <w:t>08. Practise the mechanism with progressively less help</w:t>
+      </w:r>
+    </w:p>
+    <w:p>
+      <w:r>
+        <w:t>Keep the selected independent case for a first attempt.</w:t>
+      </w:r>
+    </w:p>
+    <w:p>
+      <w:pPr>
+        <w:pStyle w:val="Heading2"/>
+      </w:pPr>
+      <w:r>
+        <w:t>Shared explanation</w:t>
+      </w:r>
+    </w:p>
+    <w:p>
+      <w:pPr>
+        <w:pStyle w:val="ListBullet"/>
+      </w:pPr>
+      <w:r>
+        <w:t>Explain the weekly mechanism in your own words. Use the worked scenario to name its input, decision rule and output.</w:t>
       </w:r>
     </w:p>
     <w:p>
@@ -1551,7 +2635,7 @@
         <w:pStyle w:val="Heading3"/>
       </w:pPr>
       <w:r>
-        <w:t>State one repair and the checks you would rerun.</w:t>
+        <w:t>Guided: restate the worked result, then name the assumption or limitation that prevents a broader conclusion.</w:t>
       </w:r>
     </w:p>
     <w:p>
@@ -1580,79 +2664,19 @@
       </w:r>
     </w:p>
     <w:p>
+      <w:pPr>
+        <w:pStyle w:val="Heading3"/>
+      </w:pPr>
+      <w:r>
+        <w:t>Explain your prediction to a partner before comparing results.</w:t>
+      </w:r>
+    </w:p>
+    <w:p>
       <w:r>
         <w:t>________________________________________________________________</w:t>
       </w:r>
     </w:p>
     <w:p>
-      <w:pPr>
-        <w:pStyle w:val="Heading1"/>
-      </w:pPr>
-      <w:r>
-        <w:t>08. Practise together</w:t>
-      </w:r>
-    </w:p>
-    <w:p>
-      <w:r>
-        <w:t>Practise Writing the methods section with support, then explain the deciding step in your own words.</w:t>
-      </w:r>
-    </w:p>
-    <w:p>
-      <w:pPr>
-        <w:spacing w:line="336" w:lineRule="auto" w:after="180"/>
-      </w:pPr>
-      <w:r>
-        <w:rPr>
-          <w:b w:val="0"/>
-        </w:rPr>
-        <w:t xml:space="preserve">Explain the weekly </w:t>
-      </w:r>
-      <w:r>
-        <w:rPr>
-          <w:b/>
-        </w:rPr>
-        <w:t>mechanism</w:t>
-      </w:r>
-      <w:r>
-        <w:rPr>
-          <w:b w:val="0"/>
-        </w:rPr>
-        <w:t xml:space="preserve"> in your own words. Use the worked scenario to name its </w:t>
-      </w:r>
-      <w:r>
-        <w:rPr>
-          <w:b/>
-        </w:rPr>
-        <w:t>input</w:t>
-      </w:r>
-      <w:r>
-        <w:rPr>
-          <w:b w:val="0"/>
-        </w:rPr>
-        <w:t xml:space="preserve">, decision rule and </w:t>
-      </w:r>
-      <w:r>
-        <w:rPr>
-          <w:b/>
-        </w:rPr>
-        <w:t>output</w:t>
-      </w:r>
-      <w:r>
-        <w:rPr>
-          <w:b w:val="0"/>
-        </w:rPr>
-        <w:t>.</w:t>
-      </w:r>
-    </w:p>
-    <w:p>
-      <w:pPr>
-        <w:pStyle w:val="Heading3"/>
-      </w:pPr>
-      <w:r>
-        <w:t>Guided: restate the worked result, then name the assumption or limitation that prevents a broader conclusion.</w:t>
-      </w:r>
-    </w:p>
-    <w:p>
       <w:r>
         <w:t>________________________________________________________________</w:t>
       </w:r>
@@ -1668,49 +2692,11 @@
       </w:r>
     </w:p>
     <w:p>
-      <w:r>
-        <w:t>________________________________________________________________</w:t>
-      </w:r>
-    </w:p>
-    <w:p>
-      <w:r>
-        <w:t>________________________________________________________________</w:t>
-      </w:r>
-    </w:p>
-    <w:p>
-      <w:pPr>
-        <w:pStyle w:val="Heading3"/>
-      </w:pPr>
-      <w:r>
-        <w:t>Explain your prediction to a partner before comparing results.</w:t>
-      </w:r>
-    </w:p>
-    <w:p>
-      <w:r>
-        <w:t>________________________________________________________________</w:t>
-      </w:r>
-    </w:p>
-    <w:p>
-      <w:r>
-        <w:t>________________________________________________________________</w:t>
-      </w:r>
-    </w:p>
-    <w:p>
-      <w:r>
-        <w:t>________________________________________________________________</w:t>
-      </w:r>
-    </w:p>
-    <w:p>
-      <w:r>
-        <w:t>________________________________________________________________</w:t>
-      </w:r>
-    </w:p>
-    <w:p>
-      <w:pPr>
-        <w:pStyle w:val="Heading3"/>
-      </w:pPr>
-      <w:r>
-        <w:t>Practise with less help: Trace the worked case</w:t>
+      <w:pPr>
+        <w:pStyle w:val="Heading2"/>
+      </w:pPr>
+      <w:r>
+        <w:t>Supported workbook trace</w:t>
       </w:r>
     </w:p>
     <w:p>
@@ -1840,82 +2826,49 @@
     </w:p>
     <w:p>
       <w:pPr>
+        <w:pStyle w:val="Heading2"/>
+      </w:pPr>
+      <w:r>
+        <w:t>Individual scope check</w:t>
+      </w:r>
+    </w:p>
+    <w:p>
+      <w:pPr>
+        <w:pStyle w:val="ListBullet"/>
+      </w:pPr>
+      <w:r>
+        <w:t>Use the worked case for Writing the methods section. Proposed explanation: “The worked result establishes every future case”. Decide whether this explanation is supported. Point to the step or supplied fact that decides; explain your repair if needed.</w:t>
+      </w:r>
+    </w:p>
+    <w:p>
+      <w:pPr>
+        <w:pStyle w:val="ListBullet"/>
+      </w:pPr>
+      <w:r>
+        <w:t>Answer on your own before discussion. If you are unsure, say which step you need help with.</w:t>
+      </w:r>
+    </w:p>
+    <w:p>
+      <w:pPr>
+        <w:pStyle w:val="Heading2"/>
+      </w:pPr>
+      <w:r>
+        <w:t>Picture response</w:t>
+      </w:r>
+    </w:p>
+    <w:p>
+      <w:pPr>
+        <w:pStyle w:val="ListBullet"/>
+      </w:pPr>
+      <w:r>
+        <w:t>Apply the inclusive four-character rule to oak, pine and willow. Which label changes under greater-than-four, and what method detail allows another team to reproduce the distinction?</w:t>
+      </w:r>
+    </w:p>
+    <w:p>
+      <w:pPr>
         <w:pStyle w:val="Heading3"/>
       </w:pPr>
       <w:r>
-        <w:t>Check your reasoning</w:t>
-      </w:r>
-    </w:p>
-    <w:p>
-      <w:pPr>
-        <w:spacing w:line="336" w:lineRule="auto" w:after="180"/>
-      </w:pPr>
-      <w:r>
-        <w:rPr>
-          <w:b w:val="0"/>
-        </w:rPr>
-        <w:t xml:space="preserve">Use the worked case for Writing the </w:t>
-      </w:r>
-      <w:r>
-        <w:rPr>
-          <w:b/>
-        </w:rPr>
-        <w:t>methods section</w:t>
-      </w:r>
-      <w:r>
-        <w:rPr>
-          <w:b w:val="0"/>
-        </w:rPr>
-        <w:t>. Proposed explanation: “The worked result establishes every future case”. Decide whether this explanation is supported.</w:t>
-      </w:r>
-    </w:p>
-    <w:p>
-      <w:pPr>
-        <w:spacing w:line="336" w:lineRule="auto" w:after="180"/>
-      </w:pPr>
-      <w:r>
-        <w:rPr>
-          <w:b w:val="0"/>
-        </w:rPr>
-        <w:t>Point to the step or supplied fact that decides; explain your repair if needed.</w:t>
-      </w:r>
-    </w:p>
-    <w:p>
-      <w:pPr>
-        <w:spacing w:line="336" w:lineRule="auto" w:after="180"/>
-      </w:pPr>
-      <w:r>
-        <w:rPr>
-          <w:b w:val="0"/>
-        </w:rPr>
-        <w:t>Answer on your own before discussion. If you are unsure, say which step you need help with.</w:t>
-      </w:r>
-    </w:p>
-    <w:p>
-      <w:pPr>
-        <w:pStyle w:val="Heading3"/>
-      </w:pPr>
-      <w:r>
-        <w:t>Explain the picture</w:t>
-      </w:r>
-    </w:p>
-    <w:p>
-      <w:pPr>
-        <w:spacing w:line="336" w:lineRule="auto" w:after="180"/>
-        <w:shd w:fill="F5F1FB"/>
-      </w:pPr>
-      <w:r>
-        <w:rPr>
-          <w:b w:val="0"/>
-        </w:rPr>
-        <w:t>Apply the inclusive four-character rule to oak, pine and willow. Which label changes under greater-than-four, and what method detail allows another team to reproduce the distinction?</w:t>
-      </w:r>
-    </w:p>
-    <w:p>
-      <w:pPr>
-        <w:pStyle w:val="Heading3"/>
-      </w:pPr>
-      <w:r>
         <w:t>My explanation using a pictured step and the given facts</w:t>
       </w:r>
     </w:p>
@@ -1937,6 +2890,14 @@
     <w:p>
       <w:r>
         <w:t>________________________________________________________________</w:t>
+      </w:r>
+    </w:p>
+    <w:p>
+      <w:pPr>
+        <w:pStyle w:val="Heading2"/>
+      </w:pPr>
+      <w:r>
+        <w:t>Reserve the independent task</w:t>
       </w:r>
     </w:p>
     <w:p>
@@ -1952,23 +2913,55 @@
     </w:p>
     <w:p>
       <w:pPr>
+        <w:pStyle w:val="Heading2"/>
+      </w:pPr>
+      <w:r>
+        <w:t>Earlier wording, alternatives and picture transcripts · reference / check after trying</w:t>
+      </w:r>
+    </w:p>
+    <w:p>
+      <w:pPr>
+        <w:pStyle w:val="Heading3"/>
+      </w:pPr>
+      <w:r>
+        <w:t>Practise with less help: Trace the worked case</w:t>
+      </w:r>
+    </w:p>
+    <w:p>
+      <w:pPr>
+        <w:pStyle w:val="Heading3"/>
+      </w:pPr>
+      <w:r>
+        <w:t>Check your reasoning</w:t>
+      </w:r>
+    </w:p>
+    <w:p>
+      <w:pPr>
+        <w:pStyle w:val="Heading3"/>
+      </w:pPr>
+      <w:r>
+        <w:t>Explain the picture</w:t>
+      </w:r>
+    </w:p>
+    <w:p>
+      <w:pPr>
         <w:pStyle w:val="Heading1"/>
       </w:pPr>
       <w:r>
-        <w:t>09. Run the investigation</w:t>
-      </w:r>
-    </w:p>
-    <w:p>
-      <w:r>
-        <w:t>Investigate Writing the methods section. Record the prediction, actual observation or labelled paper trace, explanation and next test separately.</w:t>
-      </w:r>
-    </w:p>
-    <w:p>
-      <w:pPr>
-        <w:pStyle w:val="Heading3"/>
-      </w:pPr>
-      <w:r>
-        <w:t>Predict, investigate and preserve the evidence</w:t>
+        <w:t>09. Investigate, record the evidence and check the limits</w:t>
+      </w:r>
+    </w:p>
+    <w:p>
+      <w:r>
+        <w:t>Distinguish a prediction, a paper trace and an actual local execution.</w:t>
+      </w:r>
+    </w:p>
+    <w:p>
+      <w:pPr>
+        <w:pStyle w:val="Heading2"/>
+      </w:pPr>
+      <w:r>
+        <w:t>Current investigation</w:t>
       </w:r>
     </w:p>
     <w:p>
@@ -1980,6 +2973,71 @@
           <w:b w:val="0"/>
         </w:rPr>
         <w:t>Methods says used AI on data and got good scores; code and split are absent. Show the intermediate steps and give the conclusion with its scope.</w:t>
+      </w:r>
+    </w:p>
+    <w:p>
+      <w:pPr>
+        <w:pStyle w:val="Heading2"/>
+      </w:pPr>
+      <w:r>
+        <w:t>Complete investigation instructions</w:t>
+      </w:r>
+    </w:p>
+    <w:p>
+      <w:r>
+        <w:rPr>
+          <w:rFonts w:ascii="Courier New" w:hAnsi="Courier New"/>
+          <w:sz w:val="18"/>
+        </w:rPr>
+        <w:t>"""Repeat an explicitly specified ASCII string-length rule; no trained model."""</w:t>
+        <w:br/>
+        <w:br/>
+        <w:t>def labels(strings,strict=False):</w:t>
+        <w:br/>
+        <w:t xml:space="preserve"> if not isinstance(strings,(list,tuple)) or any(not isinstance(s,str) for s in strings) or type(strict) is not bool:</w:t>
+        <w:br/>
+        <w:t xml:space="preserve">  raise ValueError('string sequence and Boolean boundary flag required')</w:t>
+        <w:br/>
+        <w:t xml:space="preserve"> return [{'input':s,'character_count':len(s),'label':'long' if (len(s)&gt;4 if strict else len(s)&gt;=4) else 'short'} for s in strings]</w:t>
+        <w:br/>
+        <w:t>inputs=['oak','pine','willow'];original=labels(inputs);changed=labels(inputs,True)</w:t>
+        <w:br/>
+        <w:t>assert [r['character_count'] for r in original]==[3,4,6]</w:t>
+        <w:br/>
+        <w:t>assert [r['label'] for r in original]==['short','long','long']</w:t>
+        <w:br/>
+        <w:t>assert [r['label'] for r in changed]==['short','short','long']</w:t>
+        <w:br/>
+        <w:t>assert labels(['oak '])[0]['label']=='long' # No whitespace trimming under this method.</w:t>
+        <w:br/>
+        <w:t>assert inputs==['oak','pine','willow']</w:t>
+        <w:br/>
+        <w:t>print('Original explicit inclusive length rule:',original)</w:t>
+        <w:br/>
+        <w:t>print('Changed strict greater-than-four rule:',changed)</w:t>
+        <w:br/>
+        <w:t>print('Whitespace boundary probe:',labels(['oak ']))</w:t>
+        <w:br/>
+        <w:t>print('Method: Python len on the supplied ASCII strings, no stripping or preprocessing. Long is an arbitrary string-length label, not botanical meaning.')</w:t>
+        <w:br/>
+        <w:t>print('This demonstrates repeatable computation only. It supplies no missing code/data/split for the main AI report, no learned-model evidence and no independent study reproduction.')</w:t>
+        <w:br/>
+      </w:r>
+    </w:p>
+    <w:p>
+      <w:pPr>
+        <w:pStyle w:val="ListNumber"/>
+      </w:pPr>
+      <w:r>
+        <w:t>Audit the vague AI report on paper and list the missing identifiers, data roles and scoring rules. Separately predict all three toy labels, then run or trace the full local length-rule code. Check the inclusive/strict boundary and the explicitly supplied trailing-space probe without changing the recorded input. Save original and changed outputs with their rule definitions. This calculation does not train a model, evaluate botanical categories or reconstruct the absent AI experiment. Keep the independent near-duplicate split scenario for a first attempt.</w:t>
+      </w:r>
+    </w:p>
+    <w:p>
+      <w:pPr>
+        <w:pStyle w:val="Heading2"/>
+      </w:pPr>
+      <w:r>
+        <w:t>Evidence record and reflection</w:t>
       </w:r>
     </w:p>
     <w:tbl>
@@ -2131,14 +3189,6 @@
     </w:p>
     <w:p>
       <w:pPr>
-        <w:pStyle w:val="Heading3"/>
-      </w:pPr>
-      <w:r>
-        <w:t>Plan → try → check</w:t>
-      </w:r>
-    </w:p>
-    <w:p>
-      <w:pPr>
         <w:spacing w:line="336" w:lineRule="auto" w:after="180"/>
       </w:pPr>
       <w:r>
@@ -2150,23 +3200,47 @@
     </w:p>
     <w:p>
       <w:pPr>
+        <w:pStyle w:val="Heading2"/>
+      </w:pPr>
+      <w:r>
+        <w:t>Earlier wording, alternatives and picture transcripts · reference / check after trying</w:t>
+      </w:r>
+    </w:p>
+    <w:p>
+      <w:pPr>
+        <w:pStyle w:val="Heading3"/>
+      </w:pPr>
+      <w:r>
+        <w:t>Predict, investigate and preserve the evidence</w:t>
+      </w:r>
+    </w:p>
+    <w:p>
+      <w:pPr>
+        <w:pStyle w:val="Heading3"/>
+      </w:pPr>
+      <w:r>
+        <w:t>Plan → try → check</w:t>
+      </w:r>
+    </w:p>
+    <w:p>
+      <w:pPr>
         <w:pStyle w:val="Heading1"/>
       </w:pPr>
       <w:r>
-        <w:t>10. Build your understanding</w:t>
-      </w:r>
-    </w:p>
-    <w:p>
-      <w:r>
-        <w:t>Move from recall to tracing, diagnosis and transfer in Writing the methods section. Explain why each step is justified.</w:t>
-      </w:r>
-    </w:p>
-    <w:p>
-      <w:pPr>
-        <w:pStyle w:val="Heading3"/>
-      </w:pPr>
-      <w:r>
-        <w:t>Explain → apply → challenge</w:t>
+        <w:t>14. Try the selected new case independently</w:t>
+      </w:r>
+    </w:p>
+    <w:p>
+      <w:r>
+        <w:t>Identify the grouping and split-allocation details needed to assess whether near-duplicate sources cross evaluation roles.</w:t>
+      </w:r>
+    </w:p>
+    <w:p>
+      <w:pPr>
+        <w:pStyle w:val="Heading2"/>
+      </w:pPr>
+      <w:r>
+        <w:t>Complete independent task</w:t>
       </w:r>
     </w:p>
     <w:p>
@@ -2177,43 +3251,123 @@
         <w:rPr>
           <w:b w:val="0"/>
         </w:rPr>
-        <w:t xml:space="preserve">Explain the weekly </w:t>
-      </w:r>
-      <w:r>
-        <w:rPr>
-          <w:b/>
-        </w:rPr>
-        <w:t>mechanism</w:t>
-      </w:r>
+        <w:t>Methods names a dataset and metric, but not whether near-duplicate sources cross the split. What detail matters?</w:t>
+      </w:r>
+    </w:p>
+    <w:p>
+      <w:pPr>
+        <w:pStyle w:val="Heading2"/>
+      </w:pPr>
+      <w:r>
+        <w:t>First attempt and support record</w:t>
+      </w:r>
+    </w:p>
+    <w:p>
+      <w:pPr>
+        <w:pStyle w:val="Heading3"/>
+      </w:pPr>
+      <w:r>
+        <w:t>My independent explanation, trace and limits</w:t>
+      </w:r>
+    </w:p>
+    <w:p>
+      <w:r>
+        <w:t>________________________________________________________________</w:t>
+      </w:r>
+    </w:p>
+    <w:p>
+      <w:r>
+        <w:t>________________________________________________________________</w:t>
+      </w:r>
+    </w:p>
+    <w:p>
+      <w:r>
+        <w:t>________________________________________________________________</w:t>
+      </w:r>
+    </w:p>
+    <w:p>
+      <w:r>
+        <w:t>________________________________________________________________</w:t>
+      </w:r>
+    </w:p>
+    <w:p>
+      <w:r>
+        <w:t>________________________________________________________________</w:t>
+      </w:r>
+    </w:p>
+    <w:p>
+      <w:r>
+        <w:t>________________________________________________________________</w:t>
+      </w:r>
+    </w:p>
+    <w:p>
+      <w:r>
+        <w:t>________________________________________________________________</w:t>
+      </w:r>
+    </w:p>
+    <w:p>
+      <w:pPr>
+        <w:spacing w:line="336" w:lineRule="auto" w:after="180"/>
+      </w:pPr>
       <w:r>
         <w:rPr>
           <w:b w:val="0"/>
         </w:rPr>
-        <w:t xml:space="preserve"> in your own words. Use the worked scenario to name its </w:t>
-      </w:r>
-      <w:r>
-        <w:rPr>
-          <w:b/>
-        </w:rPr>
-        <w:t>input</w:t>
-      </w:r>
+        <w:t>Attempt this case before feedback. Record any help. Earlier examples below are further practice; a case already practised with feedback cannot establish fresh transfer.</w:t>
+      </w:r>
+    </w:p>
+    <w:p>
+      <w:pPr>
+        <w:pStyle w:val="Heading2"/>
+      </w:pPr>
+      <w:r>
+        <w:t>Feedback after trying</w:t>
+      </w:r>
+    </w:p>
+    <w:p>
+      <w:pPr>
+        <w:spacing w:line="336" w:lineRule="auto" w:after="180"/>
+      </w:pPr>
       <w:r>
         <w:rPr>
           <w:b w:val="0"/>
         </w:rPr>
-        <w:t xml:space="preserve">, decision rule and </w:t>
-      </w:r>
-      <w:r>
-        <w:rPr>
-          <w:b/>
-        </w:rPr>
-        <w:t>output</w:t>
-      </w:r>
+        <w:t>Attempt the independent case before hints. Record whether you worked alone, used a hint or followed a model. After feedback, fix the first unsupported step and explain why it changed.</w:t>
+      </w:r>
+    </w:p>
+    <w:p>
+      <w:pPr>
+        <w:spacing w:line="336" w:lineRule="auto" w:after="180"/>
+      </w:pPr>
       <w:r>
         <w:rPr>
           <w:b w:val="0"/>
         </w:rPr>
-        <w:t>.</w:t>
+        <w:t>A later check uses a changed case, not a copied answer.</w:t>
+      </w:r>
+    </w:p>
+    <w:p>
+      <w:pPr>
+        <w:pStyle w:val="Heading2"/>
+      </w:pPr>
+      <w:r>
+        <w:t>Earlier wording, alternatives and picture transcripts · reference / check after trying</w:t>
+      </w:r>
+    </w:p>
+    <w:p>
+      <w:pPr>
+        <w:pStyle w:val="Heading3"/>
+      </w:pPr>
+      <w:r>
+        <w:t>Independent case: Apply a new case independently</w:t>
+      </w:r>
+    </w:p>
+    <w:p>
+      <w:pPr>
+        <w:pStyle w:val="Heading3"/>
+      </w:pPr>
+      <w:r>
+        <w:t>Attempt this without hints</w:t>
       </w:r>
     </w:p>
     <w:p>
@@ -2224,41 +3378,66 @@
         <w:rPr>
           <w:b w:val="0"/>
         </w:rPr>
-        <w:t xml:space="preserve">A report omits this qualification: A detailed </w:t>
-      </w:r>
-      <w:r>
-        <w:rPr>
-          <w:b/>
-        </w:rPr>
-        <w:t>methods section</w:t>
-      </w:r>
+        <w:t>Methods names a dataset and metric, but not whether near-duplicate sources cross the split. What detail matters?</w:t>
+      </w:r>
+    </w:p>
+    <w:p>
+      <w:pPr>
+        <w:pStyle w:val="Heading3"/>
+      </w:pPr>
+      <w:r>
+        <w:t>My independent procedure, result and limitation</w:t>
+      </w:r>
+    </w:p>
+    <w:p>
+      <w:r>
+        <w:t>________________________________________________________________</w:t>
+      </w:r>
+    </w:p>
+    <w:p>
+      <w:r>
+        <w:t>________________________________________________________________</w:t>
+      </w:r>
+    </w:p>
+    <w:p>
+      <w:r>
+        <w:t>________________________________________________________________</w:t>
+      </w:r>
+    </w:p>
+    <w:p>
+      <w:r>
+        <w:t>________________________________________________________________</w:t>
+      </w:r>
+    </w:p>
+    <w:p>
+      <w:r>
+        <w:t>________________________________________________________________</w:t>
+      </w:r>
+    </w:p>
+    <w:p>
+      <w:r>
+        <w:t>________________________________________________________________</w:t>
+      </w:r>
+    </w:p>
+    <w:p>
+      <w:r>
+        <w:t>________________________________________________________________</w:t>
+      </w:r>
+    </w:p>
+    <w:p>
+      <w:r>
+        <w:t>________________________________________________________________</w:t>
+      </w:r>
+    </w:p>
+    <w:p>
+      <w:pPr>
+        <w:spacing w:line="336" w:lineRule="auto" w:after="180"/>
+      </w:pPr>
       <w:r>
         <w:rPr>
           <w:b w:val="0"/>
         </w:rPr>
-        <w:t xml:space="preserve"> can reveal limitations; it does not guarantee a correct design. Explain how omitting it could change a reader's interpretation, and write an accurate replacement.</w:t>
-      </w:r>
-    </w:p>
-    <w:p>
-      <w:pPr>
-        <w:spacing w:line="336" w:lineRule="auto" w:after="180"/>
-      </w:pPr>
-      <w:r>
-        <w:rPr>
-          <w:b w:val="0"/>
-        </w:rPr>
-        <w:t>For the worked scenario, propose one additional case that could reveal a failure, describe its expected outcome before running it, and explain what would need to remain fixed for a fair comparison.</w:t>
-      </w:r>
-    </w:p>
-    <w:p>
-      <w:pPr>
-        <w:spacing w:line="336" w:lineRule="auto" w:after="180"/>
-      </w:pPr>
-      <w:r>
-        <w:rPr>
-          <w:b w:val="0"/>
-        </w:rPr>
-        <w:t>Do not reuse W4 as a new final test after receiving feedback.</w:t>
+        <w:t>Record support used: none, hint or teacher explanation. After feedback, a different case is needed to demonstrate independence.</w:t>
       </w:r>
     </w:p>
     <w:p>
@@ -2266,32 +3445,7 @@
         <w:pStyle w:val="Heading3"/>
       </w:pPr>
       <w:r>
-        <w:t>Explain which evidence supports your conclusion and which claim remains unproved.</w:t>
-      </w:r>
-    </w:p>
-    <w:p>
-      <w:r>
-        <w:t>________________________________________________________________</w:t>
-      </w:r>
-    </w:p>
-    <w:p>
-      <w:r>
-        <w:t>________________________________________________________________</w:t>
-      </w:r>
-    </w:p>
-    <w:p>
-      <w:r>
-        <w:t>________________________________________________________________</w:t>
-      </w:r>
-    </w:p>
-    <w:p>
-      <w:r>
-        <w:t>________________________________________________________________</w:t>
-      </w:r>
-    </w:p>
-    <w:p>
-      <w:r>
-        <w:t>________________________________________________________________</w:t>
+        <w:t>Use feedback to improve</w:t>
       </w:r>
     </w:p>
     <w:p>
@@ -2299,12 +3453,20 @@
         <w:pStyle w:val="Heading1"/>
       </w:pPr>
       <w:r>
-        <w:t>11. Connect your project</w:t>
-      </w:r>
-    </w:p>
-    <w:p>
-      <w:r>
-        <w:t>Apply this week’s idea to Reproducible AI Research Study. Keep an annotated decision and the evidence supporting it.</w:t>
+        <w:t>11. Save the research artifact and unresolved conditions</w:t>
+      </w:r>
+    </w:p>
+    <w:p>
+      <w:r>
+        <w:t>Keep supplied evidence, proposed revisions and actual work distinct.</w:t>
+      </w:r>
+    </w:p>
+    <w:p>
+      <w:pPr>
+        <w:pStyle w:val="Heading2"/>
+      </w:pPr>
+      <w:r>
+        <w:t>Project task and artifact</w:t>
       </w:r>
     </w:p>
     <w:p>
@@ -2519,10 +3681,10 @@
     </w:tbl>
     <w:p>
       <w:pPr>
-        <w:pStyle w:val="Heading3"/>
-      </w:pPr>
-      <w:r>
-        <w:t>Evidence for your project</w:t>
+        <w:pStyle w:val="Heading2"/>
+      </w:pPr>
+      <w:r>
+        <w:t>Evidence and limitations</w:t>
       </w:r>
     </w:p>
     <w:p>
@@ -2538,15 +3700,88 @@
     </w:p>
     <w:p>
       <w:pPr>
+        <w:pStyle w:val="Heading2"/>
+      </w:pPr>
+      <w:r>
+        <w:t>Earlier wording, alternatives and picture transcripts · reference / check after trying</w:t>
+      </w:r>
+    </w:p>
+    <w:p>
+      <w:pPr>
+        <w:pStyle w:val="Heading3"/>
+      </w:pPr>
+      <w:r>
+        <w:t>Evidence for your project</w:t>
+      </w:r>
+    </w:p>
+    <w:p>
+      <w:pPr>
         <w:pStyle w:val="Heading1"/>
       </w:pPr>
       <w:r>
-        <w:t>12. Show what you know</w:t>
-      </w:r>
-    </w:p>
-    <w:p>
-      <w:r>
-        <w:t>Use a genuinely new case for independent evidence. Previously discussed examples remain practice; use the separately named independent case before feedback.</w:t>
+        <w:t>16. Retrieve the mechanism and state the evidence boundary</w:t>
+      </w:r>
+    </w:p>
+    <w:p>
+      <w:r>
+        <w:t>Explain what follows and what would require new evidence.</w:t>
+      </w:r>
+    </w:p>
+    <w:p>
+      <w:pPr>
+        <w:pStyle w:val="Heading2"/>
+      </w:pPr>
+      <w:r>
+        <w:t>Retrieve and explain</w:t>
+      </w:r>
+    </w:p>
+    <w:p>
+      <w:pPr>
+        <w:pStyle w:val="ListBullet"/>
+      </w:pPr>
+      <w:r>
+        <w:t>Close your notes. Explain this goal in your own words: Explain the mechanism and terminology of writing the methods section</w:t>
+      </w:r>
+    </w:p>
+    <w:p>
+      <w:pPr>
+        <w:pStyle w:val="Heading3"/>
+      </w:pPr>
+      <w:r>
+        <w:t>My deciding step, evidence and one remaining question</w:t>
+      </w:r>
+    </w:p>
+    <w:p>
+      <w:r>
+        <w:t>________________________________________________________________</w:t>
+      </w:r>
+    </w:p>
+    <w:p>
+      <w:r>
+        <w:t>________________________________________________________________</w:t>
+      </w:r>
+    </w:p>
+    <w:p>
+      <w:r>
+        <w:t>________________________________________________________________</w:t>
+      </w:r>
+    </w:p>
+    <w:p>
+      <w:r>
+        <w:t>________________________________________________________________</w:t>
+      </w:r>
+    </w:p>
+    <w:p>
+      <w:r>
+        <w:t>________________________________________________________________</w:t>
+      </w:r>
+    </w:p>
+    <w:p>
+      <w:pPr>
+        <w:pStyle w:val="Heading2"/>
+      </w:pPr>
+      <w:r>
+        <w:t>Plan a changed-case return</w:t>
       </w:r>
     </w:p>
     <w:p>
@@ -2557,62 +3792,31 @@
         <w:rPr>
           <w:b w:val="0"/>
         </w:rPr>
-        <w:t>Complete the supported workbook tasks before attempting W4 independently. Record any hints or help used. After feedback, use the teacher's fresh retry rather than copying the earlier answer.</w:t>
-      </w:r>
-    </w:p>
-    <w:p>
-      <w:pPr>
-        <w:spacing w:line="336" w:lineRule="auto" w:after="180"/>
-      </w:pPr>
+        <w:t xml:space="preserve">If you are unsure, return to the worked picture and explain one arrow. If you are ready, change an </w:t>
+      </w:r>
+      <w:r>
+        <w:rPr>
+          <w:b/>
+        </w:rPr>
+        <w:t>input</w:t>
+      </w:r>
       <w:r>
         <w:rPr>
           <w:b w:val="0"/>
         </w:rPr>
-        <w:t>For a project, select a relevant new case, predict the outcome from the declared rule and preserve the result alongside any revision.</w:t>
-      </w:r>
-    </w:p>
-    <w:p>
-      <w:pPr>
-        <w:pStyle w:val="Heading3"/>
-      </w:pPr>
-      <w:r>
-        <w:t>Exit: propose one revealing change to the worked scenario. State the expected outcome and the evidence that would make you revise your explanation.</w:t>
-      </w:r>
-    </w:p>
-    <w:p>
-      <w:r>
-        <w:t>________________________________________________________________</w:t>
-      </w:r>
-    </w:p>
-    <w:p>
-      <w:r>
-        <w:t>________________________________________________________________</w:t>
-      </w:r>
-    </w:p>
-    <w:p>
-      <w:r>
-        <w:t>________________________________________________________________</w:t>
-      </w:r>
-    </w:p>
-    <w:p>
-      <w:r>
-        <w:t>________________________________________________________________</w:t>
-      </w:r>
-    </w:p>
-    <w:p>
-      <w:r>
-        <w:t>________________________________________________________________</w:t>
-      </w:r>
-    </w:p>
-    <w:p>
-      <w:pPr>
-        <w:spacing w:line="336" w:lineRule="auto" w:after="180"/>
-      </w:pPr>
+        <w:t xml:space="preserve"> or assumption and justify your </w:t>
+      </w:r>
+      <w:r>
+        <w:rPr>
+          <w:b/>
+        </w:rPr>
+        <w:t>prediction</w:t>
+      </w:r>
       <w:r>
         <w:rPr>
           <w:b w:val="0"/>
         </w:rPr>
-        <w:t>For the worked scenario, propose one additional case that could reveal a failure, describe its expected outcome before running it, and explain what would need to remain fixed for a fair comparison.</w:t>
+        <w:t>.</w:t>
       </w:r>
     </w:p>
     <w:p>
@@ -2623,14 +3827,336 @@
         <w:rPr>
           <w:b w:val="0"/>
         </w:rPr>
-        <w:t>Do not reuse W4 as a new final test after receiving feedback.</w:t>
-      </w:r>
-    </w:p>
+        <w:t xml:space="preserve">Save your workbook </w:t>
+      </w:r>
+      <w:r>
+        <w:rPr>
+          <w:b/>
+        </w:rPr>
+        <w:t>evidence</w:t>
+      </w:r>
+      <w:r>
+        <w:rPr>
+          <w:b w:val="0"/>
+        </w:rPr>
+        <w:t>. At the next review, try a different case before opening your old answer.</w:t>
+      </w:r>
+    </w:p>
+    <w:p>
+      <w:pPr>
+        <w:pStyle w:val="Heading1"/>
+      </w:pPr>
+      <w:r>
+        <w:t>Reference bank and extra practice</w:t>
+      </w:r>
+    </w:p>
+    <w:p>
+      <w:pPr>
+        <w:pStyle w:val="Heading1"/>
+      </w:pPr>
+      <w:r>
+        <w:t>05. Reference · Use research vocabulary precisely</w:t>
+      </w:r>
+    </w:p>
+    <w:p>
+      <w:r>
+        <w:t>Connect each term to the question, comparison, measurement or evidence.</w:t>
+      </w:r>
+    </w:p>
+    <w:p>
+      <w:pPr>
+        <w:pStyle w:val="Heading2"/>
+      </w:pPr>
+      <w:r>
+        <w:t>Vocabulary and your explanation</w:t>
+      </w:r>
+    </w:p>
+    <w:tbl>
+      <w:tblPr>
+        <w:tblStyle w:val="LightShading-Accent1"/>
+        <w:tblW w:type="auto" w:w="0"/>
+        <w:tblLook w:firstColumn="1" w:firstRow="1" w:lastColumn="0" w:lastRow="0" w:noHBand="0" w:noVBand="1" w:val="04A0"/>
+      </w:tblPr>
+      <w:tblGrid>
+        <w:gridCol w:w="5112"/>
+        <w:gridCol w:w="5112"/>
+      </w:tblGrid>
+      <w:tr>
+        <w:trPr>
+          <w:tblHeader/>
+        </w:trPr>
+        <w:tc>
+          <w:tcPr>
+            <w:tcW w:type="dxa" w:w="5112"/>
+          </w:tcPr>
+          <w:p>
+            <w:r>
+              <w:t>Word</w:t>
+            </w:r>
+          </w:p>
+        </w:tc>
+        <w:tc>
+          <w:tcPr>
+            <w:tcW w:type="dxa" w:w="5112"/>
+          </w:tcPr>
+          <w:p>
+            <w:r>
+              <w:t>Meaning</w:t>
+            </w:r>
+          </w:p>
+        </w:tc>
+      </w:tr>
+      <w:tr>
+        <w:tc>
+          <w:tcPr>
+            <w:tcW w:type="dxa" w:w="5112"/>
+          </w:tcPr>
+          <w:p>
+            <w:r>
+              <w:t>Methods section</w:t>
+            </w:r>
+          </w:p>
+        </w:tc>
+        <w:tc>
+          <w:tcPr>
+            <w:tcW w:type="dxa" w:w="5112"/>
+          </w:tcPr>
+          <w:p>
+            <w:r>
+              <w:t>The record of study design and computation</w:t>
+            </w:r>
+          </w:p>
+        </w:tc>
+      </w:tr>
+      <w:tr>
+        <w:tc>
+          <w:tcPr>
+            <w:tcW w:type="dxa" w:w="5112"/>
+          </w:tcPr>
+          <w:p>
+            <w:r>
+              <w:t>Design choice</w:t>
+            </w:r>
+          </w:p>
+        </w:tc>
+        <w:tc>
+          <w:tcPr>
+            <w:tcW w:type="dxa" w:w="5112"/>
+          </w:tcPr>
+          <w:p>
+            <w:r>
+              <w:t>A decision affecting what evidence means</w:t>
+            </w:r>
+          </w:p>
+        </w:tc>
+      </w:tr>
+      <w:tr>
+        <w:tc>
+          <w:tcPr>
+            <w:tcW w:type="dxa" w:w="5112"/>
+          </w:tcPr>
+          <w:p>
+            <w:r>
+              <w:t>Analysis assumption</w:t>
+            </w:r>
+          </w:p>
+        </w:tc>
+        <w:tc>
+          <w:tcPr>
+            <w:tcW w:type="dxa" w:w="5112"/>
+          </w:tcPr>
+          <w:p>
+            <w:r>
+              <w:t>A condition required by a statistical procedure</w:t>
+            </w:r>
+          </w:p>
+        </w:tc>
+      </w:tr>
+    </w:tbl>
     <w:p>
       <w:pPr>
         <w:pStyle w:val="Heading3"/>
       </w:pPr>
       <w:r>
+        <w:t>Use two terms to explain a step in this week’s example.</w:t>
+      </w:r>
+    </w:p>
+    <w:p>
+      <w:r>
+        <w:t>________________________________________________________________</w:t>
+      </w:r>
+    </w:p>
+    <w:p>
+      <w:r>
+        <w:t>________________________________________________________________</w:t>
+      </w:r>
+    </w:p>
+    <w:p>
+      <w:r>
+        <w:t>________________________________________________________________</w:t>
+      </w:r>
+    </w:p>
+    <w:p>
+      <w:pPr>
+        <w:pStyle w:val="Heading1"/>
+      </w:pPr>
+      <w:r>
+        <w:t>10. Extra challenge · Explain a stronger case</w:t>
+      </w:r>
+    </w:p>
+    <w:p>
+      <w:r>
+        <w:t>Choose the next challenge after the main route.</w:t>
+      </w:r>
+    </w:p>
+    <w:p>
+      <w:pPr>
+        <w:pStyle w:val="Heading2"/>
+      </w:pPr>
+      <w:r>
+        <w:t>Explain,repair and extend</w:t>
+      </w:r>
+    </w:p>
+    <w:p>
+      <w:pPr>
+        <w:pStyle w:val="Heading3"/>
+      </w:pPr>
+      <w:r>
+        <w:t>Explain → apply → challenge</w:t>
+      </w:r>
+    </w:p>
+    <w:p>
+      <w:pPr>
+        <w:pStyle w:val="ListBullet"/>
+      </w:pPr>
+      <w:r>
+        <w:t>Explain the weekly mechanism in your own words. Use the worked scenario to name its input, decision rule and output.</w:t>
+      </w:r>
+    </w:p>
+    <w:p>
+      <w:pPr>
+        <w:pStyle w:val="ListBullet"/>
+      </w:pPr>
+      <w:r>
+        <w:t>A report omits this qualification: A detailed methods section can reveal limitations; it does not guarantee a correct design. Explain how omitting it could change a reader's interpretation, and write an accurate replacement.</w:t>
+      </w:r>
+    </w:p>
+    <w:p>
+      <w:pPr>
+        <w:pStyle w:val="ListBullet"/>
+      </w:pPr>
+      <w:r>
+        <w:t>For the worked scenario, propose one additional case that could reveal a failure, describe its expected outcome before running it, and explain what would need to remain fixed for a fair comparison. Do not reuse W4 as a new final test after receiving feedback.</w:t>
+      </w:r>
+    </w:p>
+    <w:p>
+      <w:pPr>
+        <w:pStyle w:val="Heading3"/>
+      </w:pPr>
+      <w:r>
+        <w:t>Explain which evidence supports your conclusion and which claim remains unproved.</w:t>
+      </w:r>
+    </w:p>
+    <w:p>
+      <w:r>
+        <w:t>________________________________________________________________</w:t>
+      </w:r>
+    </w:p>
+    <w:p>
+      <w:r>
+        <w:t>________________________________________________________________</w:t>
+      </w:r>
+    </w:p>
+    <w:p>
+      <w:r>
+        <w:t>________________________________________________________________</w:t>
+      </w:r>
+    </w:p>
+    <w:p>
+      <w:r>
+        <w:t>________________________________________________________________</w:t>
+      </w:r>
+    </w:p>
+    <w:p>
+      <w:r>
+        <w:t>________________________________________________________________</w:t>
+      </w:r>
+    </w:p>
+    <w:p>
+      <w:pPr>
+        <w:pStyle w:val="Heading1"/>
+      </w:pPr>
+      <w:r>
+        <w:t>12. Reference · Check the research reasoning and its limits</w:t>
+      </w:r>
+    </w:p>
+    <w:p>
+      <w:r>
+        <w:t>Use after practice; reserve the selected independent case for its first attempt.</w:t>
+      </w:r>
+    </w:p>
+    <w:p>
+      <w:pPr>
+        <w:pStyle w:val="Heading2"/>
+      </w:pPr>
+      <w:r>
+        <w:t>Current explanation and response</w:t>
+      </w:r>
+    </w:p>
+    <w:p>
+      <w:pPr>
+        <w:pStyle w:val="ListBullet"/>
+      </w:pPr>
+      <w:r>
+        <w:t>Complete the supported workbook tasks before attempting W4 independently. Record any hints or help used. After feedback, use the teacher's fresh retry rather than copying the earlier answer. For a project, select a relevant new case, predict the outcome from the declared rule and preserve the result alongside any revision.</w:t>
+      </w:r>
+    </w:p>
+    <w:p>
+      <w:pPr>
+        <w:pStyle w:val="Heading3"/>
+      </w:pPr>
+      <w:r>
+        <w:t>Exit: propose one revealing change to the worked scenario. State the expected outcome and the evidence that would make you revise your explanation.</w:t>
+      </w:r>
+    </w:p>
+    <w:p>
+      <w:r>
+        <w:t>________________________________________________________________</w:t>
+      </w:r>
+    </w:p>
+    <w:p>
+      <w:r>
+        <w:t>________________________________________________________________</w:t>
+      </w:r>
+    </w:p>
+    <w:p>
+      <w:r>
+        <w:t>________________________________________________________________</w:t>
+      </w:r>
+    </w:p>
+    <w:p>
+      <w:r>
+        <w:t>________________________________________________________________</w:t>
+      </w:r>
+    </w:p>
+    <w:p>
+      <w:r>
+        <w:t>________________________________________________________________</w:t>
+      </w:r>
+    </w:p>
+    <w:p>
+      <w:pPr>
+        <w:pStyle w:val="ListBullet"/>
+      </w:pPr>
+      <w:r>
+        <w:t>For the worked scenario, propose one additional case that could reveal a failure, describe its expected outcome before running it, and explain what would need to remain fixed for a fair comparison. Do not reuse W4 as a new final test after receiving feedback.</w:t>
+      </w:r>
+    </w:p>
+    <w:p>
+      <w:pPr>
+        <w:pStyle w:val="Heading3"/>
+      </w:pPr>
+      <w:r>
         <w:t>My limited claim and a useful next check</w:t>
       </w:r>
     </w:p>
@@ -2659,12 +4185,20 @@
         <w:pStyle w:val="Heading1"/>
       </w:pPr>
       <w:r>
-        <w:t>13. Study a complete case</w:t>
-      </w:r>
-    </w:p>
-    <w:p>
-      <w:r>
-        <w:t>Revisit the complete Writing the methods section case for supported practice. Repeated examples do not become fresh assessments.</w:t>
+        <w:t>13. Extra practice · Revisit the complete trace</w:t>
+      </w:r>
+    </w:p>
+    <w:p>
+      <w:r>
+        <w:t>Predict before reading the supplied steps.</w:t>
+      </w:r>
+    </w:p>
+    <w:p>
+      <w:pPr>
+        <w:pStyle w:val="Heading2"/>
+      </w:pPr>
+      <w:r>
+        <w:t>Complete trace and evidence</w:t>
       </w:r>
     </w:p>
     <w:p>
@@ -2833,208 +4367,20 @@
         <w:pStyle w:val="Heading1"/>
       </w:pPr>
       <w:r>
-        <w:t>14. Try a new case independently</w:t>
-      </w:r>
-    </w:p>
-    <w:p>
-      <w:r>
-        <w:t>Attempt the reserved new case before feedback. Record support; the earlier examples below remain additional practice.</w:t>
-      </w:r>
-    </w:p>
-    <w:p>
-      <w:pPr>
-        <w:pStyle w:val="Heading3"/>
-      </w:pPr>
-      <w:r>
-        <w:t>Independent case: Apply a new case independently</w:t>
-      </w:r>
-    </w:p>
-    <w:p>
-      <w:pPr>
-        <w:spacing w:line="336" w:lineRule="auto" w:after="180"/>
-        <w:shd w:fill="F5F1FB"/>
-      </w:pPr>
-      <w:r>
-        <w:rPr>
-          <w:b w:val="0"/>
-        </w:rPr>
-        <w:t>Methods names a dataset and metric, but not whether near-duplicate sources cross the split. What detail matters?</w:t>
-      </w:r>
-    </w:p>
-    <w:p>
-      <w:pPr>
-        <w:pStyle w:val="Heading3"/>
-      </w:pPr>
-      <w:r>
-        <w:t>My independent explanation, trace and limits</w:t>
-      </w:r>
-    </w:p>
-    <w:p>
-      <w:r>
-        <w:t>________________________________________________________________</w:t>
-      </w:r>
-    </w:p>
-    <w:p>
-      <w:r>
-        <w:t>________________________________________________________________</w:t>
-      </w:r>
-    </w:p>
-    <w:p>
-      <w:r>
-        <w:t>________________________________________________________________</w:t>
-      </w:r>
-    </w:p>
-    <w:p>
-      <w:r>
-        <w:t>________________________________________________________________</w:t>
-      </w:r>
-    </w:p>
-    <w:p>
-      <w:r>
-        <w:t>________________________________________________________________</w:t>
-      </w:r>
-    </w:p>
-    <w:p>
-      <w:r>
-        <w:t>________________________________________________________________</w:t>
-      </w:r>
-    </w:p>
-    <w:p>
-      <w:r>
-        <w:t>________________________________________________________________</w:t>
-      </w:r>
-    </w:p>
-    <w:p>
-      <w:pPr>
-        <w:spacing w:line="336" w:lineRule="auto" w:after="180"/>
-      </w:pPr>
-      <w:r>
-        <w:rPr>
-          <w:b w:val="0"/>
-        </w:rPr>
-        <w:t>Attempt this case before feedback. Record any help. Earlier examples below are further practice; a case already practised with feedback cannot establish fresh transfer.</w:t>
-      </w:r>
-    </w:p>
-    <w:p>
-      <w:pPr>
-        <w:pStyle w:val="Heading3"/>
-      </w:pPr>
-      <w:r>
-        <w:t>Attempt this without hints</w:t>
-      </w:r>
-    </w:p>
-    <w:p>
-      <w:pPr>
-        <w:spacing w:line="336" w:lineRule="auto" w:after="180"/>
-        <w:shd w:fill="F5F1FB"/>
-      </w:pPr>
-      <w:r>
-        <w:rPr>
-          <w:b w:val="0"/>
-        </w:rPr>
-        <w:t>Methods names a dataset and metric, but not whether near-duplicate sources cross the split. What detail matters?</w:t>
-      </w:r>
-    </w:p>
-    <w:p>
-      <w:pPr>
-        <w:pStyle w:val="Heading3"/>
-      </w:pPr>
-      <w:r>
-        <w:t>My independent procedure, result and limitation</w:t>
-      </w:r>
-    </w:p>
-    <w:p>
-      <w:r>
-        <w:t>________________________________________________________________</w:t>
-      </w:r>
-    </w:p>
-    <w:p>
-      <w:r>
-        <w:t>________________________________________________________________</w:t>
-      </w:r>
-    </w:p>
-    <w:p>
-      <w:r>
-        <w:t>________________________________________________________________</w:t>
-      </w:r>
-    </w:p>
-    <w:p>
-      <w:r>
-        <w:t>________________________________________________________________</w:t>
-      </w:r>
-    </w:p>
-    <w:p>
-      <w:r>
-        <w:t>________________________________________________________________</w:t>
-      </w:r>
-    </w:p>
-    <w:p>
-      <w:r>
-        <w:t>________________________________________________________________</w:t>
-      </w:r>
-    </w:p>
-    <w:p>
-      <w:r>
-        <w:t>________________________________________________________________</w:t>
-      </w:r>
-    </w:p>
-    <w:p>
-      <w:r>
-        <w:t>________________________________________________________________</w:t>
-      </w:r>
-    </w:p>
-    <w:p>
-      <w:pPr>
-        <w:spacing w:line="336" w:lineRule="auto" w:after="180"/>
-      </w:pPr>
-      <w:r>
-        <w:rPr>
-          <w:b w:val="0"/>
-        </w:rPr>
-        <w:t>Record support used: none, hint or teacher explanation. After feedback, a different case is needed to demonstrate independence.</w:t>
-      </w:r>
-    </w:p>
-    <w:p>
-      <w:pPr>
-        <w:pStyle w:val="Heading3"/>
-      </w:pPr>
-      <w:r>
-        <w:t>Use feedback to improve</w:t>
-      </w:r>
-    </w:p>
-    <w:p>
-      <w:pPr>
-        <w:spacing w:line="336" w:lineRule="auto" w:after="180"/>
-      </w:pPr>
-      <w:r>
-        <w:rPr>
-          <w:b w:val="0"/>
-        </w:rPr>
-        <w:t>Attempt the independent case before hints. Record whether you worked alone, used a hint or followed a model. After feedback, fix the first unsupported step and explain why it changed.</w:t>
-      </w:r>
-    </w:p>
-    <w:p>
-      <w:pPr>
-        <w:spacing w:line="336" w:lineRule="auto" w:after="180"/>
-      </w:pPr>
-      <w:r>
-        <w:rPr>
-          <w:b w:val="0"/>
-        </w:rPr>
-        <w:t>A later check uses a changed case, not a copied answer.</w:t>
-      </w:r>
-    </w:p>
-    <w:p>
-      <w:pPr>
-        <w:pStyle w:val="Heading1"/>
-      </w:pPr>
-      <w:r>
-        <w:t>15. Your lesson route</w:t>
-      </w:r>
-    </w:p>
-    <w:p>
-      <w:r>
-        <w:t>Use this map to navigate Writing the methods section, connect the goals to tasks and keep one evidence record for each attempt.</w:t>
+        <w:t>15. Reference · The earlier route checklist</w:t>
+      </w:r>
+    </w:p>
+    <w:p>
+      <w:r>
+        <w:t>Use one main route rather than repeating the lesson.</w:t>
+      </w:r>
+    </w:p>
+    <w:p>
+      <w:pPr>
+        <w:pStyle w:val="Heading2"/>
+      </w:pPr>
+      <w:r>
+        <w:t>Targets,route and first prediction</w:t>
       </w:r>
     </w:p>
     <w:p>
@@ -3213,12 +4559,117 @@
         <w:pStyle w:val="Heading1"/>
       </w:pPr>
       <w:r>
-        <w:t>16. Finish and return</w:t>
-      </w:r>
-    </w:p>
-    <w:p>
-      <w:r>
-        <w:t>Explain Writing the methods section without notes, identify a remaining question and plan a later check with a changed case.</w:t>
+        <w:t>17. Extra practice · Predict,check and repair</w:t>
+      </w:r>
+    </w:p>
+    <w:p>
+      <w:r>
+        <w:t>Keep supported feedback separate from the independent case.</w:t>
+      </w:r>
+    </w:p>
+    <w:p>
+      <w:pPr>
+        <w:pStyle w:val="Heading2"/>
+      </w:pPr>
+      <w:r>
+        <w:t>First supported question and optional hint</w:t>
+      </w:r>
+    </w:p>
+    <w:p>
+      <w:pPr>
+        <w:pStyle w:val="ListBullet"/>
+      </w:pPr>
+      <w:r>
+        <w:t>Methods that another team can repeat. A paper describes a toy string-classification experiment using a stated length rule.</w:t>
+      </w:r>
+    </w:p>
+    <w:p>
+      <w:pPr>
+        <w:pStyle w:val="Heading3"/>
+      </w:pPr>
+      <w:r>
+        <w:t>Practice 1: explain the deciding evidence</w:t>
+      </w:r>
+    </w:p>
+    <w:p>
+      <w:pPr>
+        <w:pStyle w:val="ListBullet"/>
+      </w:pPr>
+      <w:r>
+        <w:t>Which labelled step matches this detail? Oak is short; pine and willow are long.</w:t>
+      </w:r>
+    </w:p>
+    <w:p>
+      <w:pPr>
+        <w:pStyle w:val="ListBullet"/>
+      </w:pPr>
+      <w:r>
+        <w:t>1. State procedure</w:t>
+      </w:r>
+    </w:p>
+    <w:p>
+      <w:pPr>
+        <w:pStyle w:val="ListBullet"/>
+      </w:pPr>
+      <w:r>
+        <w:t>2. Record exact inputs</w:t>
+      </w:r>
+    </w:p>
+    <w:p>
+      <w:pPr>
+        <w:pStyle w:val="ListBullet"/>
+      </w:pPr>
+      <w:r>
+        <w:t>3. Show resulting labels</w:t>
+      </w:r>
+    </w:p>
+    <w:p>
+      <w:pPr>
+        <w:pStyle w:val="Heading3"/>
+      </w:pPr>
+      <w:r>
+        <w:t>My selected conclusion, deciding fact and explanation</w:t>
+      </w:r>
+    </w:p>
+    <w:p>
+      <w:r>
+        <w:t>________________________________________________________________</w:t>
+      </w:r>
+    </w:p>
+    <w:p>
+      <w:r>
+        <w:t>________________________________________________________________</w:t>
+      </w:r>
+    </w:p>
+    <w:p>
+      <w:r>
+        <w:t>________________________________________________________________</w:t>
+      </w:r>
+    </w:p>
+    <w:p>
+      <w:r>
+        <w:t>________________________________________________________________</w:t>
+      </w:r>
+    </w:p>
+    <w:p>
+      <w:r>
+        <w:t>________________________________________________________________</w:t>
+      </w:r>
+    </w:p>
+    <w:p>
+      <w:pPr>
+        <w:pStyle w:val="ListBullet"/>
+      </w:pPr>
+      <w:r>
+        <w:t>Hint if needed: Read the steps in the pictorial case. Match the supplied detail to the stage that performs or records it.</w:t>
+      </w:r>
+    </w:p>
+    <w:p>
+      <w:pPr>
+        <w:pStyle w:val="Heading2"/>
+      </w:pPr>
+      <w:r>
+        <w:t>Check after the first attempt · reference / check after trying</w:t>
       </w:r>
     </w:p>
     <w:p>
@@ -3229,7 +4680,193 @@
         <w:rPr>
           <w:b w:val="0"/>
         </w:rPr>
-        <w:t xml:space="preserve">Close your notes. Explain this goal in your own words: Explain the </w:t>
+        <w:t xml:space="preserve">After your attempt, compare with the supported explanation: Show resulting labels Oak is short; pine and willow are long. A </w:t>
+      </w:r>
+      <w:r>
+        <w:rPr>
+          <w:b/>
+        </w:rPr>
+        <w:t>methods section</w:t>
+      </w:r>
+      <w:r>
+        <w:rPr>
+          <w:b w:val="0"/>
+        </w:rPr>
+        <w:t xml:space="preserve"> specifies </w:t>
+      </w:r>
+      <w:r>
+        <w:rPr>
+          <w:b/>
+        </w:rPr>
+        <w:t>input</w:t>
+      </w:r>
+      <w:r>
+        <w:rPr>
+          <w:b w:val="0"/>
+        </w:rPr>
+        <w:t xml:space="preserve">s, </w:t>
+      </w:r>
+      <w:r>
+        <w:rPr>
+          <w:b/>
+        </w:rPr>
+        <w:t>process</w:t>
+      </w:r>
+      <w:r>
+        <w:rPr>
+          <w:b w:val="0"/>
+        </w:rPr>
+        <w:t>ing, boundaries, versions and scoring.</w:t>
+      </w:r>
+    </w:p>
+    <w:p>
+      <w:pPr>
+        <w:spacing w:line="336" w:lineRule="auto" w:after="180"/>
+      </w:pPr>
+      <w:r>
+        <w:rPr>
+          <w:b w:val="0"/>
+        </w:rPr>
+        <w:t>Precise procedures allow a reader to repeat the computation instead of inferring it from the final labels.</w:t>
+      </w:r>
+    </w:p>
+    <w:p>
+      <w:pPr>
+        <w:pStyle w:val="Heading2"/>
+      </w:pPr>
+      <w:r>
+        <w:t>Changed-case question and optional hint</w:t>
+      </w:r>
+    </w:p>
+    <w:p>
+      <w:pPr>
+        <w:pStyle w:val="Heading3"/>
+      </w:pPr>
+      <w:r>
+        <w:t>Practice 2: explain the deciding evidence</w:t>
+      </w:r>
+    </w:p>
+    <w:p>
+      <w:pPr>
+        <w:pStyle w:val="ListBullet"/>
+      </w:pPr>
+      <w:r>
+        <w:t>Changed-case practice: Change the rule to length greater than 4. Which conclusion is supported by the supplied facts?</w:t>
+      </w:r>
+    </w:p>
+    <w:p>
+      <w:pPr>
+        <w:pStyle w:val="ListBullet"/>
+      </w:pPr>
+      <w:r>
+        <w:t>1. We can decide the result without examining the changed input or the procedure.</w:t>
+      </w:r>
+    </w:p>
+    <w:p>
+      <w:pPr>
+        <w:pStyle w:val="ListBullet"/>
+      </w:pPr>
+      <w:r>
+        <w:t>2. Pine becomes short; willow stays long and oak stays short.</w:t>
+      </w:r>
+    </w:p>
+    <w:p>
+      <w:pPr>
+        <w:pStyle w:val="ListBullet"/>
+      </w:pPr>
+      <w:r>
+        <w:t>3. This one example guarantees correct results for every future input.</w:t>
+      </w:r>
+    </w:p>
+    <w:p>
+      <w:pPr>
+        <w:pStyle w:val="Heading3"/>
+      </w:pPr>
+      <w:r>
+        <w:t>My selected conclusion, deciding fact and explanation</w:t>
+      </w:r>
+    </w:p>
+    <w:p>
+      <w:r>
+        <w:t>________________________________________________________________</w:t>
+      </w:r>
+    </w:p>
+    <w:p>
+      <w:r>
+        <w:t>________________________________________________________________</w:t>
+      </w:r>
+    </w:p>
+    <w:p>
+      <w:r>
+        <w:t>________________________________________________________________</w:t>
+      </w:r>
+    </w:p>
+    <w:p>
+      <w:r>
+        <w:t>________________________________________________________________</w:t>
+      </w:r>
+    </w:p>
+    <w:p>
+      <w:r>
+        <w:t>________________________________________________________________</w:t>
+      </w:r>
+    </w:p>
+    <w:p>
+      <w:pPr>
+        <w:pStyle w:val="ListBullet"/>
+      </w:pPr>
+      <w:r>
+        <w:t>Hint if needed: Use the changed condition and the deciding step in the pictorial trace. The answer must say what follows from those facts.</w:t>
+      </w:r>
+    </w:p>
+    <w:p>
+      <w:pPr>
+        <w:pStyle w:val="Heading2"/>
+      </w:pPr>
+      <w:r>
+        <w:t>Check after the changed attempt · reference / check after trying</w:t>
+      </w:r>
+    </w:p>
+    <w:p>
+      <w:pPr>
+        <w:spacing w:line="336" w:lineRule="auto" w:after="180"/>
+      </w:pPr>
+      <w:r>
+        <w:rPr>
+          <w:b w:val="0"/>
+        </w:rPr>
+        <w:t>After your attempt, compare with the supported explanation: Pine becomes short; willow stays long and oak stays short. The equality case distinguishes the two procedures.</w:t>
+      </w:r>
+    </w:p>
+    <w:p>
+      <w:pPr>
+        <w:pStyle w:val="Heading2"/>
+      </w:pPr>
+      <w:r>
+        <w:t>Repair and retain the record</w:t>
+      </w:r>
+    </w:p>
+    <w:p>
+      <w:pPr>
+        <w:spacing w:line="336" w:lineRule="auto" w:after="180"/>
+      </w:pPr>
+      <w:r>
+        <w:rPr>
+          <w:b w:val="0"/>
+        </w:rPr>
+        <w:t xml:space="preserve">Review Figures that preserve </w:t>
+      </w:r>
+      <w:r>
+        <w:rPr>
+          <w:b/>
+        </w:rPr>
+        <w:t>evidence</w:t>
+      </w:r>
+      <w:r>
+        <w:rPr>
+          <w:b w:val="0"/>
+        </w:rPr>
+        <w:t xml:space="preserve"> (ai-7/29). Goal: Explain the </w:t>
       </w:r>
       <w:r>
         <w:rPr>
@@ -3241,92 +4878,7 @@
         <w:rPr>
           <w:b w:val="0"/>
         </w:rPr>
-        <w:t xml:space="preserve"> and terminology of writing the </w:t>
-      </w:r>
-      <w:r>
-        <w:rPr>
-          <w:b/>
-        </w:rPr>
-        <w:t>methods section</w:t>
-      </w:r>
-    </w:p>
-    <w:p>
-      <w:pPr>
-        <w:pStyle w:val="Heading3"/>
-      </w:pPr>
-      <w:r>
-        <w:t>My deciding step, evidence and one remaining question</w:t>
-      </w:r>
-    </w:p>
-    <w:p>
-      <w:r>
-        <w:t>________________________________________________________________</w:t>
-      </w:r>
-    </w:p>
-    <w:p>
-      <w:r>
-        <w:t>________________________________________________________________</w:t>
-      </w:r>
-    </w:p>
-    <w:p>
-      <w:r>
-        <w:t>________________________________________________________________</w:t>
-      </w:r>
-    </w:p>
-    <w:p>
-      <w:r>
-        <w:t>________________________________________________________________</w:t>
-      </w:r>
-    </w:p>
-    <w:p>
-      <w:r>
-        <w:t>________________________________________________________________</w:t>
-      </w:r>
-    </w:p>
-    <w:p>
-      <w:pPr>
-        <w:spacing w:line="336" w:lineRule="auto" w:after="180"/>
-      </w:pPr>
-      <w:r>
-        <w:rPr>
-          <w:b w:val="0"/>
-        </w:rPr>
-        <w:t xml:space="preserve">If you are unsure, return to the worked picture and explain one arrow. If you are ready, change an </w:t>
-      </w:r>
-      <w:r>
-        <w:rPr>
-          <w:b/>
-        </w:rPr>
-        <w:t>input</w:t>
-      </w:r>
-      <w:r>
-        <w:rPr>
-          <w:b w:val="0"/>
-        </w:rPr>
-        <w:t xml:space="preserve"> or assumption and justify your </w:t>
-      </w:r>
-      <w:r>
-        <w:rPr>
-          <w:b/>
-        </w:rPr>
-        <w:t>prediction</w:t>
-      </w:r>
-      <w:r>
-        <w:rPr>
-          <w:b w:val="0"/>
-        </w:rPr>
-        <w:t>.</w:t>
-      </w:r>
-    </w:p>
-    <w:p>
-      <w:pPr>
-        <w:spacing w:line="336" w:lineRule="auto" w:after="180"/>
-      </w:pPr>
-      <w:r>
-        <w:rPr>
-          <w:b w:val="0"/>
-        </w:rPr>
-        <w:t xml:space="preserve">Save your workbook </w:t>
+        <w:t xml:space="preserve"> and terminology of figures that preserve </w:t>
       </w:r>
       <w:r>
         <w:rPr>
@@ -3338,20 +4890,140 @@
         <w:rPr>
           <w:b w:val="0"/>
         </w:rPr>
-        <w:t>. At the next review, try a different case before opening your old answer.</w:t>
-      </w:r>
-    </w:p>
-    <w:p>
-      <w:pPr>
-        <w:pStyle w:val="Heading1"/>
-      </w:pPr>
-      <w:r>
-        <w:t>17. Supported practice, repair and portfolio</w:t>
-      </w:r>
-    </w:p>
-    <w:p>
-      <w:r>
-        <w:t>Attempt supported questions before using hints or feedback. Review a missing building block, then keep the completed work.</w:t>
+        <w:t>. Short practice: Draw count bars for 6/10 and 8/10 using the stated axis.</w:t>
+      </w:r>
+    </w:p>
+    <w:p>
+      <w:pPr>
+        <w:spacing w:line="336" w:lineRule="auto" w:after="180"/>
+      </w:pPr>
+      <w:r>
+        <w:rPr>
+          <w:b w:val="0"/>
+        </w:rPr>
+        <w:t>Why must the denominator and fixed task context remain visible, and what distortion arises from an undisclosed axis start at five?. Return to this week and explain what you changed.</w:t>
+      </w:r>
+    </w:p>
+    <w:p>
+      <w:pPr>
+        <w:spacing w:line="336" w:lineRule="auto" w:after="180"/>
+      </w:pPr>
+      <w:r>
+        <w:rPr>
+          <w:b w:val="0"/>
+        </w:rPr>
+        <w:t xml:space="preserve">Review Robustness across conditions (ai-7/27). Goal: Explain the </w:t>
+      </w:r>
+      <w:r>
+        <w:rPr>
+          <w:b/>
+        </w:rPr>
+        <w:t>mechanism</w:t>
+      </w:r>
+      <w:r>
+        <w:rPr>
+          <w:b w:val="0"/>
+        </w:rPr>
+        <w:t xml:space="preserve"> and terminology of robustness across conditions. Short practice: Calculate indoor, outdoor and combined rates.</w:t>
+      </w:r>
+    </w:p>
+    <w:p>
+      <w:pPr>
+        <w:spacing w:line="336" w:lineRule="auto" w:after="180"/>
+      </w:pPr>
+      <w:r>
+        <w:rPr>
+          <w:b w:val="0"/>
+        </w:rPr>
+        <w:t>Which relevant weakness disappears from view when only the combined rate is reported?. Return to this week and explain what you changed.</w:t>
+      </w:r>
+    </w:p>
+    <w:p>
+      <w:pPr>
+        <w:spacing w:line="336" w:lineRule="auto" w:after="180"/>
+      </w:pPr>
+      <w:r>
+        <w:rPr>
+          <w:b w:val="0"/>
+        </w:rPr>
+        <w:t xml:space="preserve">Review Reproducible environment and records (ai-7/24). Goal: Explain the </w:t>
+      </w:r>
+      <w:r>
+        <w:rPr>
+          <w:b/>
+        </w:rPr>
+        <w:t>mechanism</w:t>
+      </w:r>
+      <w:r>
+        <w:rPr>
+          <w:b w:val="0"/>
+        </w:rPr>
+        <w:t xml:space="preserve"> and terminology of reproducible environment and records. Short practice: Trace the recorded mean for 2,4,6 and its changed result for 2,4,9.</w:t>
+      </w:r>
+    </w:p>
+    <w:p>
+      <w:pPr>
+        <w:spacing w:line="336" w:lineRule="auto" w:after="180"/>
+      </w:pPr>
+      <w:r>
+        <w:rPr>
+          <w:b w:val="0"/>
+        </w:rPr>
+        <w:t xml:space="preserve">Which artefacts must accompany the </w:t>
+      </w:r>
+      <w:r>
+        <w:rPr>
+          <w:b/>
+        </w:rPr>
+        <w:t>output</w:t>
+      </w:r>
+      <w:r>
+        <w:rPr>
+          <w:b w:val="0"/>
+        </w:rPr>
+        <w:t xml:space="preserve"> so another team can identify the exact run?. Return to this week and explain what you changed.</w:t>
+      </w:r>
+    </w:p>
+    <w:p>
+      <w:pPr>
+        <w:spacing w:line="336" w:lineRule="auto" w:after="180"/>
+      </w:pPr>
+      <w:r>
+        <w:rPr>
+          <w:b w:val="0"/>
+        </w:rPr>
+        <w:t xml:space="preserve">Use Download completed work in the hosted lesson to export your answers, reflections, practice feedback and code-run </w:t>
+      </w:r>
+      <w:r>
+        <w:rPr>
+          <w:b/>
+        </w:rPr>
+        <w:t>evidence</w:t>
+      </w:r>
+      <w:r>
+        <w:rPr>
+          <w:b w:val="0"/>
+        </w:rPr>
+        <w:t>. Open the HTML copy to read or print it.</w:t>
+      </w:r>
+    </w:p>
+    <w:p>
+      <w:pPr>
+        <w:spacing w:line="336" w:lineRule="auto" w:after="180"/>
+      </w:pPr>
+      <w:r>
+        <w:rPr>
+          <w:b w:val="0"/>
+        </w:rPr>
+        <w:t>Drafts stay in this browser when storage is available; clear drafts on a shared device.</w:t>
+      </w:r>
+    </w:p>
+    <w:p>
+      <w:pPr>
+        <w:pStyle w:val="Heading2"/>
+      </w:pPr>
+      <w:r>
+        <w:t>Earlier wording, alternatives and picture transcripts · reference / check after trying</w:t>
       </w:r>
     </w:p>
     <w:p>
@@ -3367,80 +5039,10 @@
     </w:p>
     <w:p>
       <w:pPr>
-        <w:spacing w:line="336" w:lineRule="auto" w:after="180"/>
-      </w:pPr>
-      <w:r>
-        <w:rPr>
-          <w:b w:val="0"/>
-        </w:rPr>
-        <w:t>Methods that another team can repeat. A paper describes a toy string-classification experiment using a stated length rule.</w:t>
-      </w:r>
-    </w:p>
-    <w:p>
-      <w:pPr>
         <w:pStyle w:val="Heading3"/>
       </w:pPr>
       <w:r>
-        <w:t>Practice 1: explain the deciding evidence</w:t>
-      </w:r>
-    </w:p>
-    <w:p>
-      <w:pPr>
-        <w:spacing w:line="336" w:lineRule="auto" w:after="180"/>
-      </w:pPr>
-      <w:r>
-        <w:rPr>
-          <w:b w:val="0"/>
-        </w:rPr>
-        <w:t>Which labelled step matches this detail? Oak is short; pine and willow are long.</w:t>
-      </w:r>
-    </w:p>
-    <w:p>
-      <w:pPr>
-        <w:spacing w:line="336" w:lineRule="auto" w:after="180"/>
-        <w:shd w:fill="F4F9FC"/>
-      </w:pPr>
-      <w:r>
-        <w:rPr>
-          <w:b w:val="0"/>
-        </w:rPr>
-        <w:t>1. State procedure</w:t>
-      </w:r>
-    </w:p>
-    <w:p>
-      <w:pPr>
-        <w:spacing w:line="336" w:lineRule="auto" w:after="180"/>
-        <w:shd w:fill="F4F9FC"/>
-      </w:pPr>
-      <w:r>
-        <w:rPr>
-          <w:b w:val="0"/>
-        </w:rPr>
-        <w:t xml:space="preserve">2. Record exact </w:t>
-      </w:r>
-      <w:r>
-        <w:rPr>
-          <w:b/>
-        </w:rPr>
-        <w:t>input</w:t>
-      </w:r>
-      <w:r>
-        <w:rPr>
-          <w:b w:val="0"/>
-        </w:rPr>
-        <w:t>s</w:t>
-      </w:r>
-    </w:p>
-    <w:p>
-      <w:pPr>
-        <w:spacing w:line="336" w:lineRule="auto" w:after="180"/>
-        <w:shd w:fill="F4F9FC"/>
-      </w:pPr>
-      <w:r>
-        <w:rPr>
-          <w:b w:val="0"/>
-        </w:rPr>
-        <w:t>3. Show resulting labels</w:t>
+        <w:t>Repair a missing building block</w:t>
       </w:r>
     </w:p>
     <w:p>
@@ -3448,487 +5050,25 @@
         <w:pStyle w:val="Heading3"/>
       </w:pPr>
       <w:r>
-        <w:t>My selected conclusion, deciding fact and explanation</w:t>
-      </w:r>
-    </w:p>
-    <w:p>
-      <w:r>
-        <w:t>________________________________________________________________</w:t>
-      </w:r>
-    </w:p>
-    <w:p>
-      <w:r>
-        <w:t>________________________________________________________________</w:t>
-      </w:r>
-    </w:p>
-    <w:p>
-      <w:r>
-        <w:t>________________________________________________________________</w:t>
-      </w:r>
-    </w:p>
-    <w:p>
-      <w:r>
-        <w:t>________________________________________________________________</w:t>
-      </w:r>
-    </w:p>
-    <w:p>
-      <w:r>
-        <w:t>________________________________________________________________</w:t>
-      </w:r>
-    </w:p>
-    <w:p>
-      <w:pPr>
-        <w:pStyle w:val="Heading3"/>
-      </w:pPr>
-      <w:r>
-        <w:t>Hint · try first</w:t>
-      </w:r>
-    </w:p>
-    <w:p>
-      <w:pPr>
-        <w:spacing w:line="336" w:lineRule="auto" w:after="180"/>
-        <w:shd w:fill="F1F6F8"/>
-      </w:pPr>
-      <w:r>
-        <w:rPr>
-          <w:b w:val="0"/>
-        </w:rPr>
-        <w:t>Hint if needed: Read the steps in the pictorial case. Match the supplied detail to the stage that performs or records it.</w:t>
-      </w:r>
-    </w:p>
-    <w:p>
-      <w:pPr>
-        <w:pStyle w:val="Heading3"/>
-      </w:pPr>
-      <w:r>
-        <w:t>Feedback · compare after trying</w:t>
-      </w:r>
-    </w:p>
-    <w:p>
-      <w:pPr>
-        <w:spacing w:line="336" w:lineRule="auto" w:after="180"/>
-        <w:shd w:fill="F1F6FC"/>
-      </w:pPr>
-      <w:r>
-        <w:rPr>
-          <w:b w:val="0"/>
-        </w:rPr>
-        <w:t xml:space="preserve">After your attempt, compare with the supported explanation: Show resulting labels Oak is short; pine and willow are long. A </w:t>
-      </w:r>
-      <w:r>
-        <w:rPr>
-          <w:b/>
-        </w:rPr>
-        <w:t>methods section</w:t>
-      </w:r>
-      <w:r>
-        <w:rPr>
-          <w:b w:val="0"/>
-        </w:rPr>
-        <w:t xml:space="preserve"> specifies </w:t>
-      </w:r>
-      <w:r>
-        <w:rPr>
-          <w:b/>
-        </w:rPr>
-        <w:t>input</w:t>
-      </w:r>
-      <w:r>
-        <w:rPr>
-          <w:b w:val="0"/>
-        </w:rPr>
-        <w:t xml:space="preserve">s, </w:t>
-      </w:r>
-      <w:r>
-        <w:rPr>
-          <w:b/>
-        </w:rPr>
-        <w:t>process</w:t>
-      </w:r>
-      <w:r>
-        <w:rPr>
-          <w:b w:val="0"/>
-        </w:rPr>
-        <w:t>ing, boundaries, versions and scoring.</w:t>
-      </w:r>
-    </w:p>
-    <w:p>
-      <w:pPr>
-        <w:spacing w:line="336" w:lineRule="auto" w:after="180"/>
-        <w:shd w:fill="F1F6FC"/>
-      </w:pPr>
-      <w:r>
-        <w:rPr>
-          <w:b w:val="0"/>
-        </w:rPr>
-        <w:t>Precise procedures allow a reader to repeat the computation instead of inferring it from the final labels.</w:t>
-      </w:r>
-    </w:p>
-    <w:p>
-      <w:pPr>
-        <w:pStyle w:val="Heading3"/>
-      </w:pPr>
-      <w:r>
-        <w:t>Practice 2: explain the deciding evidence</w:t>
-      </w:r>
-    </w:p>
-    <w:p>
-      <w:pPr>
-        <w:pStyle w:val="Heading3"/>
-      </w:pPr>
-      <w:r>
-        <w:t>Changed case · predict first</w:t>
-      </w:r>
-    </w:p>
-    <w:p>
-      <w:pPr>
-        <w:spacing w:line="336" w:lineRule="auto" w:after="180"/>
-        <w:shd w:fill="F5F1FB"/>
-      </w:pPr>
-      <w:r>
-        <w:rPr>
-          <w:b w:val="0"/>
-        </w:rPr>
-        <w:t>Changed-case practice: Change the rule to length greater than 4. Which conclusion is supported by the supplied facts?</w:t>
-      </w:r>
-    </w:p>
-    <w:p>
-      <w:pPr>
-        <w:spacing w:line="336" w:lineRule="auto" w:after="180"/>
-        <w:shd w:fill="F4F9FC"/>
-      </w:pPr>
-      <w:r>
-        <w:rPr>
-          <w:b w:val="0"/>
-        </w:rPr>
-        <w:t xml:space="preserve">1. We can decide the result without examining the changed </w:t>
-      </w:r>
-      <w:r>
-        <w:rPr>
-          <w:b/>
-        </w:rPr>
-        <w:t>input</w:t>
-      </w:r>
-      <w:r>
-        <w:rPr>
-          <w:b w:val="0"/>
-        </w:rPr>
-        <w:t xml:space="preserve"> or the procedure.</w:t>
-      </w:r>
-    </w:p>
-    <w:p>
-      <w:pPr>
-        <w:spacing w:line="336" w:lineRule="auto" w:after="180"/>
-        <w:shd w:fill="F4F9FC"/>
-      </w:pPr>
-      <w:r>
-        <w:rPr>
-          <w:b w:val="0"/>
-        </w:rPr>
-        <w:t>2. Pine becomes short; willow stays long and oak stays short.</w:t>
-      </w:r>
-    </w:p>
-    <w:p>
-      <w:pPr>
-        <w:spacing w:line="336" w:lineRule="auto" w:after="180"/>
-        <w:shd w:fill="F4F9FC"/>
-      </w:pPr>
-      <w:r>
-        <w:rPr>
-          <w:b w:val="0"/>
-        </w:rPr>
-        <w:t xml:space="preserve">3. This one example guarantees correct results for every future </w:t>
-      </w:r>
-      <w:r>
-        <w:rPr>
-          <w:b/>
-        </w:rPr>
-        <w:t>input</w:t>
-      </w:r>
-      <w:r>
-        <w:rPr>
-          <w:b w:val="0"/>
-        </w:rPr>
-        <w:t>.</w:t>
-      </w:r>
-    </w:p>
-    <w:p>
-      <w:pPr>
-        <w:pStyle w:val="Heading3"/>
-      </w:pPr>
-      <w:r>
-        <w:t>My selected conclusion, deciding fact and explanation</w:t>
-      </w:r>
-    </w:p>
-    <w:p>
-      <w:r>
-        <w:t>________________________________________________________________</w:t>
-      </w:r>
-    </w:p>
-    <w:p>
-      <w:r>
-        <w:t>________________________________________________________________</w:t>
-      </w:r>
-    </w:p>
-    <w:p>
-      <w:r>
-        <w:t>________________________________________________________________</w:t>
-      </w:r>
-    </w:p>
-    <w:p>
-      <w:r>
-        <w:t>________________________________________________________________</w:t>
-      </w:r>
-    </w:p>
-    <w:p>
-      <w:r>
-        <w:t>________________________________________________________________</w:t>
-      </w:r>
-    </w:p>
-    <w:p>
-      <w:pPr>
-        <w:pStyle w:val="Heading3"/>
-      </w:pPr>
-      <w:r>
-        <w:t>Hint · try first</w:t>
-      </w:r>
-    </w:p>
-    <w:p>
-      <w:pPr>
-        <w:spacing w:line="336" w:lineRule="auto" w:after="180"/>
-        <w:shd w:fill="F1F6F8"/>
-      </w:pPr>
-      <w:r>
-        <w:rPr>
-          <w:b w:val="0"/>
-        </w:rPr>
-        <w:t>Hint if needed: Use the changed condition and the deciding step in the pictorial trace. The answer must say what follows from those facts.</w:t>
-      </w:r>
-    </w:p>
-    <w:p>
-      <w:pPr>
-        <w:pStyle w:val="Heading3"/>
-      </w:pPr>
-      <w:r>
-        <w:t>Feedback · compare after trying</w:t>
-      </w:r>
-    </w:p>
-    <w:p>
-      <w:pPr>
-        <w:spacing w:line="336" w:lineRule="auto" w:after="180"/>
-        <w:shd w:fill="F1F6FC"/>
-      </w:pPr>
-      <w:r>
-        <w:rPr>
-          <w:b w:val="0"/>
-        </w:rPr>
-        <w:t>After your attempt, compare with the supported explanation: Pine becomes short; willow stays long and oak stays short. The equality case distinguishes the two procedures.</w:t>
-      </w:r>
-    </w:p>
-    <w:p>
-      <w:pPr>
-        <w:pStyle w:val="Heading3"/>
-      </w:pPr>
-      <w:r>
-        <w:t>Repair a missing building block</w:t>
-      </w:r>
-    </w:p>
-    <w:p>
-      <w:pPr>
-        <w:spacing w:line="336" w:lineRule="auto" w:after="180"/>
-      </w:pPr>
-      <w:r>
-        <w:rPr>
-          <w:b w:val="0"/>
-        </w:rPr>
-        <w:t xml:space="preserve">Review Figures that preserve </w:t>
-      </w:r>
-      <w:r>
-        <w:rPr>
-          <w:b/>
-        </w:rPr>
-        <w:t>evidence</w:t>
-      </w:r>
-      <w:r>
-        <w:rPr>
-          <w:b w:val="0"/>
-        </w:rPr>
-        <w:t xml:space="preserve"> (ai-7/29). Goal: Explain the </w:t>
-      </w:r>
-      <w:r>
-        <w:rPr>
-          <w:b/>
-        </w:rPr>
-        <w:t>mechanism</w:t>
-      </w:r>
-      <w:r>
-        <w:rPr>
-          <w:b w:val="0"/>
-        </w:rPr>
-        <w:t xml:space="preserve"> and terminology of figures that preserve </w:t>
-      </w:r>
-      <w:r>
-        <w:rPr>
-          <w:b/>
-        </w:rPr>
-        <w:t>evidence</w:t>
-      </w:r>
-      <w:r>
-        <w:rPr>
-          <w:b w:val="0"/>
-        </w:rPr>
-        <w:t>. Short practice: Draw count bars for 6/10 and 8/10 using the stated axis.</w:t>
-      </w:r>
-    </w:p>
-    <w:p>
-      <w:pPr>
-        <w:spacing w:line="336" w:lineRule="auto" w:after="180"/>
-      </w:pPr>
-      <w:r>
-        <w:rPr>
-          <w:b w:val="0"/>
-        </w:rPr>
-        <w:t>Why must the denominator and fixed task context remain visible, and what distortion arises from an undisclosed axis start at five?. Return to this week and explain what you changed.</w:t>
-      </w:r>
-    </w:p>
-    <w:p>
-      <w:pPr>
-        <w:spacing w:line="336" w:lineRule="auto" w:after="180"/>
-      </w:pPr>
-      <w:r>
-        <w:rPr>
-          <w:b w:val="0"/>
-        </w:rPr>
-        <w:t xml:space="preserve">Review Robustness across conditions (ai-7/27). Goal: Explain the </w:t>
-      </w:r>
-      <w:r>
-        <w:rPr>
-          <w:b/>
-        </w:rPr>
-        <w:t>mechanism</w:t>
-      </w:r>
-      <w:r>
-        <w:rPr>
-          <w:b w:val="0"/>
-        </w:rPr>
-        <w:t xml:space="preserve"> and terminology of robustness across conditions. Short practice: Calculate indoor, outdoor and combined rates.</w:t>
-      </w:r>
-    </w:p>
-    <w:p>
-      <w:pPr>
-        <w:spacing w:line="336" w:lineRule="auto" w:after="180"/>
-      </w:pPr>
-      <w:r>
-        <w:rPr>
-          <w:b w:val="0"/>
-        </w:rPr>
-        <w:t>Which relevant weakness disappears from view when only the combined rate is reported?. Return to this week and explain what you changed.</w:t>
-      </w:r>
-    </w:p>
-    <w:p>
-      <w:pPr>
-        <w:spacing w:line="336" w:lineRule="auto" w:after="180"/>
-      </w:pPr>
-      <w:r>
-        <w:rPr>
-          <w:b w:val="0"/>
-        </w:rPr>
-        <w:t xml:space="preserve">Review Reproducible environment and records (ai-7/24). Goal: Explain the </w:t>
-      </w:r>
-      <w:r>
-        <w:rPr>
-          <w:b/>
-        </w:rPr>
-        <w:t>mechanism</w:t>
-      </w:r>
-      <w:r>
-        <w:rPr>
-          <w:b w:val="0"/>
-        </w:rPr>
-        <w:t xml:space="preserve"> and terminology of reproducible environment and records. Short practice: Trace the recorded mean for 2,4,6 and its changed result for 2,4,9.</w:t>
-      </w:r>
-    </w:p>
-    <w:p>
-      <w:pPr>
-        <w:spacing w:line="336" w:lineRule="auto" w:after="180"/>
-      </w:pPr>
-      <w:r>
-        <w:rPr>
-          <w:b w:val="0"/>
-        </w:rPr>
-        <w:t xml:space="preserve">Which artefacts must accompany the </w:t>
-      </w:r>
-      <w:r>
-        <w:rPr>
-          <w:b/>
-        </w:rPr>
-        <w:t>output</w:t>
-      </w:r>
-      <w:r>
-        <w:rPr>
-          <w:b w:val="0"/>
-        </w:rPr>
-        <w:t xml:space="preserve"> so another team can identify the exact run?. Return to this week and explain what you changed.</w:t>
-      </w:r>
-    </w:p>
-    <w:p>
-      <w:pPr>
-        <w:pStyle w:val="Heading3"/>
-      </w:pPr>
-      <w:r>
         <w:t>Keep your completed work</w:t>
       </w:r>
     </w:p>
     <w:p>
       <w:pPr>
-        <w:spacing w:line="336" w:lineRule="auto" w:after="180"/>
-      </w:pPr>
-      <w:r>
-        <w:rPr>
-          <w:b w:val="0"/>
-        </w:rPr>
-        <w:t xml:space="preserve">Use Download completed work in the hosted lesson to export your answers, reflections, practice feedback and code-run </w:t>
-      </w:r>
-      <w:r>
-        <w:rPr>
-          <w:b/>
-        </w:rPr>
-        <w:t>evidence</w:t>
-      </w:r>
-      <w:r>
-        <w:rPr>
-          <w:b w:val="0"/>
-        </w:rPr>
-        <w:t>. Open the HTML copy to read or print it.</w:t>
-      </w:r>
-    </w:p>
-    <w:p>
-      <w:pPr>
-        <w:spacing w:line="336" w:lineRule="auto" w:after="180"/>
-      </w:pPr>
-      <w:r>
-        <w:rPr>
-          <w:b w:val="0"/>
-        </w:rPr>
-        <w:t>Drafts stay in this browser when storage is available; clear drafts on a shared device.</w:t>
-      </w:r>
-    </w:p>
-    <w:p>
-      <w:pPr>
         <w:pStyle w:val="Heading1"/>
       </w:pPr>
       <w:r>
-        <w:t>18. Visual concept journey</w:t>
-      </w:r>
-    </w:p>
-    <w:p>
-      <w:r>
-        <w:t>Explain each Writing the methods section graphic using its labels, deciding evidence and relevant limitation.</w:t>
-      </w:r>
-    </w:p>
-    <w:p>
-      <w:pPr>
-        <w:pStyle w:val="Heading3"/>
+        <w:t>18. Reference · Six-picture concept journey</w:t>
+      </w:r>
+    </w:p>
+    <w:p>
+      <w:r>
+        <w:t>Choose the picture that supports the current explanation.</w:t>
+      </w:r>
+    </w:p>
+    <w:p>
+      <w:pPr>
+        <w:pStyle w:val="Heading2"/>
       </w:pPr>
       <w:r>
         <w:t>01. Writing the methods section: the case</w:t>
@@ -3939,7 +5079,7 @@
         <w:drawing>
           <wp:inline xmlns:a="http://schemas.openxmlformats.org/drawingml/2006/main" xmlns:pic="http://schemas.openxmlformats.org/drawingml/2006/picture">
             <wp:extent cx="5486400" cy="2834640"/>
-            <wp:docPr id="2" name="Picture 2" descr="Methods that another team can repeat. A paper describes a toy string-classification experiment using a stated length rule. Supplied facts: Inputs: &quot;oak&quot;, &quot;pine&quot;, &quot;willow&quot;. Rule: length at least 4→long, otherwise short. No whitespace trimming occurs."/>
+            <wp:docPr id="5" name="Picture 5" descr="Methods that another team can repeat. A paper describes a toy string-classification experiment using a stated length rule. Supplied facts: Inputs: &quot;oak&quot;, &quot;pine&quot;, &quot;willow&quot;. Rule: length at least 4→long, otherwise short. No whitespace trimming occurs."/>
             <wp:cNvGraphicFramePr>
               <a:graphicFrameLocks noChangeAspect="1"/>
             </wp:cNvGraphicFramePr>
@@ -3951,7 +5091,7 @@
                     <pic:cNvPicPr/>
                   </pic:nvPicPr>
                   <pic:blipFill>
-                    <a:blip r:embed="rId10"/>
+                    <a:blip r:embed="rId13"/>
                     <a:stretch>
                       <a:fillRect/>
                     </a:stretch>
@@ -4007,7 +5147,6 @@
     <w:p>
       <w:pPr>
         <w:spacing w:line="336" w:lineRule="auto" w:after="180"/>
-        <w:shd w:fill="F5F1FB"/>
       </w:pPr>
       <w:r>
         <w:rPr>
@@ -4018,7 +5157,7 @@
     </w:p>
     <w:p>
       <w:pPr>
-        <w:pStyle w:val="Heading3"/>
+        <w:pStyle w:val="Heading2"/>
       </w:pPr>
       <w:r>
         <w:t>02. Follow the deciding steps</w:t>
@@ -4029,7 +5168,7 @@
         <w:drawing>
           <wp:inline xmlns:a="http://schemas.openxmlformats.org/drawingml/2006/main" xmlns:pic="http://schemas.openxmlformats.org/drawingml/2006/picture">
             <wp:extent cx="5486400" cy="3182112"/>
-            <wp:docPr id="3" name="Picture 3" descr="Record exact inputs: Preserve the three strings and no-trimming policy. → State procedure: Apply the inclusive length boundary at four characters. → Show resulting labels: Oak is short; pine and willow are long."/>
+            <wp:docPr id="6" name="Picture 6" descr="Record exact inputs: Preserve the three strings and no-trimming policy. → State procedure: Apply the inclusive length boundary at four characters. → Show resulting labels: Oak is short; pine and willow are long."/>
             <wp:cNvGraphicFramePr>
               <a:graphicFrameLocks noChangeAspect="1"/>
             </wp:cNvGraphicFramePr>
@@ -4041,7 +5180,7 @@
                     <pic:cNvPicPr/>
                   </pic:nvPicPr>
                   <pic:blipFill>
-                    <a:blip r:embed="rId11"/>
+                    <a:blip r:embed="rId10"/>
                     <a:stretch>
                       <a:fillRect/>
                     </a:stretch>
@@ -4086,7 +5225,6 @@
     <w:p>
       <w:pPr>
         <w:spacing w:line="336" w:lineRule="auto" w:after="180"/>
-        <w:shd w:fill="F5F1FB"/>
       </w:pPr>
       <w:r>
         <w:rPr>
@@ -4109,7 +5247,7 @@
     </w:p>
     <w:p>
       <w:pPr>
-        <w:pStyle w:val="Heading3"/>
+        <w:pStyle w:val="Heading2"/>
       </w:pPr>
       <w:r>
         <w:t>03. Writing the methods section — evidence trace</w:t>
@@ -4120,7 +5258,7 @@
         <w:drawing>
           <wp:inline xmlns:a="http://schemas.openxmlformats.org/drawingml/2006/main" xmlns:pic="http://schemas.openxmlformats.org/drawingml/2006/picture">
             <wp:extent cx="5486400" cy="3145536"/>
-            <wp:docPr id="4" name="Picture 4" descr="Writing the methods section — evidence trace. Methods says used AI on data and got good scores; code and split are absent. | Report question, units, sampling, permissions, data roles, baseline, procedure, metrics, uncertainty assumptions, missing/exclusion handling and versions. Distinguish prespecified and later changes. | It omits model/procedure version, data identity, units/splits, baseline, metric and scoring. Reproduction and validity cannot be assessed from the description."/>
+            <wp:docPr id="7" name="Picture 7" descr="Writing the methods section — evidence trace. Methods says used AI on data and got good scores; code and split are absent. | Report question, units, sampling, permissions, data roles, baseline, procedure, metrics, uncertainty assumptions, missing/exclusion handling and versions. Distinguish prespecified and later changes. | It omits model/procedure version, data identity, units/splits, baseline, metric and scoring. Reproduction and validity cannot be assessed from the description."/>
             <wp:cNvGraphicFramePr>
               <a:graphicFrameLocks noChangeAspect="1"/>
             </wp:cNvGraphicFramePr>
@@ -4132,7 +5270,7 @@
                     <pic:cNvPicPr/>
                   </pic:nvPicPr>
                   <pic:blipFill>
-                    <a:blip r:embed="rId12"/>
+                    <a:blip r:embed="rId14"/>
                     <a:stretch>
                       <a:fillRect/>
                     </a:stretch>
@@ -4211,7 +5349,6 @@
     <w:p>
       <w:pPr>
         <w:spacing w:line="336" w:lineRule="auto" w:after="180"/>
-        <w:shd w:fill="F5F1FB"/>
       </w:pPr>
       <w:r>
         <w:rPr>
@@ -4222,7 +5359,7 @@
     </w:p>
     <w:p>
       <w:pPr>
-        <w:pStyle w:val="Heading3"/>
+        <w:pStyle w:val="Heading2"/>
       </w:pPr>
       <w:r>
         <w:t>04. Change one thing. Trace what follows.</w:t>
@@ -4233,7 +5370,7 @@
         <w:drawing>
           <wp:inline xmlns:a="http://schemas.openxmlformats.org/drawingml/2006/main" xmlns:pic="http://schemas.openxmlformats.org/drawingml/2006/picture">
             <wp:extent cx="5486400" cy="3026664"/>
-            <wp:docPr id="5" name="Picture 5" descr="Original case: Oak is short; pine and willow are long. Changed condition: Change the rule to length greater than 4. Expected result: Pine becomes short; willow stays long and oak stays short. Reason: The equality case distinguishes the two procedures."/>
+            <wp:docPr id="8" name="Picture 8" descr="Original case: Oak is short; pine and willow are long. Changed condition: Change the rule to length greater than 4. Expected result: Pine becomes short; willow stays long and oak stays short. Reason: The equality case distinguishes the two procedures."/>
             <wp:cNvGraphicFramePr>
               <a:graphicFrameLocks noChangeAspect="1"/>
             </wp:cNvGraphicFramePr>
@@ -4245,7 +5382,7 @@
                     <pic:cNvPicPr/>
                   </pic:nvPicPr>
                   <pic:blipFill>
-                    <a:blip r:embed="rId13"/>
+                    <a:blip r:embed="rId11"/>
                     <a:stretch>
                       <a:fillRect/>
                     </a:stretch>
@@ -4289,7 +5426,6 @@
     <w:p>
       <w:pPr>
         <w:spacing w:line="336" w:lineRule="auto" w:after="180"/>
-        <w:shd w:fill="F5F1FB"/>
       </w:pPr>
       <w:r>
         <w:rPr>
@@ -4300,7 +5436,7 @@
     </w:p>
     <w:p>
       <w:pPr>
-        <w:pStyle w:val="Heading3"/>
+        <w:pStyle w:val="Heading2"/>
       </w:pPr>
       <w:r>
         <w:t>05. Connect the explanation to its limit</w:t>
@@ -4311,7 +5447,7 @@
         <w:drawing>
           <wp:inline xmlns:a="http://schemas.openxmlformats.org/drawingml/2006/main" xmlns:pic="http://schemas.openxmlformats.org/drawingml/2006/picture">
             <wp:extent cx="5486400" cy="2834640"/>
-            <wp:docPr id="6" name="Picture 6" descr="A methods section specifies inputs, processing, boundaries, versions and scoring. Precise procedures allow a reader to repeat the computation instead of inferring it from the final labels. Limit: Repeating this deterministic toy rule does not validate a learned model or establish ecological categories."/>
+            <wp:docPr id="9" name="Picture 9" descr="A methods section specifies inputs, processing, boundaries, versions and scoring. Precise procedures allow a reader to repeat the computation instead of inferring it from the final labels. Limit: Repeating this deterministic toy rule does not validate a learned model or establish ecological categories."/>
             <wp:cNvGraphicFramePr>
               <a:graphicFrameLocks noChangeAspect="1"/>
             </wp:cNvGraphicFramePr>
@@ -4323,7 +5459,7 @@
                     <pic:cNvPicPr/>
                   </pic:nvPicPr>
                   <pic:blipFill>
-                    <a:blip r:embed="rId14"/>
+                    <a:blip r:embed="rId15"/>
                     <a:stretch>
                       <a:fillRect/>
                     </a:stretch>
@@ -4415,7 +5551,6 @@
     <w:p>
       <w:pPr>
         <w:spacing w:line="336" w:lineRule="auto" w:after="180"/>
-        <w:shd w:fill="F5F1FB"/>
       </w:pPr>
       <w:r>
         <w:rPr>
@@ -4426,7 +5561,7 @@
     </w:p>
     <w:p>
       <w:pPr>
-        <w:pStyle w:val="Heading3"/>
+        <w:pStyle w:val="Heading2"/>
       </w:pPr>
       <w:r>
         <w:t>06. Make the idea visible in your project</w:t>
@@ -4437,7 +5572,7 @@
         <w:drawing>
           <wp:inline xmlns:a="http://schemas.openxmlformats.org/drawingml/2006/main" xmlns:pic="http://schemas.openxmlformats.org/drawingml/2006/picture">
             <wp:extent cx="5486400" cy="3681984"/>
-            <wp:docPr id="7" name="Picture 7" descr="For the Reproducible AI Research Study, retain an annotated worked trace and the changed-case reasoning. Connect the claim to its records, units and assumptions so another investigator can challenge or reproduce it. Draw your input, deciding step, result and limit. Supported question: Apply the inclusive four-character rule to oak, pine and willow. Which label changes under greater-than-four, and what method detail allows another team to reproduce the distinction?"/>
+            <wp:docPr id="10" name="Picture 10" descr="For the Reproducible AI Research Study, retain an annotated worked trace and the changed-case reasoning. Connect the claim to its records, units and assumptions so another investigator can challenge or reproduce it. Draw your input, deciding step, result and limit. Supported question: Apply the inclusive four-character rule to oak, pine and willow. Which label changes under greater-than-four, and what method detail allows another team to reproduce the distinction?"/>
             <wp:cNvGraphicFramePr>
               <a:graphicFrameLocks noChangeAspect="1"/>
             </wp:cNvGraphicFramePr>
@@ -4449,7 +5584,7 @@
                     <pic:cNvPicPr/>
                   </pic:nvPicPr>
                   <pic:blipFill>
-                    <a:blip r:embed="rId15"/>
+                    <a:blip r:embed="rId16"/>
                     <a:stretch>
                       <a:fillRect/>
                     </a:stretch>
@@ -4516,7 +5651,6 @@
     <w:p>
       <w:pPr>
         <w:spacing w:line="336" w:lineRule="auto" w:after="180"/>
-        <w:shd w:fill="F5F1FB"/>
       </w:pPr>
       <w:r>
         <w:rPr>
@@ -4535,6 +5669,62 @@
           <w:b w:val="0"/>
         </w:rPr>
         <w:t>.</w:t>
+      </w:r>
+    </w:p>
+    <w:p>
+      <w:pPr>
+        <w:pStyle w:val="Heading2"/>
+      </w:pPr>
+      <w:r>
+        <w:t>Earlier wording, alternatives and picture transcripts · reference / check after trying</w:t>
+      </w:r>
+    </w:p>
+    <w:p>
+      <w:pPr>
+        <w:pStyle w:val="Heading3"/>
+      </w:pPr>
+      <w:r>
+        <w:t>01. Writing the methods section: the case</w:t>
+      </w:r>
+    </w:p>
+    <w:p>
+      <w:pPr>
+        <w:pStyle w:val="Heading3"/>
+      </w:pPr>
+      <w:r>
+        <w:t>02. Follow the deciding steps</w:t>
+      </w:r>
+    </w:p>
+    <w:p>
+      <w:pPr>
+        <w:pStyle w:val="Heading3"/>
+      </w:pPr>
+      <w:r>
+        <w:t>03. Writing the methods section — evidence trace</w:t>
+      </w:r>
+    </w:p>
+    <w:p>
+      <w:pPr>
+        <w:pStyle w:val="Heading3"/>
+      </w:pPr>
+      <w:r>
+        <w:t>04. Change one thing. Trace what follows.</w:t>
+      </w:r>
+    </w:p>
+    <w:p>
+      <w:pPr>
+        <w:pStyle w:val="Heading3"/>
+      </w:pPr>
+      <w:r>
+        <w:t>05. Connect the explanation to its limit</w:t>
+      </w:r>
+    </w:p>
+    <w:p>
+      <w:pPr>
+        <w:pStyle w:val="Heading3"/>
+      </w:pPr>
+      <w:r>
+        <w:t>06. Make the idea visible in your project</w:t>
       </w:r>
     </w:p>
     <w:sectPr>
